--- a/docs/paper_drafts/content_agnostic_eye_movement_screening_draft.docx
+++ b/docs/paper_drafts/content_agnostic_eye_movement_screening_draft.docx
@@ -8,7 +8,7 @@
         <w:jc w:val="center"/>
       </w:pPr>
       <w:r>
-        <w:t>基于内容解耦眼动特征的精神疾病初步筛查模型研究</w:t>
+        <w:t>基于内容解耦眼动表征的精神疾病初步筛查模型研究</w:t>
       </w:r>
     </w:p>
     <w:p>
@@ -21,12 +21,7 @@
           <w:color w:val="666666"/>
           <w:sz w:val="20"/>
         </w:rPr>
-        <w:t>EMS 数据集固定划分实验与双流模型工作草稿 | 2026-05-20</w:t>
-      </w:r>
-    </w:p>
-    <w:p>
-      <w:r>
-        <w:t>本文档是当前项目的论文雏形，记录截至目前已经完成的数据处理、模型设计、固定划分实验、双流融合实验和阶段性结论。后续接入跨数据集预训练和自采数据微调后，可在此基础上继续扩展为完整论文。</w:t>
+        <w:t>EMS 下游验证、公共数据自监督预训练与工程化阶段总结 | 2026-05-23</w:t>
       </w:r>
     </w:p>
     <w:p>
@@ -39,7 +34,7 @@
     </w:p>
     <w:p>
       <w:r>
-        <w:t>精神疾病筛查通常依赖量表、临床访谈和专门范式，客观、低负担、可迁移的初筛工具仍然不足。本研究围绕内容解耦的眼动行为建模展开，目标是构建一种不依赖具体图片或视频语义、可适配不同采集设备和观看范式的初步筛查模型。研究首先基于 EMS 数据集完成统一预处理、fixation/saccade 事件建模、窗口级宏观行为特征提取和事件级动态序列构建；随后在 subject-level 60/20/20 固定划分下比较传统机器学习、Macro-Behavior Stream、Event-Temporal Stream、双流 concat 融合和双流 gated 融合。当前结果显示，Dual concat 获得最高 AUC 0.898，Macro only 获得 AUC 0.891，HistGradientBoosting 获得最高 balanced accuracy 0.844。门控融合在小样本条件下出现向 Macro 单流塌缩，test macro gate 平均值为 0.963，因而不作为最终主模型。本阶段结果支持采用 Macro-Behavior 主干和 Event-Temporal 辅助流的内容解耦双流建模路线，后续将接入更多公开眼动数据集进行跨数据集预训练和泛化验证。</w:t>
+        <w:t>本研究面向精神疾病风险的低负担初步筛查，构建一种不依赖图片、视频语义或任务内容的眼动行为建模流程。当前工程已完成 EMS 下游 SZ/HC 基准、HBN 与 GazeBase 公共眼动数据适配、统一 fixation-event schema、13 维 no-position encoder-ready 表征，以及 masked event modeling (MEM) 自监督预训练。五个 EMS stratified subject split 的结果显示，EMS-only MEM 预训练后进行监督 fine-tuning，相比从零训练 encoder，将平均 test AUC 从 0.784 提升到 0.832，将平均 balanced accuracy 从 0.700 提升到 0.763。HBN 已完成 pipeline 接入，但在当前固定 split 上未超过 EMS-only MEM；GazeBase+EMS 在单 split 上提供更高 specificity 的保守操作点。当前结果支持内容解耦眼动表征路线，但仍属于小样本初步证据，后续需要完成 Saliency4ASD/CRCNS 数据源筛选并进行受控消融。</w:t>
       </w:r>
     </w:p>
     <w:p>
@@ -47,12 +42,12 @@
         <w:pStyle w:val="Heading1"/>
       </w:pPr>
       <w:r>
-        <w:t>1. 研究目标与核心假设</w:t>
+        <w:t>1. 研究目标与边界</w:t>
       </w:r>
     </w:p>
     <w:p>
       <w:r>
-        <w:t>本项目的核心目标不是建立只适用于 EMS 数据集或某一套图片刺激的分类器，而是建立一套面向医院初步筛查场景的内容解耦眼动模型。该模型应尽量只依赖跨设备、跨范式可获得的公共眼动信息，例如 gaze 坐标、timestamp、validity、采样率、屏幕参数和观看距离。图片编号、视频内容、AOI 语义、任务答案和瞳孔直径不作为核心输入。</w:t>
+        <w:t>本项目的目标不是训练一个只适用于 EMS 图片范式的分类器，而是建立一套可迁移的眼动表征学习流程。模型输入限制在跨设备、跨范式可获得的公共眼动信息，例如 fixation 坐标、duration、transition/saccade 特征、局部事件顺序和 missingness 标记。图片编号、视频内容、AOI 语义、任务答案和疾病无关标签不作为核心 encoder 输入。</w:t>
       </w:r>
     </w:p>
     <w:p>
@@ -61,7 +56,7 @@
         <w:spacing w:after="60"/>
       </w:pPr>
       <w:r>
-        <w:t>临床目标：用于青少年或一般人群的初步风险筛查，而不是替代临床诊断。</w:t>
+        <w:t>临床定位：初步筛查和风险排序，不替代临床诊断。</w:t>
       </w:r>
     </w:p>
     <w:p>
@@ -70,7 +65,7 @@
         <w:spacing w:after="60"/>
       </w:pPr>
       <w:r>
-        <w:t>工程目标：支持后续接入不同硬件、不同采样率和不同观看范式的数据。</w:t>
+        <w:t>监督边界：EMS 的 SZ/HC 标签是当前下游基准；ASD、HBN 表型或其他疾病标签不能合并成一个通用疾病标签。</w:t>
       </w:r>
     </w:p>
     <w:p>
@@ -79,7 +74,7 @@
         <w:spacing w:after="60"/>
       </w:pPr>
       <w:r>
-        <w:t>建模目标：通过宏观行为流和微观事件时序流形成互补表征，提高模型的排序能力和筛查灵敏度。</w:t>
+        <w:t>预训练策略：公共数据优先用于自监督 MEM，不直接定义 SZ/HC 决策边界。</w:t>
       </w:r>
     </w:p>
     <w:p>
@@ -88,7 +83,7 @@
         <w:spacing w:after="60"/>
       </w:pPr>
       <w:r>
-        <w:t>论文目标：证明内容解耦、跨数据集可扩展的眼动建模路线具有可行性，并为后续多数据集预训练和医院部署建立实验基础。</w:t>
+        <w:t>评估原则：模型选择依赖 validation；test 只用于最终报告；小样本结果必须报告 multi-seed mean/std。</w:t>
       </w:r>
     </w:p>
     <w:p>
@@ -96,57 +91,12 @@
         <w:pStyle w:val="Heading1"/>
       </w:pPr>
       <w:r>
-        <w:t>2. 数据处理路线</w:t>
+        <w:t>2. 数据处理与统一输入</w:t>
       </w:r>
     </w:p>
     <w:p>
       <w:r>
-        <w:t>当前阶段已完成 EMS 数据集的完整处理。处理流程强调统一模态和内容解耦：原始 fixation 数据被转化为事件表、窗口级宏观行为特征表和事件级时序表。IMAGE 字段仅作为原始试次边界或记录来源，不作为模型输入特征；模型不读取图片内容，也不使用图片语义。</w:t>
-      </w:r>
-    </w:p>
-    <w:p>
-      <w:pPr>
-        <w:pStyle w:val="ListNumber"/>
-        <w:spacing w:after="60"/>
-      </w:pPr>
-      <w:r>
-        <w:t>统一 subject_id、label、fold、trial/image 边界等基础字段。</w:t>
-      </w:r>
-    </w:p>
-    <w:p>
-      <w:pPr>
-        <w:pStyle w:val="ListNumber"/>
-        <w:spacing w:after="60"/>
-      </w:pPr>
-      <w:r>
-        <w:t>基于屏幕物理参数和观看距离完成坐标归一化和 DVA 转换。</w:t>
-      </w:r>
-    </w:p>
-    <w:p>
-      <w:pPr>
-        <w:pStyle w:val="ListNumber"/>
-        <w:spacing w:after="60"/>
-      </w:pPr>
-      <w:r>
-        <w:t>构建 event table，保留 fixation 坐标、duration、saccade 转移距离、角度和速度等公共眼动事件特征。</w:t>
-      </w:r>
-    </w:p>
-    <w:p>
-      <w:pPr>
-        <w:pStyle w:val="ListNumber"/>
-        <w:spacing w:after="60"/>
-      </w:pPr>
-      <w:r>
-        <w:t>构建 Macro-Behavior segment features，在固定窗口中统计 fixation duration、scanpath length、BCEA、空间覆盖率、transition velocity 和 entropy 等宏观行为指标。</w:t>
-      </w:r>
-    </w:p>
-    <w:p>
-      <w:pPr>
-        <w:pStyle w:val="ListNumber"/>
-        <w:spacing w:after="60"/>
-      </w:pPr>
-      <w:r>
-        <w:t>构建 Event-Temporal sequence，将每个受试者的 fixation/saccade event 组织为事件序列，用于事件级动态建模。</w:t>
+        <w:t>当前统一输入单位是 fixation event。HBN 和 GazeBase 这类 raw gaze 数据只作为 adapter 输入，必须先经 I-DT fixation detection 转成共享事件表，再进入 QC、encoder-ready 转换和 MEM 训练。GazeBase 的原始 x/y 已经是 DVA；HBN 是像素坐标。两者原始格式不同，但最终都统一到同一套 fixation-event schema 和 13 维 encoder feature schema。</w:t>
       </w:r>
     </w:p>
     <w:tbl>
@@ -156,23 +106,24 @@
         <w:jc w:val="center"/>
         <w:tblLayout w:type="fixed"/>
         <w:tblLook w:firstColumn="1" w:firstRow="1" w:lastColumn="0" w:lastRow="0" w:noHBand="0" w:noVBand="1" w:val="04A0"/>
-        <w:tblInd w:w="0" w:type="dxa"/>
       </w:tblPr>
       <w:tblGrid>
-        <w:gridCol w:w="1800"/>
-        <w:gridCol w:w="3600"/>
-        <w:gridCol w:w="3960"/>
+        <w:gridCol w:w="1350"/>
+        <w:gridCol w:w="1500"/>
+        <w:gridCol w:w="1050"/>
+        <w:gridCol w:w="1450"/>
+        <w:gridCol w:w="4010"/>
       </w:tblGrid>
       <w:tr>
         <w:tc>
           <w:tcPr>
-            <w:tcW w:type="dxa" w:w="1800"/>
+            <w:tcW w:type="dxa" w:w="1350"/>
             <w:shd w:fill="EAF2F8"/>
             <w:tcMar>
               <w:top w:w="90" w:type="dxa"/>
-              <w:start w:w="120" w:type="dxa"/>
+              <w:start w:w="110" w:type="dxa"/>
               <w:bottom w:w="90" w:type="dxa"/>
-              <w:end w:w="120" w:type="dxa"/>
+              <w:end w:w="110" w:type="dxa"/>
             </w:tcMar>
             <w:vAlign w:val="center"/>
           </w:tcPr>
@@ -183,21 +134,21 @@
             <w:r>
               <w:rPr>
                 <w:b/>
-                <w:sz w:val="17"/>
+                <w:sz w:val="16"/>
               </w:rPr>
-              <w:t>处理产物</w:t>
+              <w:t>Dataset</w:t>
             </w:r>
           </w:p>
         </w:tc>
         <w:tc>
           <w:tcPr>
-            <w:tcW w:type="dxa" w:w="3600"/>
+            <w:tcW w:type="dxa" w:w="1500"/>
             <w:shd w:fill="EAF2F8"/>
             <w:tcMar>
               <w:top w:w="90" w:type="dxa"/>
-              <w:start w:w="120" w:type="dxa"/>
+              <w:start w:w="110" w:type="dxa"/>
               <w:bottom w:w="90" w:type="dxa"/>
-              <w:end w:w="120" w:type="dxa"/>
+              <w:end w:w="110" w:type="dxa"/>
             </w:tcMar>
             <w:vAlign w:val="center"/>
           </w:tcPr>
@@ -208,21 +159,21 @@
             <w:r>
               <w:rPr>
                 <w:b/>
-                <w:sz w:val="17"/>
+                <w:sz w:val="16"/>
               </w:rPr>
-              <w:t>文件</w:t>
+              <w:t>Status</w:t>
             </w:r>
           </w:p>
         </w:tc>
         <w:tc>
           <w:tcPr>
-            <w:tcW w:type="dxa" w:w="3960"/>
+            <w:tcW w:type="dxa" w:w="1050"/>
             <w:shd w:fill="EAF2F8"/>
             <w:tcMar>
               <w:top w:w="90" w:type="dxa"/>
-              <w:start w:w="120" w:type="dxa"/>
+              <w:start w:w="110" w:type="dxa"/>
               <w:bottom w:w="90" w:type="dxa"/>
-              <w:end w:w="120" w:type="dxa"/>
+              <w:end w:w="110" w:type="dxa"/>
             </w:tcMar>
             <w:vAlign w:val="center"/>
           </w:tcPr>
@@ -233,9 +184,59 @@
             <w:r>
               <w:rPr>
                 <w:b/>
-                <w:sz w:val="17"/>
+                <w:sz w:val="16"/>
               </w:rPr>
-              <w:t>用途</w:t>
+              <w:t>Subjects</w:t>
+            </w:r>
+          </w:p>
+        </w:tc>
+        <w:tc>
+          <w:tcPr>
+            <w:tcW w:type="dxa" w:w="1450"/>
+            <w:shd w:fill="EAF2F8"/>
+            <w:tcMar>
+              <w:top w:w="90" w:type="dxa"/>
+              <w:start w:w="110" w:type="dxa"/>
+              <w:bottom w:w="90" w:type="dxa"/>
+              <w:end w:w="110" w:type="dxa"/>
+            </w:tcMar>
+            <w:vAlign w:val="center"/>
+          </w:tcPr>
+          <w:p>
+            <w:pPr>
+              <w:jc w:val="center"/>
+            </w:pPr>
+            <w:r>
+              <w:rPr>
+                <w:b/>
+                <w:sz w:val="16"/>
+              </w:rPr>
+              <w:t>Fixation events</w:t>
+            </w:r>
+          </w:p>
+        </w:tc>
+        <w:tc>
+          <w:tcPr>
+            <w:tcW w:type="dxa" w:w="4010"/>
+            <w:shd w:fill="EAF2F8"/>
+            <w:tcMar>
+              <w:top w:w="90" w:type="dxa"/>
+              <w:start w:w="110" w:type="dxa"/>
+              <w:bottom w:w="90" w:type="dxa"/>
+              <w:end w:w="110" w:type="dxa"/>
+            </w:tcMar>
+            <w:vAlign w:val="center"/>
+          </w:tcPr>
+          <w:p>
+            <w:pPr>
+              <w:jc w:val="center"/>
+            </w:pPr>
+            <w:r>
+              <w:rPr>
+                <w:b/>
+                <w:sz w:val="16"/>
+              </w:rPr>
+              <w:t>Notes</w:t>
             </w:r>
           </w:p>
         </w:tc>
@@ -243,12 +244,12 @@
       <w:tr>
         <w:tc>
           <w:tcPr>
-            <w:tcW w:type="dxa" w:w="1800"/>
+            <w:tcW w:type="dxa" w:w="1350"/>
             <w:tcMar>
               <w:top w:w="90" w:type="dxa"/>
-              <w:start w:w="120" w:type="dxa"/>
+              <w:start w:w="110" w:type="dxa"/>
               <w:bottom w:w="90" w:type="dxa"/>
-              <w:end w:w="120" w:type="dxa"/>
+              <w:end w:w="110" w:type="dxa"/>
             </w:tcMar>
             <w:vAlign w:val="center"/>
           </w:tcPr>
@@ -258,20 +259,92 @@
             </w:pPr>
             <w:r>
               <w:rPr>
-                <w:sz w:val="17"/>
+                <w:sz w:val="16"/>
               </w:rPr>
-              <w:t>EMS event table</w:t>
+              <w:t>EMS</w:t>
             </w:r>
           </w:p>
         </w:tc>
         <w:tc>
           <w:tcPr>
-            <w:tcW w:type="dxa" w:w="3600"/>
+            <w:tcW w:type="dxa" w:w="1500"/>
             <w:tcMar>
               <w:top w:w="90" w:type="dxa"/>
-              <w:start w:w="120" w:type="dxa"/>
+              <w:start w:w="110" w:type="dxa"/>
               <w:bottom w:w="90" w:type="dxa"/>
-              <w:end w:w="120" w:type="dxa"/>
+              <w:end w:w="110" w:type="dxa"/>
+            </w:tcMar>
+            <w:vAlign w:val="center"/>
+          </w:tcPr>
+          <w:p>
+            <w:pPr>
+              <w:spacing w:after="0"/>
+              <w:jc w:val="center"/>
+            </w:pPr>
+            <w:r>
+              <w:rPr>
+                <w:sz w:val="16"/>
+              </w:rPr>
+              <w:t>Complete</w:t>
+            </w:r>
+          </w:p>
+        </w:tc>
+        <w:tc>
+          <w:tcPr>
+            <w:tcW w:type="dxa" w:w="1050"/>
+            <w:tcMar>
+              <w:top w:w="90" w:type="dxa"/>
+              <w:start w:w="110" w:type="dxa"/>
+              <w:bottom w:w="90" w:type="dxa"/>
+              <w:end w:w="110" w:type="dxa"/>
+            </w:tcMar>
+            <w:vAlign w:val="center"/>
+          </w:tcPr>
+          <w:p>
+            <w:pPr>
+              <w:spacing w:after="0"/>
+              <w:jc w:val="center"/>
+            </w:pPr>
+            <w:r>
+              <w:rPr>
+                <w:sz w:val="16"/>
+              </w:rPr>
+              <w:t>160</w:t>
+            </w:r>
+          </w:p>
+        </w:tc>
+        <w:tc>
+          <w:tcPr>
+            <w:tcW w:type="dxa" w:w="1450"/>
+            <w:tcMar>
+              <w:top w:w="90" w:type="dxa"/>
+              <w:start w:w="110" w:type="dxa"/>
+              <w:bottom w:w="90" w:type="dxa"/>
+              <w:end w:w="110" w:type="dxa"/>
+            </w:tcMar>
+            <w:vAlign w:val="center"/>
+          </w:tcPr>
+          <w:p>
+            <w:pPr>
+              <w:spacing w:after="0"/>
+              <w:jc w:val="center"/>
+            </w:pPr>
+            <w:r>
+              <w:rPr>
+                <w:sz w:val="16"/>
+              </w:rPr>
+              <w:t>225,159</w:t>
+            </w:r>
+          </w:p>
+        </w:tc>
+        <w:tc>
+          <w:tcPr>
+            <w:tcW w:type="dxa" w:w="4010"/>
+            <w:tcMar>
+              <w:top w:w="90" w:type="dxa"/>
+              <w:start w:w="110" w:type="dxa"/>
+              <w:bottom w:w="90" w:type="dxa"/>
+              <w:end w:w="110" w:type="dxa"/>
             </w:tcMar>
             <w:vAlign w:val="center"/>
           </w:tcPr>
@@ -281,20 +354,22 @@
             </w:pPr>
             <w:r>
               <w:rPr>
-                <w:sz w:val="17"/>
+                <w:sz w:val="16"/>
               </w:rPr>
-              <w:t>data/processed/EMS/ems_events.csv</w:t>
+              <w:t>Main SZ/HC downstream benchmark.</w:t>
             </w:r>
           </w:p>
         </w:tc>
+      </w:tr>
+      <w:tr>
         <w:tc>
           <w:tcPr>
-            <w:tcW w:type="dxa" w:w="3960"/>
+            <w:tcW w:type="dxa" w:w="1350"/>
             <w:tcMar>
               <w:top w:w="90" w:type="dxa"/>
-              <w:start w:w="120" w:type="dxa"/>
+              <w:start w:w="110" w:type="dxa"/>
               <w:bottom w:w="90" w:type="dxa"/>
-              <w:end w:w="120" w:type="dxa"/>
+              <w:end w:w="110" w:type="dxa"/>
             </w:tcMar>
             <w:vAlign w:val="center"/>
           </w:tcPr>
@@ -304,22 +379,20 @@
             </w:pPr>
             <w:r>
               <w:rPr>
-                <w:sz w:val="17"/>
+                <w:sz w:val="16"/>
               </w:rPr>
-              <w:t>统一 fixation/saccade 事件层数据</w:t>
+              <w:t>HBN</w:t>
             </w:r>
           </w:p>
         </w:tc>
-      </w:tr>
-      <w:tr>
         <w:tc>
           <w:tcPr>
-            <w:tcW w:type="dxa" w:w="1800"/>
+            <w:tcW w:type="dxa" w:w="1500"/>
             <w:tcMar>
               <w:top w:w="90" w:type="dxa"/>
-              <w:start w:w="120" w:type="dxa"/>
+              <w:start w:w="110" w:type="dxa"/>
               <w:bottom w:w="90" w:type="dxa"/>
-              <w:end w:w="120" w:type="dxa"/>
+              <w:end w:w="110" w:type="dxa"/>
             </w:tcMar>
             <w:vAlign w:val="center"/>
           </w:tcPr>
@@ -329,20 +402,44 @@
             </w:pPr>
             <w:r>
               <w:rPr>
-                <w:sz w:val="17"/>
+                <w:sz w:val="16"/>
               </w:rPr>
-              <w:t>Macro features</w:t>
+              <w:t>Adapter complete</w:t>
             </w:r>
           </w:p>
         </w:tc>
         <w:tc>
           <w:tcPr>
-            <w:tcW w:type="dxa" w:w="3600"/>
+            <w:tcW w:type="dxa" w:w="1050"/>
             <w:tcMar>
               <w:top w:w="90" w:type="dxa"/>
-              <w:start w:w="120" w:type="dxa"/>
+              <w:start w:w="110" w:type="dxa"/>
               <w:bottom w:w="90" w:type="dxa"/>
-              <w:end w:w="120" w:type="dxa"/>
+              <w:end w:w="110" w:type="dxa"/>
+            </w:tcMar>
+            <w:vAlign w:val="center"/>
+          </w:tcPr>
+          <w:p>
+            <w:pPr>
+              <w:spacing w:after="0"/>
+              <w:jc w:val="center"/>
+            </w:pPr>
+            <w:r>
+              <w:rPr>
+                <w:sz w:val="16"/>
+              </w:rPr>
+              <w:t>1,244 usable</w:t>
+            </w:r>
+          </w:p>
+        </w:tc>
+        <w:tc>
+          <w:tcPr>
+            <w:tcW w:type="dxa" w:w="1450"/>
+            <w:tcMar>
+              <w:top w:w="90" w:type="dxa"/>
+              <w:start w:w="110" w:type="dxa"/>
+              <w:bottom w:w="90" w:type="dxa"/>
+              <w:end w:w="110" w:type="dxa"/>
             </w:tcMar>
             <w:vAlign w:val="center"/>
           </w:tcPr>
@@ -352,20 +449,20 @@
             </w:pPr>
             <w:r>
               <w:rPr>
-                <w:sz w:val="17"/>
+                <w:sz w:val="16"/>
               </w:rPr>
-              <w:t>ems_segment_features_no_pupil.csv</w:t>
+              <w:t>1,684,382 after QC</w:t>
             </w:r>
           </w:p>
         </w:tc>
         <w:tc>
           <w:tcPr>
-            <w:tcW w:type="dxa" w:w="3960"/>
+            <w:tcW w:type="dxa" w:w="4010"/>
             <w:tcMar>
               <w:top w:w="90" w:type="dxa"/>
-              <w:start w:w="120" w:type="dxa"/>
+              <w:start w:w="110" w:type="dxa"/>
               <w:bottom w:w="90" w:type="dxa"/>
-              <w:end w:w="120" w:type="dxa"/>
+              <w:end w:w="110" w:type="dxa"/>
             </w:tcMar>
             <w:vAlign w:val="center"/>
           </w:tcPr>
@@ -375,9 +472,9 @@
             </w:pPr>
             <w:r>
               <w:rPr>
-                <w:sz w:val="17"/>
+                <w:sz w:val="16"/>
               </w:rPr>
-              <w:t>Macro-Behavior Stream 输入</w:t>
+              <w:t>Public unlabeled pretraining source; did not improve over EMS-only in seed42.</w:t>
             </w:r>
           </w:p>
         </w:tc>
@@ -385,12 +482,12 @@
       <w:tr>
         <w:tc>
           <w:tcPr>
-            <w:tcW w:type="dxa" w:w="1800"/>
+            <w:tcW w:type="dxa" w:w="1350"/>
             <w:tcMar>
               <w:top w:w="90" w:type="dxa"/>
-              <w:start w:w="120" w:type="dxa"/>
+              <w:start w:w="110" w:type="dxa"/>
               <w:bottom w:w="90" w:type="dxa"/>
-              <w:end w:w="120" w:type="dxa"/>
+              <w:end w:w="110" w:type="dxa"/>
             </w:tcMar>
             <w:vAlign w:val="center"/>
           </w:tcPr>
@@ -400,20 +497,20 @@
             </w:pPr>
             <w:r>
               <w:rPr>
-                <w:sz w:val="17"/>
+                <w:sz w:val="16"/>
               </w:rPr>
-              <w:t>Subject aggregate</w:t>
+              <w:t>GazeBase</w:t>
             </w:r>
           </w:p>
         </w:tc>
         <w:tc>
           <w:tcPr>
-            <w:tcW w:type="dxa" w:w="3600"/>
+            <w:tcW w:type="dxa" w:w="1500"/>
             <w:tcMar>
               <w:top w:w="90" w:type="dxa"/>
-              <w:start w:w="120" w:type="dxa"/>
+              <w:start w:w="110" w:type="dxa"/>
               <w:bottom w:w="90" w:type="dxa"/>
-              <w:end w:w="120" w:type="dxa"/>
+              <w:end w:w="110" w:type="dxa"/>
             </w:tcMar>
             <w:vAlign w:val="center"/>
           </w:tcPr>
@@ -423,20 +520,68 @@
             </w:pPr>
             <w:r>
               <w:rPr>
-                <w:sz w:val="17"/>
+                <w:sz w:val="16"/>
               </w:rPr>
-              <w:t>ems_subject_features_segment_agg_no_pupil.csv</w:t>
+              <w:t>Adapter complete</w:t>
             </w:r>
           </w:p>
         </w:tc>
         <w:tc>
           <w:tcPr>
-            <w:tcW w:type="dxa" w:w="3960"/>
+            <w:tcW w:type="dxa" w:w="1050"/>
             <w:tcMar>
               <w:top w:w="90" w:type="dxa"/>
-              <w:start w:w="120" w:type="dxa"/>
+              <w:start w:w="110" w:type="dxa"/>
               <w:bottom w:w="90" w:type="dxa"/>
-              <w:end w:w="120" w:type="dxa"/>
+              <w:end w:w="110" w:type="dxa"/>
+            </w:tcMar>
+            <w:vAlign w:val="center"/>
+          </w:tcPr>
+          <w:p>
+            <w:pPr>
+              <w:spacing w:after="0"/>
+              <w:jc w:val="center"/>
+            </w:pPr>
+            <w:r>
+              <w:rPr>
+                <w:sz w:val="16"/>
+              </w:rPr>
+              <w:t>322</w:t>
+            </w:r>
+          </w:p>
+        </w:tc>
+        <w:tc>
+          <w:tcPr>
+            <w:tcW w:type="dxa" w:w="1450"/>
+            <w:tcMar>
+              <w:top w:w="90" w:type="dxa"/>
+              <w:start w:w="110" w:type="dxa"/>
+              <w:bottom w:w="90" w:type="dxa"/>
+              <w:end w:w="110" w:type="dxa"/>
+            </w:tcMar>
+            <w:vAlign w:val="center"/>
+          </w:tcPr>
+          <w:p>
+            <w:pPr>
+              <w:spacing w:after="0"/>
+              <w:jc w:val="center"/>
+            </w:pPr>
+            <w:r>
+              <w:rPr>
+                <w:sz w:val="16"/>
+              </w:rPr>
+              <w:t>843,517</w:t>
+            </w:r>
+          </w:p>
+        </w:tc>
+        <w:tc>
+          <w:tcPr>
+            <w:tcW w:type="dxa" w:w="4010"/>
+            <w:tcMar>
+              <w:top w:w="90" w:type="dxa"/>
+              <w:start w:w="110" w:type="dxa"/>
+              <w:bottom w:w="90" w:type="dxa"/>
+              <w:end w:w="110" w:type="dxa"/>
             </w:tcMar>
             <w:vAlign w:val="center"/>
           </w:tcPr>
@@ -446,9 +591,9 @@
             </w:pPr>
             <w:r>
               <w:rPr>
-                <w:sz w:val="17"/>
+                <w:sz w:val="16"/>
               </w:rPr>
-              <w:t>传统 ML baseline 输入</w:t>
+              <w:t>Video tasks VD1/VD2; high-specificity downstream operating point.</w:t>
             </w:r>
           </w:p>
         </w:tc>
@@ -456,12 +601,12 @@
       <w:tr>
         <w:tc>
           <w:tcPr>
-            <w:tcW w:type="dxa" w:w="1800"/>
+            <w:tcW w:type="dxa" w:w="1350"/>
             <w:tcMar>
               <w:top w:w="90" w:type="dxa"/>
-              <w:start w:w="120" w:type="dxa"/>
+              <w:start w:w="110" w:type="dxa"/>
               <w:bottom w:w="90" w:type="dxa"/>
-              <w:end w:w="120" w:type="dxa"/>
+              <w:end w:w="110" w:type="dxa"/>
             </w:tcMar>
             <w:vAlign w:val="center"/>
           </w:tcPr>
@@ -471,20 +616,92 @@
             </w:pPr>
             <w:r>
               <w:rPr>
-                <w:sz w:val="17"/>
+                <w:sz w:val="16"/>
               </w:rPr>
-              <w:t>Event sequence</w:t>
+              <w:t>Saliency4ASD</w:t>
             </w:r>
           </w:p>
         </w:tc>
         <w:tc>
           <w:tcPr>
-            <w:tcW w:type="dxa" w:w="3600"/>
+            <w:tcW w:type="dxa" w:w="1500"/>
             <w:tcMar>
               <w:top w:w="90" w:type="dxa"/>
-              <w:start w:w="120" w:type="dxa"/>
+              <w:start w:w="110" w:type="dxa"/>
               <w:bottom w:w="90" w:type="dxa"/>
-              <w:end w:w="120" w:type="dxa"/>
+              <w:end w:w="110" w:type="dxa"/>
+            </w:tcMar>
+            <w:vAlign w:val="center"/>
+          </w:tcPr>
+          <w:p>
+            <w:pPr>
+              <w:spacing w:after="0"/>
+              <w:jc w:val="center"/>
+            </w:pPr>
+            <w:r>
+              <w:rPr>
+                <w:sz w:val="16"/>
+              </w:rPr>
+              <w:t>Pending</w:t>
+            </w:r>
+          </w:p>
+        </w:tc>
+        <w:tc>
+          <w:tcPr>
+            <w:tcW w:type="dxa" w:w="1050"/>
+            <w:tcMar>
+              <w:top w:w="90" w:type="dxa"/>
+              <w:start w:w="110" w:type="dxa"/>
+              <w:bottom w:w="90" w:type="dxa"/>
+              <w:end w:w="110" w:type="dxa"/>
+            </w:tcMar>
+            <w:vAlign w:val="center"/>
+          </w:tcPr>
+          <w:p>
+            <w:pPr>
+              <w:spacing w:after="0"/>
+              <w:jc w:val="center"/>
+            </w:pPr>
+            <w:r>
+              <w:rPr>
+                <w:sz w:val="16"/>
+              </w:rPr>
+              <w:t>TBD</w:t>
+            </w:r>
+          </w:p>
+        </w:tc>
+        <w:tc>
+          <w:tcPr>
+            <w:tcW w:type="dxa" w:w="1450"/>
+            <w:tcMar>
+              <w:top w:w="90" w:type="dxa"/>
+              <w:start w:w="110" w:type="dxa"/>
+              <w:bottom w:w="90" w:type="dxa"/>
+              <w:end w:w="110" w:type="dxa"/>
+            </w:tcMar>
+            <w:vAlign w:val="center"/>
+          </w:tcPr>
+          <w:p>
+            <w:pPr>
+              <w:spacing w:after="0"/>
+              <w:jc w:val="center"/>
+            </w:pPr>
+            <w:r>
+              <w:rPr>
+                <w:sz w:val="16"/>
+              </w:rPr>
+              <w:t>TBD</w:t>
+            </w:r>
+          </w:p>
+        </w:tc>
+        <w:tc>
+          <w:tcPr>
+            <w:tcW w:type="dxa" w:w="4010"/>
+            <w:tcMar>
+              <w:top w:w="90" w:type="dxa"/>
+              <w:start w:w="110" w:type="dxa"/>
+              <w:bottom w:w="90" w:type="dxa"/>
+              <w:end w:w="110" w:type="dxa"/>
             </w:tcMar>
             <w:vAlign w:val="center"/>
           </w:tcPr>
@@ -494,20 +711,22 @@
             </w:pPr>
             <w:r>
               <w:rPr>
-                <w:sz w:val="17"/>
+                <w:sz w:val="16"/>
               </w:rPr>
-              <w:t>ems_event_temporal_sequences_no_pupil.csv</w:t>
+              <w:t>Use cautiously; ASD labels must not be merged with SZ/HC.</w:t>
             </w:r>
           </w:p>
         </w:tc>
+      </w:tr>
+      <w:tr>
         <w:tc>
           <w:tcPr>
-            <w:tcW w:type="dxa" w:w="3960"/>
+            <w:tcW w:type="dxa" w:w="1350"/>
             <w:tcMar>
               <w:top w:w="90" w:type="dxa"/>
-              <w:start w:w="120" w:type="dxa"/>
+              <w:start w:w="110" w:type="dxa"/>
               <w:bottom w:w="90" w:type="dxa"/>
-              <w:end w:w="120" w:type="dxa"/>
+              <w:end w:w="110" w:type="dxa"/>
             </w:tcMar>
             <w:vAlign w:val="center"/>
           </w:tcPr>
@@ -517,22 +736,92 @@
             </w:pPr>
             <w:r>
               <w:rPr>
-                <w:sz w:val="17"/>
+                <w:sz w:val="16"/>
               </w:rPr>
-              <w:t>Event-Temporal Stream 输入</w:t>
+              <w:t>CRCNS eye-1</w:t>
             </w:r>
           </w:p>
         </w:tc>
-      </w:tr>
-      <w:tr>
         <w:tc>
           <w:tcPr>
-            <w:tcW w:type="dxa" w:w="1800"/>
+            <w:tcW w:type="dxa" w:w="1500"/>
             <w:tcMar>
               <w:top w:w="90" w:type="dxa"/>
-              <w:start w:w="120" w:type="dxa"/>
+              <w:start w:w="110" w:type="dxa"/>
               <w:bottom w:w="90" w:type="dxa"/>
-              <w:end w:w="120" w:type="dxa"/>
+              <w:end w:w="110" w:type="dxa"/>
+            </w:tcMar>
+            <w:vAlign w:val="center"/>
+          </w:tcPr>
+          <w:p>
+            <w:pPr>
+              <w:spacing w:after="0"/>
+              <w:jc w:val="center"/>
+            </w:pPr>
+            <w:r>
+              <w:rPr>
+                <w:sz w:val="16"/>
+              </w:rPr>
+              <w:t>Pending</w:t>
+            </w:r>
+          </w:p>
+        </w:tc>
+        <w:tc>
+          <w:tcPr>
+            <w:tcW w:type="dxa" w:w="1050"/>
+            <w:tcMar>
+              <w:top w:w="90" w:type="dxa"/>
+              <w:start w:w="110" w:type="dxa"/>
+              <w:bottom w:w="90" w:type="dxa"/>
+              <w:end w:w="110" w:type="dxa"/>
+            </w:tcMar>
+            <w:vAlign w:val="center"/>
+          </w:tcPr>
+          <w:p>
+            <w:pPr>
+              <w:spacing w:after="0"/>
+              <w:jc w:val="center"/>
+            </w:pPr>
+            <w:r>
+              <w:rPr>
+                <w:sz w:val="16"/>
+              </w:rPr>
+              <w:t>TBD</w:t>
+            </w:r>
+          </w:p>
+        </w:tc>
+        <w:tc>
+          <w:tcPr>
+            <w:tcW w:type="dxa" w:w="1450"/>
+            <w:tcMar>
+              <w:top w:w="90" w:type="dxa"/>
+              <w:start w:w="110" w:type="dxa"/>
+              <w:bottom w:w="90" w:type="dxa"/>
+              <w:end w:w="110" w:type="dxa"/>
+            </w:tcMar>
+            <w:vAlign w:val="center"/>
+          </w:tcPr>
+          <w:p>
+            <w:pPr>
+              <w:spacing w:after="0"/>
+              <w:jc w:val="center"/>
+            </w:pPr>
+            <w:r>
+              <w:rPr>
+                <w:sz w:val="16"/>
+              </w:rPr>
+              <w:t>TBD</w:t>
+            </w:r>
+          </w:p>
+        </w:tc>
+        <w:tc>
+          <w:tcPr>
+            <w:tcW w:type="dxa" w:w="4010"/>
+            <w:tcMar>
+              <w:top w:w="90" w:type="dxa"/>
+              <w:start w:w="110" w:type="dxa"/>
+              <w:bottom w:w="90" w:type="dxa"/>
+              <w:end w:w="110" w:type="dxa"/>
             </w:tcMar>
             <w:vAlign w:val="center"/>
           </w:tcPr>
@@ -542,55 +831,9 @@
             </w:pPr>
             <w:r>
               <w:rPr>
-                <w:sz w:val="17"/>
+                <w:sz w:val="16"/>
               </w:rPr>
-              <w:t>Fixed split</w:t>
-            </w:r>
-          </w:p>
-        </w:tc>
-        <w:tc>
-          <w:tcPr>
-            <w:tcW w:type="dxa" w:w="3600"/>
-            <w:tcMar>
-              <w:top w:w="90" w:type="dxa"/>
-              <w:start w:w="120" w:type="dxa"/>
-              <w:bottom w:w="90" w:type="dxa"/>
-              <w:end w:w="120" w:type="dxa"/>
-            </w:tcMar>
-            <w:vAlign w:val="center"/>
-          </w:tcPr>
-          <w:p>
-            <w:pPr>
-              <w:spacing w:after="0"/>
-            </w:pPr>
-            <w:r>
-              <w:rPr>
-                <w:sz w:val="17"/>
-              </w:rPr>
-              <w:t>ems_subject_split_60_20_20_seed42.csv</w:t>
-            </w:r>
-          </w:p>
-        </w:tc>
-        <w:tc>
-          <w:tcPr>
-            <w:tcW w:type="dxa" w:w="3960"/>
-            <w:tcMar>
-              <w:top w:w="90" w:type="dxa"/>
-              <w:start w:w="120" w:type="dxa"/>
-              <w:bottom w:w="90" w:type="dxa"/>
-              <w:end w:w="120" w:type="dxa"/>
-            </w:tcMar>
-            <w:vAlign w:val="center"/>
-          </w:tcPr>
-          <w:p>
-            <w:pPr>
-              <w:spacing w:after="0"/>
-            </w:pPr>
-            <w:r>
-              <w:rPr>
-                <w:sz w:val="17"/>
-              </w:rPr>
-              <w:t>主实验 train/valid/test 划分</w:t>
+              <w:t>Local raw-file status must be verified.</w:t>
             </w:r>
           </w:p>
         </w:tc>
@@ -602,12 +845,12 @@
         <w:pStyle w:val="Heading1"/>
       </w:pPr>
       <w:r>
-        <w:t>3. 当前模型设计</w:t>
+        <w:t>3. 当前 encoder 和 MEM 配置</w:t>
       </w:r>
     </w:p>
     <w:p>
       <w:r>
-        <w:t>当前模型从最初的 GCN + 微观时频设想调整为更适合小样本和跨数据集泛化的双流时序结构。Macro-Behavior Stream 使用窗口级统计序列，Event-Temporal Stream 使用 fixation/saccade 事件序列。两条流均采用 1-layer BiGRU + attention pooling，再在 subject-level 输出风险概率。</w:t>
+        <w:t>当前 encoder 是保守的小模型基线：13 维事件特征先投影到 64 维，再经 1-layer bidirectional GRU 和 masked attention pooling 得到 subject embedding。MEM 预训练在 masked fixation spans 上重建原始标准化事件特征。该设置的目的是先建立稳定、可解释、可复现实验基线，而不是一次性追求最大模型容量。</w:t>
       </w:r>
     </w:p>
     <w:tbl>
@@ -617,24 +860,21 @@
         <w:jc w:val="center"/>
         <w:tblLayout w:type="fixed"/>
         <w:tblLook w:firstColumn="1" w:firstRow="1" w:lastColumn="0" w:lastRow="0" w:noHBand="0" w:noVBand="1" w:val="04A0"/>
-        <w:tblInd w:w="0" w:type="dxa"/>
       </w:tblPr>
       <w:tblGrid>
-        <w:gridCol w:w="1700"/>
-        <w:gridCol w:w="3100"/>
-        <w:gridCol w:w="2900"/>
-        <w:gridCol w:w="1660"/>
+        <w:gridCol w:w="2500"/>
+        <w:gridCol w:w="6860"/>
       </w:tblGrid>
       <w:tr>
         <w:tc>
           <w:tcPr>
-            <w:tcW w:type="dxa" w:w="1700"/>
+            <w:tcW w:type="dxa" w:w="2500"/>
             <w:shd w:fill="EAF2F8"/>
             <w:tcMar>
               <w:top w:w="90" w:type="dxa"/>
-              <w:start w:w="120" w:type="dxa"/>
+              <w:start w:w="110" w:type="dxa"/>
               <w:bottom w:w="90" w:type="dxa"/>
-              <w:end w:w="120" w:type="dxa"/>
+              <w:end w:w="110" w:type="dxa"/>
             </w:tcMar>
             <w:vAlign w:val="center"/>
           </w:tcPr>
@@ -645,21 +885,21 @@
             <w:r>
               <w:rPr>
                 <w:b/>
-                <w:sz w:val="17"/>
+                <w:sz w:val="16"/>
               </w:rPr>
-              <w:t>模型/分支</w:t>
+              <w:t>Component</w:t>
             </w:r>
           </w:p>
         </w:tc>
         <w:tc>
           <w:tcPr>
-            <w:tcW w:type="dxa" w:w="3100"/>
+            <w:tcW w:type="dxa" w:w="6860"/>
             <w:shd w:fill="EAF2F8"/>
             <w:tcMar>
               <w:top w:w="90" w:type="dxa"/>
-              <w:start w:w="120" w:type="dxa"/>
+              <w:start w:w="110" w:type="dxa"/>
               <w:bottom w:w="90" w:type="dxa"/>
-              <w:end w:w="120" w:type="dxa"/>
+              <w:end w:w="110" w:type="dxa"/>
             </w:tcMar>
             <w:vAlign w:val="center"/>
           </w:tcPr>
@@ -670,59 +910,9 @@
             <w:r>
               <w:rPr>
                 <w:b/>
-                <w:sz w:val="17"/>
+                <w:sz w:val="16"/>
               </w:rPr>
-              <w:t>输入</w:t>
-            </w:r>
-          </w:p>
-        </w:tc>
-        <w:tc>
-          <w:tcPr>
-            <w:tcW w:type="dxa" w:w="2900"/>
-            <w:shd w:fill="EAF2F8"/>
-            <w:tcMar>
-              <w:top w:w="90" w:type="dxa"/>
-              <w:start w:w="120" w:type="dxa"/>
-              <w:bottom w:w="90" w:type="dxa"/>
-              <w:end w:w="120" w:type="dxa"/>
-            </w:tcMar>
-            <w:vAlign w:val="center"/>
-          </w:tcPr>
-          <w:p>
-            <w:pPr>
-              <w:jc w:val="center"/>
-            </w:pPr>
-            <w:r>
-              <w:rPr>
-                <w:b/>
-                <w:sz w:val="17"/>
-              </w:rPr>
-              <w:t>结构</w:t>
-            </w:r>
-          </w:p>
-        </w:tc>
-        <w:tc>
-          <w:tcPr>
-            <w:tcW w:type="dxa" w:w="1660"/>
-            <w:shd w:fill="EAF2F8"/>
-            <w:tcMar>
-              <w:top w:w="90" w:type="dxa"/>
-              <w:start w:w="120" w:type="dxa"/>
-              <w:bottom w:w="90" w:type="dxa"/>
-              <w:end w:w="120" w:type="dxa"/>
-            </w:tcMar>
-            <w:vAlign w:val="center"/>
-          </w:tcPr>
-          <w:p>
-            <w:pPr>
-              <w:jc w:val="center"/>
-            </w:pPr>
-            <w:r>
-              <w:rPr>
-                <w:b/>
-                <w:sz w:val="17"/>
-              </w:rPr>
-              <w:t>当前作用</w:t>
+              <w:t>Current setting</w:t>
             </w:r>
           </w:p>
         </w:tc>
@@ -730,12 +920,12 @@
       <w:tr>
         <w:tc>
           <w:tcPr>
-            <w:tcW w:type="dxa" w:w="1700"/>
+            <w:tcW w:type="dxa" w:w="2500"/>
             <w:tcMar>
               <w:top w:w="90" w:type="dxa"/>
-              <w:start w:w="120" w:type="dxa"/>
+              <w:start w:w="110" w:type="dxa"/>
               <w:bottom w:w="90" w:type="dxa"/>
-              <w:end w:w="120" w:type="dxa"/>
+              <w:end w:w="110" w:type="dxa"/>
             </w:tcMar>
             <w:vAlign w:val="center"/>
           </w:tcPr>
@@ -745,20 +935,20 @@
             </w:pPr>
             <w:r>
               <w:rPr>
-                <w:sz w:val="17"/>
+                <w:sz w:val="16"/>
               </w:rPr>
-              <w:t>Traditional ML</w:t>
+              <w:t>Input</w:t>
             </w:r>
           </w:p>
         </w:tc>
         <w:tc>
           <w:tcPr>
-            <w:tcW w:type="dxa" w:w="3100"/>
+            <w:tcW w:type="dxa" w:w="6860"/>
             <w:tcMar>
               <w:top w:w="90" w:type="dxa"/>
-              <w:start w:w="120" w:type="dxa"/>
+              <w:start w:w="110" w:type="dxa"/>
               <w:bottom w:w="90" w:type="dxa"/>
-              <w:end w:w="120" w:type="dxa"/>
+              <w:end w:w="110" w:type="dxa"/>
             </w:tcMar>
             <w:vAlign w:val="center"/>
           </w:tcPr>
@@ -768,20 +958,22 @@
             </w:pPr>
             <w:r>
               <w:rPr>
-                <w:sz w:val="17"/>
+                <w:sz w:val="16"/>
               </w:rPr>
-              <w:t>subject-level 聚合统计特征</w:t>
+              <w:t>[batch, sequence_length, 13]</w:t>
             </w:r>
           </w:p>
         </w:tc>
+      </w:tr>
+      <w:tr>
         <w:tc>
           <w:tcPr>
-            <w:tcW w:type="dxa" w:w="2900"/>
+            <w:tcW w:type="dxa" w:w="2500"/>
             <w:tcMar>
               <w:top w:w="90" w:type="dxa"/>
-              <w:start w:w="120" w:type="dxa"/>
+              <w:start w:w="110" w:type="dxa"/>
               <w:bottom w:w="90" w:type="dxa"/>
-              <w:end w:w="120" w:type="dxa"/>
+              <w:end w:w="110" w:type="dxa"/>
             </w:tcMar>
             <w:vAlign w:val="center"/>
           </w:tcPr>
@@ -791,20 +983,20 @@
             </w:pPr>
             <w:r>
               <w:rPr>
-                <w:sz w:val="17"/>
+                <w:sz w:val="16"/>
               </w:rPr>
-              <w:t>Logistic/SVM/RF/HistGB/MLP</w:t>
+              <w:t>Projection</w:t>
             </w:r>
           </w:p>
         </w:tc>
         <w:tc>
           <w:tcPr>
-            <w:tcW w:type="dxa" w:w="1660"/>
+            <w:tcW w:type="dxa" w:w="6860"/>
             <w:tcMar>
               <w:top w:w="90" w:type="dxa"/>
-              <w:start w:w="120" w:type="dxa"/>
+              <w:start w:w="110" w:type="dxa"/>
               <w:bottom w:w="90" w:type="dxa"/>
-              <w:end w:w="120" w:type="dxa"/>
+              <w:end w:w="110" w:type="dxa"/>
             </w:tcMar>
             <w:vAlign w:val="center"/>
           </w:tcPr>
@@ -814,9 +1006,9 @@
             </w:pPr>
             <w:r>
               <w:rPr>
-                <w:sz w:val="17"/>
+                <w:sz w:val="16"/>
               </w:rPr>
-              <w:t>强 baseline，判断非深度方法上限</w:t>
+              <w:t>Linear(13 -&gt; 64) + LayerNorm + ReLU + Dropout(0.3)</w:t>
             </w:r>
           </w:p>
         </w:tc>
@@ -824,12 +1016,12 @@
       <w:tr>
         <w:tc>
           <w:tcPr>
-            <w:tcW w:type="dxa" w:w="1700"/>
+            <w:tcW w:type="dxa" w:w="2500"/>
             <w:tcMar>
               <w:top w:w="90" w:type="dxa"/>
-              <w:start w:w="120" w:type="dxa"/>
+              <w:start w:w="110" w:type="dxa"/>
               <w:bottom w:w="90" w:type="dxa"/>
-              <w:end w:w="120" w:type="dxa"/>
+              <w:end w:w="110" w:type="dxa"/>
             </w:tcMar>
             <w:vAlign w:val="center"/>
           </w:tcPr>
@@ -839,20 +1031,20 @@
             </w:pPr>
             <w:r>
               <w:rPr>
-                <w:sz w:val="17"/>
+                <w:sz w:val="16"/>
               </w:rPr>
-              <w:t>Macro-Behavior Stream</w:t>
+              <w:t>Temporal encoder</w:t>
             </w:r>
           </w:p>
         </w:tc>
         <w:tc>
           <w:tcPr>
-            <w:tcW w:type="dxa" w:w="3100"/>
+            <w:tcW w:type="dxa" w:w="6860"/>
             <w:tcMar>
               <w:top w:w="90" w:type="dxa"/>
-              <w:start w:w="120" w:type="dxa"/>
+              <w:start w:w="110" w:type="dxa"/>
               <w:bottom w:w="90" w:type="dxa"/>
-              <w:end w:w="120" w:type="dxa"/>
+              <w:end w:w="110" w:type="dxa"/>
             </w:tcMar>
             <w:vAlign w:val="center"/>
           </w:tcPr>
@@ -862,20 +1054,22 @@
             </w:pPr>
             <w:r>
               <w:rPr>
-                <w:sz w:val="17"/>
+                <w:sz w:val="16"/>
               </w:rPr>
-              <w:t>100 个窗口级宏观行为特征序列，37 维特征</w:t>
+              <w:t>1-layer BiGRU, hidden_dim=64, event embedding=128</w:t>
             </w:r>
           </w:p>
         </w:tc>
+      </w:tr>
+      <w:tr>
         <w:tc>
           <w:tcPr>
-            <w:tcW w:type="dxa" w:w="2900"/>
+            <w:tcW w:type="dxa" w:w="2500"/>
             <w:tcMar>
               <w:top w:w="90" w:type="dxa"/>
-              <w:start w:w="120" w:type="dxa"/>
+              <w:start w:w="110" w:type="dxa"/>
               <w:bottom w:w="90" w:type="dxa"/>
-              <w:end w:w="120" w:type="dxa"/>
+              <w:end w:w="110" w:type="dxa"/>
             </w:tcMar>
             <w:vAlign w:val="center"/>
           </w:tcPr>
@@ -885,20 +1079,20 @@
             </w:pPr>
             <w:r>
               <w:rPr>
-                <w:sz w:val="17"/>
+                <w:sz w:val="16"/>
               </w:rPr>
-              <w:t>Linear projection + 1-layer BiGRU + attention</w:t>
+              <w:t>Pooling</w:t>
             </w:r>
           </w:p>
         </w:tc>
         <w:tc>
           <w:tcPr>
-            <w:tcW w:type="dxa" w:w="1660"/>
+            <w:tcW w:type="dxa" w:w="6860"/>
             <w:tcMar>
               <w:top w:w="90" w:type="dxa"/>
-              <w:start w:w="120" w:type="dxa"/>
+              <w:start w:w="110" w:type="dxa"/>
               <w:bottom w:w="90" w:type="dxa"/>
-              <w:end w:w="120" w:type="dxa"/>
+              <w:end w:w="110" w:type="dxa"/>
             </w:tcMar>
             <w:vAlign w:val="center"/>
           </w:tcPr>
@@ -908,9 +1102,9 @@
             </w:pPr>
             <w:r>
               <w:rPr>
-                <w:sz w:val="17"/>
+                <w:sz w:val="16"/>
               </w:rPr>
-              <w:t>当前最稳定的深度学习主干</w:t>
+              <w:t>Masked attention pooling</w:t>
             </w:r>
           </w:p>
         </w:tc>
@@ -918,12 +1112,12 @@
       <w:tr>
         <w:tc>
           <w:tcPr>
-            <w:tcW w:type="dxa" w:w="1700"/>
+            <w:tcW w:type="dxa" w:w="2500"/>
             <w:tcMar>
               <w:top w:w="90" w:type="dxa"/>
-              <w:start w:w="120" w:type="dxa"/>
+              <w:start w:w="110" w:type="dxa"/>
               <w:bottom w:w="90" w:type="dxa"/>
-              <w:end w:w="120" w:type="dxa"/>
+              <w:end w:w="110" w:type="dxa"/>
             </w:tcMar>
             <w:vAlign w:val="center"/>
           </w:tcPr>
@@ -933,20 +1127,20 @@
             </w:pPr>
             <w:r>
               <w:rPr>
-                <w:sz w:val="17"/>
+                <w:sz w:val="16"/>
               </w:rPr>
-              <w:t>Event-Temporal Stream</w:t>
+              <w:t>MEM objective</w:t>
             </w:r>
           </w:p>
         </w:tc>
         <w:tc>
           <w:tcPr>
-            <w:tcW w:type="dxa" w:w="3100"/>
+            <w:tcW w:type="dxa" w:w="6860"/>
             <w:tcMar>
               <w:top w:w="90" w:type="dxa"/>
-              <w:start w:w="120" w:type="dxa"/>
+              <w:start w:w="110" w:type="dxa"/>
               <w:bottom w:w="90" w:type="dxa"/>
-              <w:end w:w="120" w:type="dxa"/>
+              <w:end w:w="110" w:type="dxa"/>
             </w:tcMar>
             <w:vAlign w:val="center"/>
           </w:tcPr>
@@ -956,20 +1150,22 @@
             </w:pPr>
             <w:r>
               <w:rPr>
-                <w:sz w:val="17"/>
+                <w:sz w:val="16"/>
               </w:rPr>
-              <w:t>fixation/saccade 事件序列，22 维特征，最长 2020 events</w:t>
+              <w:t>Masked MSE reconstruction on span-masked fixation features</w:t>
             </w:r>
           </w:p>
         </w:tc>
+      </w:tr>
+      <w:tr>
         <w:tc>
           <w:tcPr>
-            <w:tcW w:type="dxa" w:w="2900"/>
+            <w:tcW w:type="dxa" w:w="2500"/>
             <w:tcMar>
               <w:top w:w="90" w:type="dxa"/>
-              <w:start w:w="120" w:type="dxa"/>
+              <w:start w:w="110" w:type="dxa"/>
               <w:bottom w:w="90" w:type="dxa"/>
-              <w:end w:w="120" w:type="dxa"/>
+              <w:end w:w="110" w:type="dxa"/>
             </w:tcMar>
             <w:vAlign w:val="center"/>
           </w:tcPr>
@@ -979,20 +1175,20 @@
             </w:pPr>
             <w:r>
               <w:rPr>
-                <w:sz w:val="17"/>
+                <w:sz w:val="16"/>
               </w:rPr>
-              <w:t>Linear projection + 1-layer BiGRU + attention</w:t>
+              <w:t>Optimizer</w:t>
             </w:r>
           </w:p>
         </w:tc>
         <w:tc>
           <w:tcPr>
-            <w:tcW w:type="dxa" w:w="1660"/>
+            <w:tcW w:type="dxa" w:w="6860"/>
             <w:tcMar>
               <w:top w:w="90" w:type="dxa"/>
-              <w:start w:w="120" w:type="dxa"/>
+              <w:start w:w="110" w:type="dxa"/>
               <w:bottom w:w="90" w:type="dxa"/>
-              <w:end w:w="120" w:type="dxa"/>
+              <w:end w:w="110" w:type="dxa"/>
             </w:tcMar>
             <w:vAlign w:val="center"/>
           </w:tcPr>
@@ -1002,9 +1198,9 @@
             </w:pPr>
             <w:r>
               <w:rPr>
-                <w:sz w:val="17"/>
+                <w:sz w:val="16"/>
               </w:rPr>
-              <w:t>捕捉更细粒度的事件动态，作为辅助流</w:t>
+              <w:t>AdamW, learning_rate=1e-3, weight_decay=1e-4</w:t>
             </w:r>
           </w:p>
         </w:tc>
@@ -1012,12 +1208,12 @@
       <w:tr>
         <w:tc>
           <w:tcPr>
-            <w:tcW w:type="dxa" w:w="1700"/>
+            <w:tcW w:type="dxa" w:w="2500"/>
             <w:tcMar>
               <w:top w:w="90" w:type="dxa"/>
-              <w:start w:w="120" w:type="dxa"/>
+              <w:start w:w="110" w:type="dxa"/>
               <w:bottom w:w="90" w:type="dxa"/>
-              <w:end w:w="120" w:type="dxa"/>
+              <w:end w:w="110" w:type="dxa"/>
             </w:tcMar>
             <w:vAlign w:val="center"/>
           </w:tcPr>
@@ -1027,20 +1223,20 @@
             </w:pPr>
             <w:r>
               <w:rPr>
-                <w:sz w:val="17"/>
+                <w:sz w:val="16"/>
               </w:rPr>
-              <w:t>Dual concat</w:t>
+              <w:t>Training defaults</w:t>
             </w:r>
           </w:p>
         </w:tc>
         <w:tc>
           <w:tcPr>
-            <w:tcW w:type="dxa" w:w="3100"/>
+            <w:tcW w:type="dxa" w:w="6860"/>
             <w:tcMar>
               <w:top w:w="90" w:type="dxa"/>
-              <w:start w:w="120" w:type="dxa"/>
+              <w:start w:w="110" w:type="dxa"/>
               <w:bottom w:w="90" w:type="dxa"/>
-              <w:end w:w="120" w:type="dxa"/>
+              <w:end w:w="110" w:type="dxa"/>
             </w:tcMar>
             <w:vAlign w:val="center"/>
           </w:tcPr>
@@ -1050,149 +1246,9 @@
             </w:pPr>
             <w:r>
               <w:rPr>
-                <w:sz w:val="17"/>
+                <w:sz w:val="16"/>
               </w:rPr>
-              <w:t>Macro embedding + Event embedding</w:t>
-            </w:r>
-          </w:p>
-        </w:tc>
-        <w:tc>
-          <w:tcPr>
-            <w:tcW w:type="dxa" w:w="2900"/>
-            <w:tcMar>
-              <w:top w:w="90" w:type="dxa"/>
-              <w:start w:w="120" w:type="dxa"/>
-              <w:bottom w:w="90" w:type="dxa"/>
-              <w:end w:w="120" w:type="dxa"/>
-            </w:tcMar>
-            <w:vAlign w:val="center"/>
-          </w:tcPr>
-          <w:p>
-            <w:pPr>
-              <w:spacing w:after="0"/>
-            </w:pPr>
-            <w:r>
-              <w:rPr>
-                <w:sz w:val="17"/>
-              </w:rPr>
-              <w:t>两个编码器后直接 concat，再 MLP 分类</w:t>
-            </w:r>
-          </w:p>
-        </w:tc>
-        <w:tc>
-          <w:tcPr>
-            <w:tcW w:type="dxa" w:w="1660"/>
-            <w:tcMar>
-              <w:top w:w="90" w:type="dxa"/>
-              <w:start w:w="120" w:type="dxa"/>
-              <w:bottom w:w="90" w:type="dxa"/>
-              <w:end w:w="120" w:type="dxa"/>
-            </w:tcMar>
-            <w:vAlign w:val="center"/>
-          </w:tcPr>
-          <w:p>
-            <w:pPr>
-              <w:spacing w:after="0"/>
-            </w:pPr>
-            <w:r>
-              <w:rPr>
-                <w:sz w:val="17"/>
-              </w:rPr>
-              <w:t>当前主双流候选，AUC 最优</w:t>
-            </w:r>
-          </w:p>
-        </w:tc>
-      </w:tr>
-      <w:tr>
-        <w:tc>
-          <w:tcPr>
-            <w:tcW w:type="dxa" w:w="1700"/>
-            <w:tcMar>
-              <w:top w:w="90" w:type="dxa"/>
-              <w:start w:w="120" w:type="dxa"/>
-              <w:bottom w:w="90" w:type="dxa"/>
-              <w:end w:w="120" w:type="dxa"/>
-            </w:tcMar>
-            <w:vAlign w:val="center"/>
-          </w:tcPr>
-          <w:p>
-            <w:pPr>
-              <w:spacing w:after="0"/>
-            </w:pPr>
-            <w:r>
-              <w:rPr>
-                <w:sz w:val="17"/>
-              </w:rPr>
-              <w:t>Dual gated</w:t>
-            </w:r>
-          </w:p>
-        </w:tc>
-        <w:tc>
-          <w:tcPr>
-            <w:tcW w:type="dxa" w:w="3100"/>
-            <w:tcMar>
-              <w:top w:w="90" w:type="dxa"/>
-              <w:start w:w="120" w:type="dxa"/>
-              <w:bottom w:w="90" w:type="dxa"/>
-              <w:end w:w="120" w:type="dxa"/>
-            </w:tcMar>
-            <w:vAlign w:val="center"/>
-          </w:tcPr>
-          <w:p>
-            <w:pPr>
-              <w:spacing w:after="0"/>
-            </w:pPr>
-            <w:r>
-              <w:rPr>
-                <w:sz w:val="17"/>
-              </w:rPr>
-              <w:t>Macro embedding + Event embedding</w:t>
-            </w:r>
-          </w:p>
-        </w:tc>
-        <w:tc>
-          <w:tcPr>
-            <w:tcW w:type="dxa" w:w="2900"/>
-            <w:tcMar>
-              <w:top w:w="90" w:type="dxa"/>
-              <w:start w:w="120" w:type="dxa"/>
-              <w:bottom w:w="90" w:type="dxa"/>
-              <w:end w:w="120" w:type="dxa"/>
-            </w:tcMar>
-            <w:vAlign w:val="center"/>
-          </w:tcPr>
-          <w:p>
-            <w:pPr>
-              <w:spacing w:after="0"/>
-            </w:pPr>
-            <w:r>
-              <w:rPr>
-                <w:sz w:val="17"/>
-              </w:rPr>
-              <w:t>gate * Macro + (1-gate) * Event</w:t>
-            </w:r>
-          </w:p>
-        </w:tc>
-        <w:tc>
-          <w:tcPr>
-            <w:tcW w:type="dxa" w:w="1660"/>
-            <w:tcMar>
-              <w:top w:w="90" w:type="dxa"/>
-              <w:start w:w="120" w:type="dxa"/>
-              <w:bottom w:w="90" w:type="dxa"/>
-              <w:end w:w="120" w:type="dxa"/>
-            </w:tcMar>
-            <w:vAlign w:val="center"/>
-          </w:tcPr>
-          <w:p>
-            <w:pPr>
-              <w:spacing w:after="0"/>
-            </w:pPr>
-            <w:r>
-              <w:rPr>
-                <w:sz w:val="17"/>
-              </w:rPr>
-              <w:t>验证自适应融合，但出现 Macro 单流塌缩</w:t>
+              <w:t>batch_size=8, max_seq_len=1500, mask_probability=0.30, span length 2-8</w:t>
             </w:r>
           </w:p>
         </w:tc>
@@ -1204,12 +1260,12 @@
         <w:pStyle w:val="Heading1"/>
       </w:pPr>
       <w:r>
-        <w:t>4. 实验协议</w:t>
+        <w:t>4. EMS 多 seed 基准结果</w:t>
       </w:r>
     </w:p>
     <w:p>
       <w:r>
-        <w:t>为避免官方 4-fold 在部分模型中造成概率尺度不一致和 fold 分布问题，当前主实验采用 subject-level 60/20/20 固定划分。训练集只用于模型拟合，验证集用于 early stopping、超参数选择和阈值选择，测试集只用于最终评估。所有主结果均报告 validation-selected best balanced accuracy threshold 下的 test 指标。</w:t>
+        <w:t>为避免单个 32-subject test split 的偶然性，当前已完成五个 EMS stratified subject splits 的 encoder 对照。主要结论是：EMS-only MEM 作为初始化再进行下游 supervised fine-tuning，优于从零训练；冻结 encoder 的 probing 表现较差，说明自监督表征需要任务标签适配才能转化为 SZ/HC 判别性能。</w:t>
       </w:r>
     </w:p>
     <w:tbl>
@@ -1219,22 +1275,25 @@
         <w:jc w:val="center"/>
         <w:tblLayout w:type="fixed"/>
         <w:tblLook w:firstColumn="1" w:firstRow="1" w:lastColumn="0" w:lastRow="0" w:noHBand="0" w:noVBand="1" w:val="04A0"/>
-        <w:tblInd w:w="0" w:type="dxa"/>
       </w:tblPr>
       <w:tblGrid>
-        <w:gridCol w:w="2600"/>
-        <w:gridCol w:w="6760"/>
+        <w:gridCol w:w="1650"/>
+        <w:gridCol w:w="1250"/>
+        <w:gridCol w:w="1350"/>
+        <w:gridCol w:w="900"/>
+        <w:gridCol w:w="900"/>
+        <w:gridCol w:w="3310"/>
       </w:tblGrid>
       <w:tr>
         <w:tc>
           <w:tcPr>
-            <w:tcW w:type="dxa" w:w="2600"/>
+            <w:tcW w:type="dxa" w:w="1650"/>
             <w:shd w:fill="EAF2F8"/>
             <w:tcMar>
               <w:top w:w="90" w:type="dxa"/>
-              <w:start w:w="120" w:type="dxa"/>
+              <w:start w:w="110" w:type="dxa"/>
               <w:bottom w:w="90" w:type="dxa"/>
-              <w:end w:w="120" w:type="dxa"/>
+              <w:end w:w="110" w:type="dxa"/>
             </w:tcMar>
             <w:vAlign w:val="center"/>
           </w:tcPr>
@@ -1245,21 +1304,21 @@
             <w:r>
               <w:rPr>
                 <w:b/>
-                <w:sz w:val="17"/>
+                <w:sz w:val="16"/>
               </w:rPr>
-              <w:t>项目</w:t>
+              <w:t>Experiment</w:t>
             </w:r>
           </w:p>
         </w:tc>
         <w:tc>
           <w:tcPr>
-            <w:tcW w:type="dxa" w:w="6760"/>
+            <w:tcW w:type="dxa" w:w="1250"/>
             <w:shd w:fill="EAF2F8"/>
             <w:tcMar>
               <w:top w:w="90" w:type="dxa"/>
-              <w:start w:w="120" w:type="dxa"/>
+              <w:start w:w="110" w:type="dxa"/>
               <w:bottom w:w="90" w:type="dxa"/>
-              <w:end w:w="120" w:type="dxa"/>
+              <w:end w:w="110" w:type="dxa"/>
             </w:tcMar>
             <w:vAlign w:val="center"/>
           </w:tcPr>
@@ -1270,9 +1329,109 @@
             <w:r>
               <w:rPr>
                 <w:b/>
-                <w:sz w:val="17"/>
+                <w:sz w:val="16"/>
               </w:rPr>
-              <w:t>当前设置</w:t>
+              <w:t>AUC</w:t>
+            </w:r>
+          </w:p>
+        </w:tc>
+        <w:tc>
+          <w:tcPr>
+            <w:tcW w:type="dxa" w:w="1350"/>
+            <w:shd w:fill="EAF2F8"/>
+            <w:tcMar>
+              <w:top w:w="90" w:type="dxa"/>
+              <w:start w:w="110" w:type="dxa"/>
+              <w:bottom w:w="90" w:type="dxa"/>
+              <w:end w:w="110" w:type="dxa"/>
+            </w:tcMar>
+            <w:vAlign w:val="center"/>
+          </w:tcPr>
+          <w:p>
+            <w:pPr>
+              <w:jc w:val="center"/>
+            </w:pPr>
+            <w:r>
+              <w:rPr>
+                <w:b/>
+                <w:sz w:val="16"/>
+              </w:rPr>
+              <w:t>Bal Acc</w:t>
+            </w:r>
+          </w:p>
+        </w:tc>
+        <w:tc>
+          <w:tcPr>
+            <w:tcW w:type="dxa" w:w="900"/>
+            <w:shd w:fill="EAF2F8"/>
+            <w:tcMar>
+              <w:top w:w="90" w:type="dxa"/>
+              <w:start w:w="110" w:type="dxa"/>
+              <w:bottom w:w="90" w:type="dxa"/>
+              <w:end w:w="110" w:type="dxa"/>
+            </w:tcMar>
+            <w:vAlign w:val="center"/>
+          </w:tcPr>
+          <w:p>
+            <w:pPr>
+              <w:jc w:val="center"/>
+            </w:pPr>
+            <w:r>
+              <w:rPr>
+                <w:b/>
+                <w:sz w:val="16"/>
+              </w:rPr>
+              <w:t>Sens</w:t>
+            </w:r>
+          </w:p>
+        </w:tc>
+        <w:tc>
+          <w:tcPr>
+            <w:tcW w:type="dxa" w:w="900"/>
+            <w:shd w:fill="EAF2F8"/>
+            <w:tcMar>
+              <w:top w:w="90" w:type="dxa"/>
+              <w:start w:w="110" w:type="dxa"/>
+              <w:bottom w:w="90" w:type="dxa"/>
+              <w:end w:w="110" w:type="dxa"/>
+            </w:tcMar>
+            <w:vAlign w:val="center"/>
+          </w:tcPr>
+          <w:p>
+            <w:pPr>
+              <w:jc w:val="center"/>
+            </w:pPr>
+            <w:r>
+              <w:rPr>
+                <w:b/>
+                <w:sz w:val="16"/>
+              </w:rPr>
+              <w:t>Spec</w:t>
+            </w:r>
+          </w:p>
+        </w:tc>
+        <w:tc>
+          <w:tcPr>
+            <w:tcW w:type="dxa" w:w="3310"/>
+            <w:shd w:fill="EAF2F8"/>
+            <w:tcMar>
+              <w:top w:w="90" w:type="dxa"/>
+              <w:start w:w="110" w:type="dxa"/>
+              <w:bottom w:w="90" w:type="dxa"/>
+              <w:end w:w="110" w:type="dxa"/>
+            </w:tcMar>
+            <w:vAlign w:val="center"/>
+          </w:tcPr>
+          <w:p>
+            <w:pPr>
+              <w:jc w:val="center"/>
+            </w:pPr>
+            <w:r>
+              <w:rPr>
+                <w:b/>
+                <w:sz w:val="16"/>
+              </w:rPr>
+              <w:t>Interpretation</w:t>
             </w:r>
           </w:p>
         </w:tc>
@@ -1280,12 +1439,12 @@
       <w:tr>
         <w:tc>
           <w:tcPr>
-            <w:tcW w:type="dxa" w:w="2600"/>
+            <w:tcW w:type="dxa" w:w="1650"/>
             <w:tcMar>
               <w:top w:w="90" w:type="dxa"/>
-              <w:start w:w="120" w:type="dxa"/>
+              <w:start w:w="110" w:type="dxa"/>
               <w:bottom w:w="90" w:type="dxa"/>
-              <w:end w:w="120" w:type="dxa"/>
+              <w:end w:w="110" w:type="dxa"/>
             </w:tcMar>
             <w:vAlign w:val="center"/>
           </w:tcPr>
@@ -1295,20 +1454,116 @@
             </w:pPr>
             <w:r>
               <w:rPr>
-                <w:sz w:val="17"/>
+                <w:sz w:val="16"/>
               </w:rPr>
-              <w:t>数据划分</w:t>
+              <w:t>From scratch</w:t>
             </w:r>
           </w:p>
         </w:tc>
         <w:tc>
           <w:tcPr>
-            <w:tcW w:type="dxa" w:w="6760"/>
+            <w:tcW w:type="dxa" w:w="1250"/>
             <w:tcMar>
               <w:top w:w="90" w:type="dxa"/>
-              <w:start w:w="120" w:type="dxa"/>
+              <w:start w:w="110" w:type="dxa"/>
               <w:bottom w:w="90" w:type="dxa"/>
-              <w:end w:w="120" w:type="dxa"/>
+              <w:end w:w="110" w:type="dxa"/>
+            </w:tcMar>
+            <w:vAlign w:val="center"/>
+          </w:tcPr>
+          <w:p>
+            <w:pPr>
+              <w:spacing w:after="0"/>
+              <w:jc w:val="center"/>
+            </w:pPr>
+            <w:r>
+              <w:rPr>
+                <w:sz w:val="16"/>
+              </w:rPr>
+              <w:t>0.784 +/- 0.069</w:t>
+            </w:r>
+          </w:p>
+        </w:tc>
+        <w:tc>
+          <w:tcPr>
+            <w:tcW w:type="dxa" w:w="1350"/>
+            <w:tcMar>
+              <w:top w:w="90" w:type="dxa"/>
+              <w:start w:w="110" w:type="dxa"/>
+              <w:bottom w:w="90" w:type="dxa"/>
+              <w:end w:w="110" w:type="dxa"/>
+            </w:tcMar>
+            <w:vAlign w:val="center"/>
+          </w:tcPr>
+          <w:p>
+            <w:pPr>
+              <w:spacing w:after="0"/>
+              <w:jc w:val="center"/>
+            </w:pPr>
+            <w:r>
+              <w:rPr>
+                <w:sz w:val="16"/>
+              </w:rPr>
+              <w:t>0.700 +/- 0.114</w:t>
+            </w:r>
+          </w:p>
+        </w:tc>
+        <w:tc>
+          <w:tcPr>
+            <w:tcW w:type="dxa" w:w="900"/>
+            <w:tcMar>
+              <w:top w:w="90" w:type="dxa"/>
+              <w:start w:w="110" w:type="dxa"/>
+              <w:bottom w:w="90" w:type="dxa"/>
+              <w:end w:w="110" w:type="dxa"/>
+            </w:tcMar>
+            <w:vAlign w:val="center"/>
+          </w:tcPr>
+          <w:p>
+            <w:pPr>
+              <w:spacing w:after="0"/>
+              <w:jc w:val="center"/>
+            </w:pPr>
+            <w:r>
+              <w:rPr>
+                <w:sz w:val="16"/>
+              </w:rPr>
+              <w:t>0.800</w:t>
+            </w:r>
+          </w:p>
+        </w:tc>
+        <w:tc>
+          <w:tcPr>
+            <w:tcW w:type="dxa" w:w="900"/>
+            <w:tcMar>
+              <w:top w:w="90" w:type="dxa"/>
+              <w:start w:w="110" w:type="dxa"/>
+              <w:bottom w:w="90" w:type="dxa"/>
+              <w:end w:w="110" w:type="dxa"/>
+            </w:tcMar>
+            <w:vAlign w:val="center"/>
+          </w:tcPr>
+          <w:p>
+            <w:pPr>
+              <w:spacing w:after="0"/>
+              <w:jc w:val="center"/>
+            </w:pPr>
+            <w:r>
+              <w:rPr>
+                <w:sz w:val="16"/>
+              </w:rPr>
+              <w:t>0.600</w:t>
+            </w:r>
+          </w:p>
+        </w:tc>
+        <w:tc>
+          <w:tcPr>
+            <w:tcW w:type="dxa" w:w="3310"/>
+            <w:tcMar>
+              <w:top w:w="90" w:type="dxa"/>
+              <w:start w:w="110" w:type="dxa"/>
+              <w:bottom w:w="90" w:type="dxa"/>
+              <w:end w:w="110" w:type="dxa"/>
             </w:tcMar>
             <w:vAlign w:val="center"/>
           </w:tcPr>
@@ -1318,9 +1573,9 @@
             </w:pPr>
             <w:r>
               <w:rPr>
-                <w:sz w:val="17"/>
+                <w:sz w:val="16"/>
               </w:rPr>
-              <w:t>subject-level 60/20/20，train 96，valid 32，test 32，HC/SZ 均衡</w:t>
+              <w:t>Supervised encoder baseline.</w:t>
             </w:r>
           </w:p>
         </w:tc>
@@ -1328,12 +1583,12 @@
       <w:tr>
         <w:tc>
           <w:tcPr>
-            <w:tcW w:type="dxa" w:w="2600"/>
+            <w:tcW w:type="dxa" w:w="1650"/>
             <w:tcMar>
               <w:top w:w="90" w:type="dxa"/>
-              <w:start w:w="120" w:type="dxa"/>
+              <w:start w:w="110" w:type="dxa"/>
               <w:bottom w:w="90" w:type="dxa"/>
-              <w:end w:w="120" w:type="dxa"/>
+              <w:end w:w="110" w:type="dxa"/>
             </w:tcMar>
             <w:vAlign w:val="center"/>
           </w:tcPr>
@@ -1343,20 +1598,116 @@
             </w:pPr>
             <w:r>
               <w:rPr>
-                <w:sz w:val="17"/>
+                <w:sz w:val="16"/>
               </w:rPr>
-              <w:t>核心输入</w:t>
+              <w:t>EMS MEM frozen</w:t>
             </w:r>
           </w:p>
         </w:tc>
         <w:tc>
           <w:tcPr>
-            <w:tcW w:type="dxa" w:w="6760"/>
+            <w:tcW w:type="dxa" w:w="1250"/>
             <w:tcMar>
               <w:top w:w="90" w:type="dxa"/>
-              <w:start w:w="120" w:type="dxa"/>
+              <w:start w:w="110" w:type="dxa"/>
               <w:bottom w:w="90" w:type="dxa"/>
-              <w:end w:w="120" w:type="dxa"/>
+              <w:end w:w="110" w:type="dxa"/>
+            </w:tcMar>
+            <w:vAlign w:val="center"/>
+          </w:tcPr>
+          <w:p>
+            <w:pPr>
+              <w:spacing w:after="0"/>
+              <w:jc w:val="center"/>
+            </w:pPr>
+            <w:r>
+              <w:rPr>
+                <w:sz w:val="16"/>
+              </w:rPr>
+              <w:t>0.716 +/- 0.059</w:t>
+            </w:r>
+          </w:p>
+        </w:tc>
+        <w:tc>
+          <w:tcPr>
+            <w:tcW w:type="dxa" w:w="1350"/>
+            <w:tcMar>
+              <w:top w:w="90" w:type="dxa"/>
+              <w:start w:w="110" w:type="dxa"/>
+              <w:bottom w:w="90" w:type="dxa"/>
+              <w:end w:w="110" w:type="dxa"/>
+            </w:tcMar>
+            <w:vAlign w:val="center"/>
+          </w:tcPr>
+          <w:p>
+            <w:pPr>
+              <w:spacing w:after="0"/>
+              <w:jc w:val="center"/>
+            </w:pPr>
+            <w:r>
+              <w:rPr>
+                <w:sz w:val="16"/>
+              </w:rPr>
+              <w:t>0.619 +/- 0.081</w:t>
+            </w:r>
+          </w:p>
+        </w:tc>
+        <w:tc>
+          <w:tcPr>
+            <w:tcW w:type="dxa" w:w="900"/>
+            <w:tcMar>
+              <w:top w:w="90" w:type="dxa"/>
+              <w:start w:w="110" w:type="dxa"/>
+              <w:bottom w:w="90" w:type="dxa"/>
+              <w:end w:w="110" w:type="dxa"/>
+            </w:tcMar>
+            <w:vAlign w:val="center"/>
+          </w:tcPr>
+          <w:p>
+            <w:pPr>
+              <w:spacing w:after="0"/>
+              <w:jc w:val="center"/>
+            </w:pPr>
+            <w:r>
+              <w:rPr>
+                <w:sz w:val="16"/>
+              </w:rPr>
+              <w:t>0.813</w:t>
+            </w:r>
+          </w:p>
+        </w:tc>
+        <w:tc>
+          <w:tcPr>
+            <w:tcW w:type="dxa" w:w="900"/>
+            <w:tcMar>
+              <w:top w:w="90" w:type="dxa"/>
+              <w:start w:w="110" w:type="dxa"/>
+              <w:bottom w:w="90" w:type="dxa"/>
+              <w:end w:w="110" w:type="dxa"/>
+            </w:tcMar>
+            <w:vAlign w:val="center"/>
+          </w:tcPr>
+          <w:p>
+            <w:pPr>
+              <w:spacing w:after="0"/>
+              <w:jc w:val="center"/>
+            </w:pPr>
+            <w:r>
+              <w:rPr>
+                <w:sz w:val="16"/>
+              </w:rPr>
+              <w:t>0.425</w:t>
+            </w:r>
+          </w:p>
+        </w:tc>
+        <w:tc>
+          <w:tcPr>
+            <w:tcW w:type="dxa" w:w="3310"/>
+            <w:tcMar>
+              <w:top w:w="90" w:type="dxa"/>
+              <w:start w:w="110" w:type="dxa"/>
+              <w:bottom w:w="90" w:type="dxa"/>
+              <w:end w:w="110" w:type="dxa"/>
             </w:tcMar>
             <w:vAlign w:val="center"/>
           </w:tcPr>
@@ -1366,9 +1717,9 @@
             </w:pPr>
             <w:r>
               <w:rPr>
-                <w:sz w:val="17"/>
+                <w:sz w:val="16"/>
               </w:rPr>
-              <w:t>x/y/timestamp/validity/采样率/屏幕参数/观看距离推导出的公共眼动特征</w:t>
+              <w:t>Pretrained encoder alone is insufficient.</w:t>
             </w:r>
           </w:p>
         </w:tc>
@@ -1376,12 +1727,12 @@
       <w:tr>
         <w:tc>
           <w:tcPr>
-            <w:tcW w:type="dxa" w:w="2600"/>
+            <w:tcW w:type="dxa" w:w="1650"/>
             <w:tcMar>
               <w:top w:w="90" w:type="dxa"/>
-              <w:start w:w="120" w:type="dxa"/>
+              <w:start w:w="110" w:type="dxa"/>
               <w:bottom w:w="90" w:type="dxa"/>
-              <w:end w:w="120" w:type="dxa"/>
+              <w:end w:w="110" w:type="dxa"/>
             </w:tcMar>
             <w:vAlign w:val="center"/>
           </w:tcPr>
@@ -1391,20 +1742,116 @@
             </w:pPr>
             <w:r>
               <w:rPr>
-                <w:sz w:val="17"/>
+                <w:sz w:val="16"/>
               </w:rPr>
-              <w:t>不使用信息</w:t>
+              <w:t>EMS MEM fine-tune</w:t>
             </w:r>
           </w:p>
         </w:tc>
         <w:tc>
           <w:tcPr>
-            <w:tcW w:type="dxa" w:w="6760"/>
+            <w:tcW w:type="dxa" w:w="1250"/>
             <w:tcMar>
               <w:top w:w="90" w:type="dxa"/>
-              <w:start w:w="120" w:type="dxa"/>
+              <w:start w:w="110" w:type="dxa"/>
               <w:bottom w:w="90" w:type="dxa"/>
-              <w:end w:w="120" w:type="dxa"/>
+              <w:end w:w="110" w:type="dxa"/>
+            </w:tcMar>
+            <w:vAlign w:val="center"/>
+          </w:tcPr>
+          <w:p>
+            <w:pPr>
+              <w:spacing w:after="0"/>
+              <w:jc w:val="center"/>
+            </w:pPr>
+            <w:r>
+              <w:rPr>
+                <w:sz w:val="16"/>
+              </w:rPr>
+              <w:t>0.832 +/- 0.065</w:t>
+            </w:r>
+          </w:p>
+        </w:tc>
+        <w:tc>
+          <w:tcPr>
+            <w:tcW w:type="dxa" w:w="1350"/>
+            <w:tcMar>
+              <w:top w:w="90" w:type="dxa"/>
+              <w:start w:w="110" w:type="dxa"/>
+              <w:bottom w:w="90" w:type="dxa"/>
+              <w:end w:w="110" w:type="dxa"/>
+            </w:tcMar>
+            <w:vAlign w:val="center"/>
+          </w:tcPr>
+          <w:p>
+            <w:pPr>
+              <w:spacing w:after="0"/>
+              <w:jc w:val="center"/>
+            </w:pPr>
+            <w:r>
+              <w:rPr>
+                <w:sz w:val="16"/>
+              </w:rPr>
+              <w:t>0.763 +/- 0.052</w:t>
+            </w:r>
+          </w:p>
+        </w:tc>
+        <w:tc>
+          <w:tcPr>
+            <w:tcW w:type="dxa" w:w="900"/>
+            <w:tcMar>
+              <w:top w:w="90" w:type="dxa"/>
+              <w:start w:w="110" w:type="dxa"/>
+              <w:bottom w:w="90" w:type="dxa"/>
+              <w:end w:w="110" w:type="dxa"/>
+            </w:tcMar>
+            <w:vAlign w:val="center"/>
+          </w:tcPr>
+          <w:p>
+            <w:pPr>
+              <w:spacing w:after="0"/>
+              <w:jc w:val="center"/>
+            </w:pPr>
+            <w:r>
+              <w:rPr>
+                <w:sz w:val="16"/>
+              </w:rPr>
+              <w:t>0.800</w:t>
+            </w:r>
+          </w:p>
+        </w:tc>
+        <w:tc>
+          <w:tcPr>
+            <w:tcW w:type="dxa" w:w="900"/>
+            <w:tcMar>
+              <w:top w:w="90" w:type="dxa"/>
+              <w:start w:w="110" w:type="dxa"/>
+              <w:bottom w:w="90" w:type="dxa"/>
+              <w:end w:w="110" w:type="dxa"/>
+            </w:tcMar>
+            <w:vAlign w:val="center"/>
+          </w:tcPr>
+          <w:p>
+            <w:pPr>
+              <w:spacing w:after="0"/>
+              <w:jc w:val="center"/>
+            </w:pPr>
+            <w:r>
+              <w:rPr>
+                <w:sz w:val="16"/>
+              </w:rPr>
+              <w:t>0.725</w:t>
+            </w:r>
+          </w:p>
+        </w:tc>
+        <w:tc>
+          <w:tcPr>
+            <w:tcW w:type="dxa" w:w="3310"/>
+            <w:tcMar>
+              <w:top w:w="90" w:type="dxa"/>
+              <w:start w:w="110" w:type="dxa"/>
+              <w:bottom w:w="90" w:type="dxa"/>
+              <w:end w:w="110" w:type="dxa"/>
             </w:tcMar>
             <w:vAlign w:val="center"/>
           </w:tcPr>
@@ -1414,201 +1861,9 @@
             </w:pPr>
             <w:r>
               <w:rPr>
-                <w:sz w:val="17"/>
+                <w:sz w:val="16"/>
               </w:rPr>
-              <w:t>图片内容、视频语义、AOI、IMAGE 语义、任务答案、瞳孔核心特征</w:t>
-            </w:r>
-          </w:p>
-        </w:tc>
-      </w:tr>
-      <w:tr>
-        <w:tc>
-          <w:tcPr>
-            <w:tcW w:type="dxa" w:w="2600"/>
-            <w:tcMar>
-              <w:top w:w="90" w:type="dxa"/>
-              <w:start w:w="120" w:type="dxa"/>
-              <w:bottom w:w="90" w:type="dxa"/>
-              <w:end w:w="120" w:type="dxa"/>
-            </w:tcMar>
-            <w:vAlign w:val="center"/>
-          </w:tcPr>
-          <w:p>
-            <w:pPr>
-              <w:spacing w:after="0"/>
-            </w:pPr>
-            <w:r>
-              <w:rPr>
-                <w:sz w:val="17"/>
-              </w:rPr>
-              <w:t>深度模型默认结构</w:t>
-            </w:r>
-          </w:p>
-        </w:tc>
-        <w:tc>
-          <w:tcPr>
-            <w:tcW w:type="dxa" w:w="6760"/>
-            <w:tcMar>
-              <w:top w:w="90" w:type="dxa"/>
-              <w:start w:w="120" w:type="dxa"/>
-              <w:bottom w:w="90" w:type="dxa"/>
-              <w:end w:w="120" w:type="dxa"/>
-            </w:tcMar>
-            <w:vAlign w:val="center"/>
-          </w:tcPr>
-          <w:p>
-            <w:pPr>
-              <w:spacing w:after="0"/>
-            </w:pPr>
-            <w:r>
-              <w:rPr>
-                <w:sz w:val="17"/>
-              </w:rPr>
-              <w:t>projection_dim=64，hidden_dim=64，attention_dim=64，dropout=0.3</w:t>
-            </w:r>
-          </w:p>
-        </w:tc>
-      </w:tr>
-      <w:tr>
-        <w:tc>
-          <w:tcPr>
-            <w:tcW w:type="dxa" w:w="2600"/>
-            <w:tcMar>
-              <w:top w:w="90" w:type="dxa"/>
-              <w:start w:w="120" w:type="dxa"/>
-              <w:bottom w:w="90" w:type="dxa"/>
-              <w:end w:w="120" w:type="dxa"/>
-            </w:tcMar>
-            <w:vAlign w:val="center"/>
-          </w:tcPr>
-          <w:p>
-            <w:pPr>
-              <w:spacing w:after="0"/>
-            </w:pPr>
-            <w:r>
-              <w:rPr>
-                <w:sz w:val="17"/>
-              </w:rPr>
-              <w:t>优化器</w:t>
-            </w:r>
-          </w:p>
-        </w:tc>
-        <w:tc>
-          <w:tcPr>
-            <w:tcW w:type="dxa" w:w="6760"/>
-            <w:tcMar>
-              <w:top w:w="90" w:type="dxa"/>
-              <w:start w:w="120" w:type="dxa"/>
-              <w:bottom w:w="90" w:type="dxa"/>
-              <w:end w:w="120" w:type="dxa"/>
-            </w:tcMar>
-            <w:vAlign w:val="center"/>
-          </w:tcPr>
-          <w:p>
-            <w:pPr>
-              <w:spacing w:after="0"/>
-            </w:pPr>
-            <w:r>
-              <w:rPr>
-                <w:sz w:val="17"/>
-              </w:rPr>
-              <w:t>AdamW，learning_rate=1e-3，weight_decay=1e-4</w:t>
-            </w:r>
-          </w:p>
-        </w:tc>
-      </w:tr>
-      <w:tr>
-        <w:tc>
-          <w:tcPr>
-            <w:tcW w:type="dxa" w:w="2600"/>
-            <w:tcMar>
-              <w:top w:w="90" w:type="dxa"/>
-              <w:start w:w="120" w:type="dxa"/>
-              <w:bottom w:w="90" w:type="dxa"/>
-              <w:end w:w="120" w:type="dxa"/>
-            </w:tcMar>
-            <w:vAlign w:val="center"/>
-          </w:tcPr>
-          <w:p>
-            <w:pPr>
-              <w:spacing w:after="0"/>
-            </w:pPr>
-            <w:r>
-              <w:rPr>
-                <w:sz w:val="17"/>
-              </w:rPr>
-              <w:t>训练控制</w:t>
-            </w:r>
-          </w:p>
-        </w:tc>
-        <w:tc>
-          <w:tcPr>
-            <w:tcW w:type="dxa" w:w="6760"/>
-            <w:tcMar>
-              <w:top w:w="90" w:type="dxa"/>
-              <w:start w:w="120" w:type="dxa"/>
-              <w:bottom w:w="90" w:type="dxa"/>
-              <w:end w:w="120" w:type="dxa"/>
-            </w:tcMar>
-            <w:vAlign w:val="center"/>
-          </w:tcPr>
-          <w:p>
-            <w:pPr>
-              <w:spacing w:after="0"/>
-            </w:pPr>
-            <w:r>
-              <w:rPr>
-                <w:sz w:val="17"/>
-              </w:rPr>
-              <w:t>max_epochs=100，patience=15，valid AUC early stopping</w:t>
-            </w:r>
-          </w:p>
-        </w:tc>
-      </w:tr>
-      <w:tr>
-        <w:tc>
-          <w:tcPr>
-            <w:tcW w:type="dxa" w:w="2600"/>
-            <w:tcMar>
-              <w:top w:w="90" w:type="dxa"/>
-              <w:start w:w="120" w:type="dxa"/>
-              <w:bottom w:w="90" w:type="dxa"/>
-              <w:end w:w="120" w:type="dxa"/>
-            </w:tcMar>
-            <w:vAlign w:val="center"/>
-          </w:tcPr>
-          <w:p>
-            <w:pPr>
-              <w:spacing w:after="0"/>
-            </w:pPr>
-            <w:r>
-              <w:rPr>
-                <w:sz w:val="17"/>
-              </w:rPr>
-              <w:t>分类阈值</w:t>
-            </w:r>
-          </w:p>
-        </w:tc>
-        <w:tc>
-          <w:tcPr>
-            <w:tcW w:type="dxa" w:w="6760"/>
-            <w:tcMar>
-              <w:top w:w="90" w:type="dxa"/>
-              <w:start w:w="120" w:type="dxa"/>
-              <w:bottom w:w="90" w:type="dxa"/>
-              <w:end w:w="120" w:type="dxa"/>
-            </w:tcMar>
-            <w:vAlign w:val="center"/>
-          </w:tcPr>
-          <w:p>
-            <w:pPr>
-              <w:spacing w:after="0"/>
-            </w:pPr>
-            <w:r>
-              <w:rPr>
-                <w:sz w:val="17"/>
-              </w:rPr>
-              <w:t>在 validation set 选择，test set 只评估一次</w:t>
+              <w:t>Best multi-seed encoder route so far.</w:t>
             </w:r>
           </w:p>
         </w:tc>
@@ -1620,12 +1875,12 @@
         <w:pStyle w:val="Heading1"/>
       </w:pPr>
       <w:r>
-        <w:t>5. 固定划分实验结果</w:t>
+        <w:t>5. 公共数据预训练初步结果</w:t>
       </w:r>
     </w:p>
     <w:p>
       <w:r>
-        <w:t>当前固定划分结果表明，传统 HistGradientBoosting 仍是强 baseline；Macro-Behavior Stream 与 Dual concat 在 AUC 上表现更好，但固定阈值下的 balanced accuracy 尚未全面超过 HistGradientBoosting。因此论文表述应保持克制：双流模型提升了风险排序能力，但分类阈值泛化仍需在更多数据集和更大样本中验证。</w:t>
+        <w:t>HBN 与 GazeBase 已经完成同一套处理流程：raw gaze -&gt; fixation events -&gt; schema validation -&gt; QC -&gt; encoder-ready -&gt; MEM -&gt; EMS downstream。当前固定 split 结果显示，公共数据不是越多越好；是否有益取决于分布匹配和下游操作点。HBN+EMS 没有超过 EMS-only；GazeBase+EMS 的 AUC 低于 EMS-only seed42，但 specificity 和 balanced accuracy 更高，可能形成更保守的筛查阈值候选。</w:t>
       </w:r>
     </w:p>
     <w:tbl>
@@ -1635,28 +1890,26 @@
         <w:jc w:val="center"/>
         <w:tblLayout w:type="fixed"/>
         <w:tblLook w:firstColumn="1" w:firstRow="1" w:lastColumn="0" w:lastRow="0" w:noHBand="0" w:noVBand="1" w:val="04A0"/>
-        <w:tblInd w:w="0" w:type="dxa"/>
       </w:tblPr>
       <w:tblGrid>
-        <w:gridCol w:w="1700"/>
-        <w:gridCol w:w="780"/>
-        <w:gridCol w:w="780"/>
+        <w:gridCol w:w="1450"/>
+        <w:gridCol w:w="1000"/>
+        <w:gridCol w:w="700"/>
         <w:gridCol w:w="850"/>
-        <w:gridCol w:w="780"/>
-        <w:gridCol w:w="780"/>
-        <w:gridCol w:w="780"/>
-        <w:gridCol w:w="2910"/>
+        <w:gridCol w:w="700"/>
+        <w:gridCol w:w="700"/>
+        <w:gridCol w:w="3960"/>
       </w:tblGrid>
       <w:tr>
         <w:tc>
           <w:tcPr>
-            <w:tcW w:type="dxa" w:w="1700"/>
+            <w:tcW w:type="dxa" w:w="1450"/>
             <w:shd w:fill="EAF2F8"/>
             <w:tcMar>
               <w:top w:w="90" w:type="dxa"/>
-              <w:start w:w="120" w:type="dxa"/>
+              <w:start w:w="110" w:type="dxa"/>
               <w:bottom w:w="90" w:type="dxa"/>
-              <w:end w:w="120" w:type="dxa"/>
+              <w:end w:w="110" w:type="dxa"/>
             </w:tcMar>
             <w:vAlign w:val="center"/>
           </w:tcPr>
@@ -1667,21 +1920,21 @@
             <w:r>
               <w:rPr>
                 <w:b/>
-                <w:sz w:val="17"/>
+                <w:sz w:val="16"/>
               </w:rPr>
-              <w:t>模型</w:t>
+              <w:t>Pretraining</w:t>
             </w:r>
           </w:p>
         </w:tc>
         <w:tc>
           <w:tcPr>
-            <w:tcW w:type="dxa" w:w="780"/>
+            <w:tcW w:type="dxa" w:w="1000"/>
             <w:shd w:fill="EAF2F8"/>
             <w:tcMar>
               <w:top w:w="90" w:type="dxa"/>
-              <w:start w:w="120" w:type="dxa"/>
+              <w:start w:w="110" w:type="dxa"/>
               <w:bottom w:w="90" w:type="dxa"/>
-              <w:end w:w="120" w:type="dxa"/>
+              <w:end w:w="110" w:type="dxa"/>
             </w:tcMar>
             <w:vAlign w:val="center"/>
           </w:tcPr>
@@ -1692,21 +1945,21 @@
             <w:r>
               <w:rPr>
                 <w:b/>
-                <w:sz w:val="17"/>
+                <w:sz w:val="16"/>
               </w:rPr>
-              <w:t>AUC</w:t>
+              <w:t>Mode</w:t>
             </w:r>
           </w:p>
         </w:tc>
         <w:tc>
           <w:tcPr>
-            <w:tcW w:type="dxa" w:w="780"/>
+            <w:tcW w:type="dxa" w:w="700"/>
             <w:shd w:fill="EAF2F8"/>
             <w:tcMar>
               <w:top w:w="90" w:type="dxa"/>
-              <w:start w:w="120" w:type="dxa"/>
+              <w:start w:w="110" w:type="dxa"/>
               <w:bottom w:w="90" w:type="dxa"/>
-              <w:end w:w="120" w:type="dxa"/>
+              <w:end w:w="110" w:type="dxa"/>
             </w:tcMar>
             <w:vAlign w:val="center"/>
           </w:tcPr>
@@ -1717,9 +1970,9 @@
             <w:r>
               <w:rPr>
                 <w:b/>
-                <w:sz w:val="17"/>
+                <w:sz w:val="16"/>
               </w:rPr>
-              <w:t>Acc</w:t>
+              <w:t>AUC</w:t>
             </w:r>
           </w:p>
         </w:tc>
@@ -1729,9 +1982,9 @@
             <w:shd w:fill="EAF2F8"/>
             <w:tcMar>
               <w:top w:w="90" w:type="dxa"/>
-              <w:start w:w="120" w:type="dxa"/>
+              <w:start w:w="110" w:type="dxa"/>
               <w:bottom w:w="90" w:type="dxa"/>
-              <w:end w:w="120" w:type="dxa"/>
+              <w:end w:w="110" w:type="dxa"/>
             </w:tcMar>
             <w:vAlign w:val="center"/>
           </w:tcPr>
@@ -1742,7 +1995,7 @@
             <w:r>
               <w:rPr>
                 <w:b/>
-                <w:sz w:val="17"/>
+                <w:sz w:val="16"/>
               </w:rPr>
               <w:t>Bal Acc</w:t>
             </w:r>
@@ -1750,13 +2003,13 @@
         </w:tc>
         <w:tc>
           <w:tcPr>
-            <w:tcW w:type="dxa" w:w="780"/>
+            <w:tcW w:type="dxa" w:w="700"/>
             <w:shd w:fill="EAF2F8"/>
             <w:tcMar>
               <w:top w:w="90" w:type="dxa"/>
-              <w:start w:w="120" w:type="dxa"/>
+              <w:start w:w="110" w:type="dxa"/>
               <w:bottom w:w="90" w:type="dxa"/>
-              <w:end w:w="120" w:type="dxa"/>
+              <w:end w:w="110" w:type="dxa"/>
             </w:tcMar>
             <w:vAlign w:val="center"/>
           </w:tcPr>
@@ -1767,7 +2020,7 @@
             <w:r>
               <w:rPr>
                 <w:b/>
-                <w:sz w:val="17"/>
+                <w:sz w:val="16"/>
               </w:rPr>
               <w:t>Sens</w:t>
             </w:r>
@@ -1775,13 +2028,13 @@
         </w:tc>
         <w:tc>
           <w:tcPr>
-            <w:tcW w:type="dxa" w:w="780"/>
+            <w:tcW w:type="dxa" w:w="700"/>
             <w:shd w:fill="EAF2F8"/>
             <w:tcMar>
               <w:top w:w="90" w:type="dxa"/>
-              <w:start w:w="120" w:type="dxa"/>
+              <w:start w:w="110" w:type="dxa"/>
               <w:bottom w:w="90" w:type="dxa"/>
-              <w:end w:w="120" w:type="dxa"/>
+              <w:end w:w="110" w:type="dxa"/>
             </w:tcMar>
             <w:vAlign w:val="center"/>
           </w:tcPr>
@@ -1792,7 +2045,7 @@
             <w:r>
               <w:rPr>
                 <w:b/>
-                <w:sz w:val="17"/>
+                <w:sz w:val="16"/>
               </w:rPr>
               <w:t>Spec</w:t>
             </w:r>
@@ -1800,13 +2053,13 @@
         </w:tc>
         <w:tc>
           <w:tcPr>
-            <w:tcW w:type="dxa" w:w="780"/>
+            <w:tcW w:type="dxa" w:w="3960"/>
             <w:shd w:fill="EAF2F8"/>
             <w:tcMar>
               <w:top w:w="90" w:type="dxa"/>
-              <w:start w:w="120" w:type="dxa"/>
+              <w:start w:w="110" w:type="dxa"/>
               <w:bottom w:w="90" w:type="dxa"/>
-              <w:end w:w="120" w:type="dxa"/>
+              <w:end w:w="110" w:type="dxa"/>
             </w:tcMar>
             <w:vAlign w:val="center"/>
           </w:tcPr>
@@ -1817,34 +2070,9 @@
             <w:r>
               <w:rPr>
                 <w:b/>
-                <w:sz w:val="17"/>
+                <w:sz w:val="16"/>
               </w:rPr>
-              <w:t>F1</w:t>
-            </w:r>
-          </w:p>
-        </w:tc>
-        <w:tc>
-          <w:tcPr>
-            <w:tcW w:type="dxa" w:w="2910"/>
-            <w:shd w:fill="EAF2F8"/>
-            <w:tcMar>
-              <w:top w:w="90" w:type="dxa"/>
-              <w:start w:w="120" w:type="dxa"/>
-              <w:bottom w:w="90" w:type="dxa"/>
-              <w:end w:w="120" w:type="dxa"/>
-            </w:tcMar>
-            <w:vAlign w:val="center"/>
-          </w:tcPr>
-          <w:p>
-            <w:pPr>
-              <w:jc w:val="center"/>
-            </w:pPr>
-            <w:r>
-              <w:rPr>
-                <w:b/>
-                <w:sz w:val="17"/>
-              </w:rPr>
-              <w:t>Confusion</w:t>
+              <w:t>Notes</w:t>
             </w:r>
           </w:p>
         </w:tc>
@@ -1852,12 +2080,12 @@
       <w:tr>
         <w:tc>
           <w:tcPr>
-            <w:tcW w:type="dxa" w:w="1700"/>
+            <w:tcW w:type="dxa" w:w="1450"/>
             <w:tcMar>
               <w:top w:w="90" w:type="dxa"/>
-              <w:start w:w="120" w:type="dxa"/>
+              <w:start w:w="110" w:type="dxa"/>
               <w:bottom w:w="90" w:type="dxa"/>
-              <w:end w:w="120" w:type="dxa"/>
+              <w:end w:w="110" w:type="dxa"/>
             </w:tcMar>
             <w:vAlign w:val="center"/>
           </w:tcPr>
@@ -1867,20 +2095,20 @@
             </w:pPr>
             <w:r>
               <w:rPr>
-                <w:sz w:val="17"/>
+                <w:sz w:val="16"/>
               </w:rPr>
-              <w:t>ML HistGB</w:t>
+              <w:t>None</w:t>
             </w:r>
           </w:p>
         </w:tc>
         <w:tc>
           <w:tcPr>
-            <w:tcW w:type="dxa" w:w="780"/>
+            <w:tcW w:type="dxa" w:w="1000"/>
             <w:tcMar>
               <w:top w:w="90" w:type="dxa"/>
-              <w:start w:w="120" w:type="dxa"/>
+              <w:start w:w="110" w:type="dxa"/>
               <w:bottom w:w="90" w:type="dxa"/>
-              <w:end w:w="120" w:type="dxa"/>
+              <w:end w:w="110" w:type="dxa"/>
             </w:tcMar>
             <w:vAlign w:val="center"/>
           </w:tcPr>
@@ -1891,20 +2119,20 @@
             </w:pPr>
             <w:r>
               <w:rPr>
-                <w:sz w:val="17"/>
+                <w:sz w:val="16"/>
               </w:rPr>
-              <w:t>0.883</w:t>
+              <w:t>from scratch</w:t>
             </w:r>
           </w:p>
         </w:tc>
         <w:tc>
           <w:tcPr>
-            <w:tcW w:type="dxa" w:w="780"/>
+            <w:tcW w:type="dxa" w:w="700"/>
             <w:tcMar>
               <w:top w:w="90" w:type="dxa"/>
-              <w:start w:w="120" w:type="dxa"/>
+              <w:start w:w="110" w:type="dxa"/>
               <w:bottom w:w="90" w:type="dxa"/>
-              <w:end w:w="120" w:type="dxa"/>
+              <w:end w:w="110" w:type="dxa"/>
             </w:tcMar>
             <w:vAlign w:val="center"/>
           </w:tcPr>
@@ -1915,9 +2143,9 @@
             </w:pPr>
             <w:r>
               <w:rPr>
-                <w:sz w:val="17"/>
+                <w:sz w:val="16"/>
               </w:rPr>
-              <w:t>0.844</w:t>
+              <w:t>0.828</w:t>
             </w:r>
           </w:p>
         </w:tc>
@@ -1926,9 +2154,9 @@
             <w:tcW w:type="dxa" w:w="850"/>
             <w:tcMar>
               <w:top w:w="90" w:type="dxa"/>
-              <w:start w:w="120" w:type="dxa"/>
+              <w:start w:w="110" w:type="dxa"/>
               <w:bottom w:w="90" w:type="dxa"/>
-              <w:end w:w="120" w:type="dxa"/>
+              <w:end w:w="110" w:type="dxa"/>
             </w:tcMar>
             <w:vAlign w:val="center"/>
           </w:tcPr>
@@ -1939,20 +2167,20 @@
             </w:pPr>
             <w:r>
               <w:rPr>
-                <w:sz w:val="17"/>
+                <w:sz w:val="16"/>
               </w:rPr>
-              <w:t>0.844</w:t>
+              <w:t>0.719</w:t>
             </w:r>
           </w:p>
         </w:tc>
         <w:tc>
           <w:tcPr>
-            <w:tcW w:type="dxa" w:w="780"/>
+            <w:tcW w:type="dxa" w:w="700"/>
             <w:tcMar>
               <w:top w:w="90" w:type="dxa"/>
-              <w:start w:w="120" w:type="dxa"/>
+              <w:start w:w="110" w:type="dxa"/>
               <w:bottom w:w="90" w:type="dxa"/>
-              <w:end w:w="120" w:type="dxa"/>
+              <w:end w:w="110" w:type="dxa"/>
             </w:tcMar>
             <w:vAlign w:val="center"/>
           </w:tcPr>
@@ -1963,20 +2191,20 @@
             </w:pPr>
             <w:r>
               <w:rPr>
-                <w:sz w:val="17"/>
+                <w:sz w:val="16"/>
               </w:rPr>
-              <w:t>0.750</w:t>
+              <w:t>0.813</w:t>
             </w:r>
           </w:p>
         </w:tc>
         <w:tc>
           <w:tcPr>
-            <w:tcW w:type="dxa" w:w="780"/>
+            <w:tcW w:type="dxa" w:w="700"/>
             <w:tcMar>
               <w:top w:w="90" w:type="dxa"/>
-              <w:start w:w="120" w:type="dxa"/>
+              <w:start w:w="110" w:type="dxa"/>
               <w:bottom w:w="90" w:type="dxa"/>
-              <w:end w:w="120" w:type="dxa"/>
+              <w:end w:w="110" w:type="dxa"/>
             </w:tcMar>
             <w:vAlign w:val="center"/>
           </w:tcPr>
@@ -1987,20 +2215,68 @@
             </w:pPr>
             <w:r>
               <w:rPr>
-                <w:sz w:val="17"/>
+                <w:sz w:val="16"/>
               </w:rPr>
-              <w:t>0.938</w:t>
+              <w:t>0.625</w:t>
             </w:r>
           </w:p>
         </w:tc>
         <w:tc>
           <w:tcPr>
-            <w:tcW w:type="dxa" w:w="780"/>
+            <w:tcW w:type="dxa" w:w="3960"/>
             <w:tcMar>
               <w:top w:w="90" w:type="dxa"/>
-              <w:start w:w="120" w:type="dxa"/>
+              <w:start w:w="110" w:type="dxa"/>
               <w:bottom w:w="90" w:type="dxa"/>
-              <w:end w:w="120" w:type="dxa"/>
+              <w:end w:w="110" w:type="dxa"/>
+            </w:tcMar>
+            <w:vAlign w:val="center"/>
+          </w:tcPr>
+          <w:p>
+            <w:pPr>
+              <w:spacing w:after="0"/>
+            </w:pPr>
+            <w:r>
+              <w:rPr>
+                <w:sz w:val="16"/>
+              </w:rPr>
+              <w:t>Seed42 supervised encoder baseline.</w:t>
+            </w:r>
+          </w:p>
+        </w:tc>
+      </w:tr>
+      <w:tr>
+        <w:tc>
+          <w:tcPr>
+            <w:tcW w:type="dxa" w:w="1450"/>
+            <w:tcMar>
+              <w:top w:w="90" w:type="dxa"/>
+              <w:start w:w="110" w:type="dxa"/>
+              <w:bottom w:w="90" w:type="dxa"/>
+              <w:end w:w="110" w:type="dxa"/>
+            </w:tcMar>
+            <w:vAlign w:val="center"/>
+          </w:tcPr>
+          <w:p>
+            <w:pPr>
+              <w:spacing w:after="0"/>
+            </w:pPr>
+            <w:r>
+              <w:rPr>
+                <w:sz w:val="16"/>
+              </w:rPr>
+              <w:t>EMS-only MEM</w:t>
+            </w:r>
+          </w:p>
+        </w:tc>
+        <w:tc>
+          <w:tcPr>
+            <w:tcW w:type="dxa" w:w="1000"/>
+            <w:tcMar>
+              <w:top w:w="90" w:type="dxa"/>
+              <w:start w:w="110" w:type="dxa"/>
+              <w:bottom w:w="90" w:type="dxa"/>
+              <w:end w:w="110" w:type="dxa"/>
             </w:tcMar>
             <w:vAlign w:val="center"/>
           </w:tcPr>
@@ -2011,68 +2287,20 @@
             </w:pPr>
             <w:r>
               <w:rPr>
-                <w:sz w:val="17"/>
+                <w:sz w:val="16"/>
               </w:rPr>
-              <w:t>0.828</w:t>
+              <w:t>fine-tune</w:t>
             </w:r>
           </w:p>
         </w:tc>
         <w:tc>
           <w:tcPr>
-            <w:tcW w:type="dxa" w:w="2910"/>
+            <w:tcW w:type="dxa" w:w="700"/>
             <w:tcMar>
               <w:top w:w="90" w:type="dxa"/>
-              <w:start w:w="120" w:type="dxa"/>
+              <w:start w:w="110" w:type="dxa"/>
               <w:bottom w:w="90" w:type="dxa"/>
-              <w:end w:w="120" w:type="dxa"/>
-            </w:tcMar>
-            <w:vAlign w:val="center"/>
-          </w:tcPr>
-          <w:p>
-            <w:pPr>
-              <w:spacing w:after="0"/>
-            </w:pPr>
-            <w:r>
-              <w:rPr>
-                <w:sz w:val="17"/>
-              </w:rPr>
-              <w:t>TP=12, TN=15, FP=1, FN=4</w:t>
-            </w:r>
-          </w:p>
-        </w:tc>
-      </w:tr>
-      <w:tr>
-        <w:tc>
-          <w:tcPr>
-            <w:tcW w:type="dxa" w:w="1700"/>
-            <w:tcMar>
-              <w:top w:w="90" w:type="dxa"/>
-              <w:start w:w="120" w:type="dxa"/>
-              <w:bottom w:w="90" w:type="dxa"/>
-              <w:end w:w="120" w:type="dxa"/>
-            </w:tcMar>
-            <w:vAlign w:val="center"/>
-          </w:tcPr>
-          <w:p>
-            <w:pPr>
-              <w:spacing w:after="0"/>
-            </w:pPr>
-            <w:r>
-              <w:rPr>
-                <w:sz w:val="17"/>
-              </w:rPr>
-              <w:t>ML SVM-RBF</w:t>
-            </w:r>
-          </w:p>
-        </w:tc>
-        <w:tc>
-          <w:tcPr>
-            <w:tcW w:type="dxa" w:w="780"/>
-            <w:tcMar>
-              <w:top w:w="90" w:type="dxa"/>
-              <w:start w:w="120" w:type="dxa"/>
-              <w:bottom w:w="90" w:type="dxa"/>
-              <w:end w:w="120" w:type="dxa"/>
+              <w:end w:w="110" w:type="dxa"/>
             </w:tcMar>
             <w:vAlign w:val="center"/>
           </w:tcPr>
@@ -2083,20 +2311,20 @@
             </w:pPr>
             <w:r>
               <w:rPr>
-                <w:sz w:val="17"/>
+                <w:sz w:val="16"/>
               </w:rPr>
-              <w:t>0.863</w:t>
+              <w:t>0.891</w:t>
             </w:r>
           </w:p>
         </w:tc>
         <w:tc>
           <w:tcPr>
-            <w:tcW w:type="dxa" w:w="780"/>
+            <w:tcW w:type="dxa" w:w="850"/>
             <w:tcMar>
               <w:top w:w="90" w:type="dxa"/>
-              <w:start w:w="120" w:type="dxa"/>
+              <w:start w:w="110" w:type="dxa"/>
               <w:bottom w:w="90" w:type="dxa"/>
-              <w:end w:w="120" w:type="dxa"/>
+              <w:end w:w="110" w:type="dxa"/>
             </w:tcMar>
             <w:vAlign w:val="center"/>
           </w:tcPr>
@@ -2107,20 +2335,20 @@
             </w:pPr>
             <w:r>
               <w:rPr>
-                <w:sz w:val="17"/>
+                <w:sz w:val="16"/>
               </w:rPr>
-              <w:t>0.719</w:t>
+              <w:t>0.750</w:t>
             </w:r>
           </w:p>
         </w:tc>
         <w:tc>
           <w:tcPr>
-            <w:tcW w:type="dxa" w:w="850"/>
+            <w:tcW w:type="dxa" w:w="700"/>
             <w:tcMar>
               <w:top w:w="90" w:type="dxa"/>
-              <w:start w:w="120" w:type="dxa"/>
+              <w:start w:w="110" w:type="dxa"/>
               <w:bottom w:w="90" w:type="dxa"/>
-              <w:end w:w="120" w:type="dxa"/>
+              <w:end w:w="110" w:type="dxa"/>
             </w:tcMar>
             <w:vAlign w:val="center"/>
           </w:tcPr>
@@ -2131,20 +2359,20 @@
             </w:pPr>
             <w:r>
               <w:rPr>
-                <w:sz w:val="17"/>
+                <w:sz w:val="16"/>
               </w:rPr>
-              <w:t>0.719</w:t>
+              <w:t>0.938</w:t>
             </w:r>
           </w:p>
         </w:tc>
         <w:tc>
           <w:tcPr>
-            <w:tcW w:type="dxa" w:w="780"/>
+            <w:tcW w:type="dxa" w:w="700"/>
             <w:tcMar>
               <w:top w:w="90" w:type="dxa"/>
-              <w:start w:w="120" w:type="dxa"/>
+              <w:start w:w="110" w:type="dxa"/>
               <w:bottom w:w="90" w:type="dxa"/>
-              <w:end w:w="120" w:type="dxa"/>
+              <w:end w:w="110" w:type="dxa"/>
             </w:tcMar>
             <w:vAlign w:val="center"/>
           </w:tcPr>
@@ -2155,20 +2383,68 @@
             </w:pPr>
             <w:r>
               <w:rPr>
-                <w:sz w:val="17"/>
+                <w:sz w:val="16"/>
               </w:rPr>
-              <w:t>0.812</w:t>
+              <w:t>0.563</w:t>
             </w:r>
           </w:p>
         </w:tc>
         <w:tc>
           <w:tcPr>
-            <w:tcW w:type="dxa" w:w="780"/>
+            <w:tcW w:type="dxa" w:w="3960"/>
             <w:tcMar>
               <w:top w:w="90" w:type="dxa"/>
-              <w:start w:w="120" w:type="dxa"/>
+              <w:start w:w="110" w:type="dxa"/>
               <w:bottom w:w="90" w:type="dxa"/>
-              <w:end w:w="120" w:type="dxa"/>
+              <w:end w:w="110" w:type="dxa"/>
+            </w:tcMar>
+            <w:vAlign w:val="center"/>
+          </w:tcPr>
+          <w:p>
+            <w:pPr>
+              <w:spacing w:after="0"/>
+            </w:pPr>
+            <w:r>
+              <w:rPr>
+                <w:sz w:val="16"/>
+              </w:rPr>
+              <w:t>Highest seed42 AUC.</w:t>
+            </w:r>
+          </w:p>
+        </w:tc>
+      </w:tr>
+      <w:tr>
+        <w:tc>
+          <w:tcPr>
+            <w:tcW w:type="dxa" w:w="1450"/>
+            <w:tcMar>
+              <w:top w:w="90" w:type="dxa"/>
+              <w:start w:w="110" w:type="dxa"/>
+              <w:bottom w:w="90" w:type="dxa"/>
+              <w:end w:w="110" w:type="dxa"/>
+            </w:tcMar>
+            <w:vAlign w:val="center"/>
+          </w:tcPr>
+          <w:p>
+            <w:pPr>
+              <w:spacing w:after="0"/>
+            </w:pPr>
+            <w:r>
+              <w:rPr>
+                <w:sz w:val="16"/>
+              </w:rPr>
+              <w:t>EMS-only MEM</w:t>
+            </w:r>
+          </w:p>
+        </w:tc>
+        <w:tc>
+          <w:tcPr>
+            <w:tcW w:type="dxa" w:w="1000"/>
+            <w:tcMar>
+              <w:top w:w="90" w:type="dxa"/>
+              <w:start w:w="110" w:type="dxa"/>
+              <w:bottom w:w="90" w:type="dxa"/>
+              <w:end w:w="110" w:type="dxa"/>
             </w:tcMar>
             <w:vAlign w:val="center"/>
           </w:tcPr>
@@ -2179,20 +2455,20 @@
             </w:pPr>
             <w:r>
               <w:rPr>
-                <w:sz w:val="17"/>
+                <w:sz w:val="16"/>
               </w:rPr>
-              <w:t>0.625</w:t>
+              <w:t>frozen</w:t>
             </w:r>
           </w:p>
         </w:tc>
         <w:tc>
           <w:tcPr>
-            <w:tcW w:type="dxa" w:w="780"/>
+            <w:tcW w:type="dxa" w:w="700"/>
             <w:tcMar>
               <w:top w:w="90" w:type="dxa"/>
-              <w:start w:w="120" w:type="dxa"/>
+              <w:start w:w="110" w:type="dxa"/>
               <w:bottom w:w="90" w:type="dxa"/>
-              <w:end w:w="120" w:type="dxa"/>
+              <w:end w:w="110" w:type="dxa"/>
             </w:tcMar>
             <w:vAlign w:val="center"/>
           </w:tcPr>
@@ -2203,68 +2479,20 @@
             </w:pPr>
             <w:r>
               <w:rPr>
-                <w:sz w:val="17"/>
+                <w:sz w:val="16"/>
               </w:rPr>
-              <w:t>0.743</w:t>
+              <w:t>0.848</w:t>
             </w:r>
           </w:p>
         </w:tc>
         <w:tc>
           <w:tcPr>
-            <w:tcW w:type="dxa" w:w="2910"/>
+            <w:tcW w:type="dxa" w:w="850"/>
             <w:tcMar>
               <w:top w:w="90" w:type="dxa"/>
-              <w:start w:w="120" w:type="dxa"/>
+              <w:start w:w="110" w:type="dxa"/>
               <w:bottom w:w="90" w:type="dxa"/>
-              <w:end w:w="120" w:type="dxa"/>
-            </w:tcMar>
-            <w:vAlign w:val="center"/>
-          </w:tcPr>
-          <w:p>
-            <w:pPr>
-              <w:spacing w:after="0"/>
-            </w:pPr>
-            <w:r>
-              <w:rPr>
-                <w:sz w:val="17"/>
-              </w:rPr>
-              <w:t>TP=13, TN=10, FP=6, FN=3</w:t>
-            </w:r>
-          </w:p>
-        </w:tc>
-      </w:tr>
-      <w:tr>
-        <w:tc>
-          <w:tcPr>
-            <w:tcW w:type="dxa" w:w="1700"/>
-            <w:tcMar>
-              <w:top w:w="90" w:type="dxa"/>
-              <w:start w:w="120" w:type="dxa"/>
-              <w:bottom w:w="90" w:type="dxa"/>
-              <w:end w:w="120" w:type="dxa"/>
-            </w:tcMar>
-            <w:vAlign w:val="center"/>
-          </w:tcPr>
-          <w:p>
-            <w:pPr>
-              <w:spacing w:after="0"/>
-            </w:pPr>
-            <w:r>
-              <w:rPr>
-                <w:sz w:val="17"/>
-              </w:rPr>
-              <w:t>Macro only</w:t>
-            </w:r>
-          </w:p>
-        </w:tc>
-        <w:tc>
-          <w:tcPr>
-            <w:tcW w:type="dxa" w:w="780"/>
-            <w:tcMar>
-              <w:top w:w="90" w:type="dxa"/>
-              <w:start w:w="120" w:type="dxa"/>
-              <w:bottom w:w="90" w:type="dxa"/>
-              <w:end w:w="120" w:type="dxa"/>
+              <w:end w:w="110" w:type="dxa"/>
             </w:tcMar>
             <w:vAlign w:val="center"/>
           </w:tcPr>
@@ -2275,20 +2503,20 @@
             </w:pPr>
             <w:r>
               <w:rPr>
-                <w:sz w:val="17"/>
+                <w:sz w:val="16"/>
               </w:rPr>
-              <w:t>0.891</w:t>
+              <w:t>0.688</w:t>
             </w:r>
           </w:p>
         </w:tc>
         <w:tc>
           <w:tcPr>
-            <w:tcW w:type="dxa" w:w="780"/>
+            <w:tcW w:type="dxa" w:w="700"/>
             <w:tcMar>
               <w:top w:w="90" w:type="dxa"/>
-              <w:start w:w="120" w:type="dxa"/>
+              <w:start w:w="110" w:type="dxa"/>
               <w:bottom w:w="90" w:type="dxa"/>
-              <w:end w:w="120" w:type="dxa"/>
+              <w:end w:w="110" w:type="dxa"/>
             </w:tcMar>
             <w:vAlign w:val="center"/>
           </w:tcPr>
@@ -2299,20 +2527,20 @@
             </w:pPr>
             <w:r>
               <w:rPr>
-                <w:sz w:val="17"/>
+                <w:sz w:val="16"/>
               </w:rPr>
-              <w:t>0.812</w:t>
+              <w:t>0.938</w:t>
             </w:r>
           </w:p>
         </w:tc>
         <w:tc>
           <w:tcPr>
-            <w:tcW w:type="dxa" w:w="850"/>
+            <w:tcW w:type="dxa" w:w="700"/>
             <w:tcMar>
               <w:top w:w="90" w:type="dxa"/>
-              <w:start w:w="120" w:type="dxa"/>
+              <w:start w:w="110" w:type="dxa"/>
               <w:bottom w:w="90" w:type="dxa"/>
-              <w:end w:w="120" w:type="dxa"/>
+              <w:end w:w="110" w:type="dxa"/>
             </w:tcMar>
             <w:vAlign w:val="center"/>
           </w:tcPr>
@@ -2323,20 +2551,68 @@
             </w:pPr>
             <w:r>
               <w:rPr>
-                <w:sz w:val="17"/>
+                <w:sz w:val="16"/>
               </w:rPr>
-              <w:t>0.812</w:t>
+              <w:t>0.438</w:t>
             </w:r>
           </w:p>
         </w:tc>
         <w:tc>
           <w:tcPr>
-            <w:tcW w:type="dxa" w:w="780"/>
+            <w:tcW w:type="dxa" w:w="3960"/>
             <w:tcMar>
               <w:top w:w="90" w:type="dxa"/>
-              <w:start w:w="120" w:type="dxa"/>
+              <w:start w:w="110" w:type="dxa"/>
               <w:bottom w:w="90" w:type="dxa"/>
-              <w:end w:w="120" w:type="dxa"/>
+              <w:end w:w="110" w:type="dxa"/>
+            </w:tcMar>
+            <w:vAlign w:val="center"/>
+          </w:tcPr>
+          <w:p>
+            <w:pPr>
+              <w:spacing w:after="0"/>
+            </w:pPr>
+            <w:r>
+              <w:rPr>
+                <w:sz w:val="16"/>
+              </w:rPr>
+              <w:t>Frozen probing underperforms fine-tuning.</w:t>
+            </w:r>
+          </w:p>
+        </w:tc>
+      </w:tr>
+      <w:tr>
+        <w:tc>
+          <w:tcPr>
+            <w:tcW w:type="dxa" w:w="1450"/>
+            <w:tcMar>
+              <w:top w:w="90" w:type="dxa"/>
+              <w:start w:w="110" w:type="dxa"/>
+              <w:bottom w:w="90" w:type="dxa"/>
+              <w:end w:w="110" w:type="dxa"/>
+            </w:tcMar>
+            <w:vAlign w:val="center"/>
+          </w:tcPr>
+          <w:p>
+            <w:pPr>
+              <w:spacing w:after="0"/>
+            </w:pPr>
+            <w:r>
+              <w:rPr>
+                <w:sz w:val="16"/>
+              </w:rPr>
+              <w:t>HBN+EMS MEM</w:t>
+            </w:r>
+          </w:p>
+        </w:tc>
+        <w:tc>
+          <w:tcPr>
+            <w:tcW w:type="dxa" w:w="1000"/>
+            <w:tcMar>
+              <w:top w:w="90" w:type="dxa"/>
+              <w:start w:w="110" w:type="dxa"/>
+              <w:bottom w:w="90" w:type="dxa"/>
+              <w:end w:w="110" w:type="dxa"/>
             </w:tcMar>
             <w:vAlign w:val="center"/>
           </w:tcPr>
@@ -2347,20 +2623,20 @@
             </w:pPr>
             <w:r>
               <w:rPr>
-                <w:sz w:val="17"/>
+                <w:sz w:val="16"/>
               </w:rPr>
-              <w:t>0.750</w:t>
+              <w:t>fine-tune</w:t>
             </w:r>
           </w:p>
         </w:tc>
         <w:tc>
           <w:tcPr>
-            <w:tcW w:type="dxa" w:w="780"/>
+            <w:tcW w:type="dxa" w:w="700"/>
             <w:tcMar>
               <w:top w:w="90" w:type="dxa"/>
-              <w:start w:w="120" w:type="dxa"/>
+              <w:start w:w="110" w:type="dxa"/>
               <w:bottom w:w="90" w:type="dxa"/>
-              <w:end w:w="120" w:type="dxa"/>
+              <w:end w:w="110" w:type="dxa"/>
             </w:tcMar>
             <w:vAlign w:val="center"/>
           </w:tcPr>
@@ -2371,20 +2647,20 @@
             </w:pPr>
             <w:r>
               <w:rPr>
-                <w:sz w:val="17"/>
+                <w:sz w:val="16"/>
               </w:rPr>
-              <w:t>0.875</w:t>
+              <w:t>0.859</w:t>
             </w:r>
           </w:p>
         </w:tc>
         <w:tc>
           <w:tcPr>
-            <w:tcW w:type="dxa" w:w="780"/>
+            <w:tcW w:type="dxa" w:w="850"/>
             <w:tcMar>
               <w:top w:w="90" w:type="dxa"/>
-              <w:start w:w="120" w:type="dxa"/>
+              <w:start w:w="110" w:type="dxa"/>
               <w:bottom w:w="90" w:type="dxa"/>
-              <w:end w:w="120" w:type="dxa"/>
+              <w:end w:w="110" w:type="dxa"/>
             </w:tcMar>
             <w:vAlign w:val="center"/>
           </w:tcPr>
@@ -2395,68 +2671,20 @@
             </w:pPr>
             <w:r>
               <w:rPr>
-                <w:sz w:val="17"/>
+                <w:sz w:val="16"/>
               </w:rPr>
-              <w:t>0.800</w:t>
+              <w:t>0.719</w:t>
             </w:r>
           </w:p>
         </w:tc>
         <w:tc>
           <w:tcPr>
-            <w:tcW w:type="dxa" w:w="2910"/>
+            <w:tcW w:type="dxa" w:w="700"/>
             <w:tcMar>
               <w:top w:w="90" w:type="dxa"/>
-              <w:start w:w="120" w:type="dxa"/>
+              <w:start w:w="110" w:type="dxa"/>
               <w:bottom w:w="90" w:type="dxa"/>
-              <w:end w:w="120" w:type="dxa"/>
-            </w:tcMar>
-            <w:vAlign w:val="center"/>
-          </w:tcPr>
-          <w:p>
-            <w:pPr>
-              <w:spacing w:after="0"/>
-            </w:pPr>
-            <w:r>
-              <w:rPr>
-                <w:sz w:val="17"/>
-              </w:rPr>
-              <w:t>TP=12, TN=14, FP=2, FN=4</w:t>
-            </w:r>
-          </w:p>
-        </w:tc>
-      </w:tr>
-      <w:tr>
-        <w:tc>
-          <w:tcPr>
-            <w:tcW w:type="dxa" w:w="1700"/>
-            <w:tcMar>
-              <w:top w:w="90" w:type="dxa"/>
-              <w:start w:w="120" w:type="dxa"/>
-              <w:bottom w:w="90" w:type="dxa"/>
-              <w:end w:w="120" w:type="dxa"/>
-            </w:tcMar>
-            <w:vAlign w:val="center"/>
-          </w:tcPr>
-          <w:p>
-            <w:pPr>
-              <w:spacing w:after="0"/>
-            </w:pPr>
-            <w:r>
-              <w:rPr>
-                <w:sz w:val="17"/>
-              </w:rPr>
-              <w:t>Event only</w:t>
-            </w:r>
-          </w:p>
-        </w:tc>
-        <w:tc>
-          <w:tcPr>
-            <w:tcW w:type="dxa" w:w="780"/>
-            <w:tcMar>
-              <w:top w:w="90" w:type="dxa"/>
-              <w:start w:w="120" w:type="dxa"/>
-              <w:bottom w:w="90" w:type="dxa"/>
-              <w:end w:w="120" w:type="dxa"/>
+              <w:end w:w="110" w:type="dxa"/>
             </w:tcMar>
             <w:vAlign w:val="center"/>
           </w:tcPr>
@@ -2467,20 +2695,20 @@
             </w:pPr>
             <w:r>
               <w:rPr>
-                <w:sz w:val="17"/>
+                <w:sz w:val="16"/>
               </w:rPr>
-              <w:t>0.848</w:t>
+              <w:t>0.875</w:t>
             </w:r>
           </w:p>
         </w:tc>
         <w:tc>
           <w:tcPr>
-            <w:tcW w:type="dxa" w:w="780"/>
+            <w:tcW w:type="dxa" w:w="700"/>
             <w:tcMar>
               <w:top w:w="90" w:type="dxa"/>
-              <w:start w:w="120" w:type="dxa"/>
+              <w:start w:w="110" w:type="dxa"/>
               <w:bottom w:w="90" w:type="dxa"/>
-              <w:end w:w="120" w:type="dxa"/>
+              <w:end w:w="110" w:type="dxa"/>
             </w:tcMar>
             <w:vAlign w:val="center"/>
           </w:tcPr>
@@ -2491,20 +2719,68 @@
             </w:pPr>
             <w:r>
               <w:rPr>
-                <w:sz w:val="17"/>
+                <w:sz w:val="16"/>
               </w:rPr>
-              <w:t>0.719</w:t>
+              <w:t>0.563</w:t>
             </w:r>
           </w:p>
         </w:tc>
         <w:tc>
           <w:tcPr>
-            <w:tcW w:type="dxa" w:w="850"/>
+            <w:tcW w:type="dxa" w:w="3960"/>
             <w:tcMar>
               <w:top w:w="90" w:type="dxa"/>
-              <w:start w:w="120" w:type="dxa"/>
+              <w:start w:w="110" w:type="dxa"/>
               <w:bottom w:w="90" w:type="dxa"/>
-              <w:end w:w="120" w:type="dxa"/>
+              <w:end w:w="110" w:type="dxa"/>
+            </w:tcMar>
+            <w:vAlign w:val="center"/>
+          </w:tcPr>
+          <w:p>
+            <w:pPr>
+              <w:spacing w:after="0"/>
+            </w:pPr>
+            <w:r>
+              <w:rPr>
+                <w:sz w:val="16"/>
+              </w:rPr>
+              <w:t>Pipeline works, but no gain over EMS-only.</w:t>
+            </w:r>
+          </w:p>
+        </w:tc>
+      </w:tr>
+      <w:tr>
+        <w:tc>
+          <w:tcPr>
+            <w:tcW w:type="dxa" w:w="1450"/>
+            <w:tcMar>
+              <w:top w:w="90" w:type="dxa"/>
+              <w:start w:w="110" w:type="dxa"/>
+              <w:bottom w:w="90" w:type="dxa"/>
+              <w:end w:w="110" w:type="dxa"/>
+            </w:tcMar>
+            <w:vAlign w:val="center"/>
+          </w:tcPr>
+          <w:p>
+            <w:pPr>
+              <w:spacing w:after="0"/>
+            </w:pPr>
+            <w:r>
+              <w:rPr>
+                <w:sz w:val="16"/>
+              </w:rPr>
+              <w:t>HBN+EMS MEM</w:t>
+            </w:r>
+          </w:p>
+        </w:tc>
+        <w:tc>
+          <w:tcPr>
+            <w:tcW w:type="dxa" w:w="1000"/>
+            <w:tcMar>
+              <w:top w:w="90" w:type="dxa"/>
+              <w:start w:w="110" w:type="dxa"/>
+              <w:bottom w:w="90" w:type="dxa"/>
+              <w:end w:w="110" w:type="dxa"/>
             </w:tcMar>
             <w:vAlign w:val="center"/>
           </w:tcPr>
@@ -2515,20 +2791,20 @@
             </w:pPr>
             <w:r>
               <w:rPr>
-                <w:sz w:val="17"/>
+                <w:sz w:val="16"/>
               </w:rPr>
-              <w:t>0.719</w:t>
+              <w:t>frozen</w:t>
             </w:r>
           </w:p>
         </w:tc>
         <w:tc>
           <w:tcPr>
-            <w:tcW w:type="dxa" w:w="780"/>
+            <w:tcW w:type="dxa" w:w="700"/>
             <w:tcMar>
               <w:top w:w="90" w:type="dxa"/>
-              <w:start w:w="120" w:type="dxa"/>
+              <w:start w:w="110" w:type="dxa"/>
               <w:bottom w:w="90" w:type="dxa"/>
-              <w:end w:w="120" w:type="dxa"/>
+              <w:end w:w="110" w:type="dxa"/>
             </w:tcMar>
             <w:vAlign w:val="center"/>
           </w:tcPr>
@@ -2539,20 +2815,20 @@
             </w:pPr>
             <w:r>
               <w:rPr>
-                <w:sz w:val="17"/>
+                <w:sz w:val="16"/>
               </w:rPr>
-              <w:t>0.812</w:t>
+              <w:t>0.824</w:t>
             </w:r>
           </w:p>
         </w:tc>
         <w:tc>
           <w:tcPr>
-            <w:tcW w:type="dxa" w:w="780"/>
+            <w:tcW w:type="dxa" w:w="850"/>
             <w:tcMar>
               <w:top w:w="90" w:type="dxa"/>
-              <w:start w:w="120" w:type="dxa"/>
+              <w:start w:w="110" w:type="dxa"/>
               <w:bottom w:w="90" w:type="dxa"/>
-              <w:end w:w="120" w:type="dxa"/>
+              <w:end w:w="110" w:type="dxa"/>
             </w:tcMar>
             <w:vAlign w:val="center"/>
           </w:tcPr>
@@ -2563,20 +2839,20 @@
             </w:pPr>
             <w:r>
               <w:rPr>
-                <w:sz w:val="17"/>
+                <w:sz w:val="16"/>
               </w:rPr>
-              <w:t>0.625</w:t>
+              <w:t>0.719</w:t>
             </w:r>
           </w:p>
         </w:tc>
         <w:tc>
           <w:tcPr>
-            <w:tcW w:type="dxa" w:w="780"/>
+            <w:tcW w:type="dxa" w:w="700"/>
             <w:tcMar>
               <w:top w:w="90" w:type="dxa"/>
-              <w:start w:w="120" w:type="dxa"/>
+              <w:start w:w="110" w:type="dxa"/>
               <w:bottom w:w="90" w:type="dxa"/>
-              <w:end w:w="120" w:type="dxa"/>
+              <w:end w:w="110" w:type="dxa"/>
             </w:tcMar>
             <w:vAlign w:val="center"/>
           </w:tcPr>
@@ -2587,68 +2863,20 @@
             </w:pPr>
             <w:r>
               <w:rPr>
-                <w:sz w:val="17"/>
+                <w:sz w:val="16"/>
               </w:rPr>
-              <w:t>0.743</w:t>
+              <w:t>0.938</w:t>
             </w:r>
           </w:p>
         </w:tc>
         <w:tc>
           <w:tcPr>
-            <w:tcW w:type="dxa" w:w="2910"/>
+            <w:tcW w:type="dxa" w:w="700"/>
             <w:tcMar>
               <w:top w:w="90" w:type="dxa"/>
-              <w:start w:w="120" w:type="dxa"/>
+              <w:start w:w="110" w:type="dxa"/>
               <w:bottom w:w="90" w:type="dxa"/>
-              <w:end w:w="120" w:type="dxa"/>
-            </w:tcMar>
-            <w:vAlign w:val="center"/>
-          </w:tcPr>
-          <w:p>
-            <w:pPr>
-              <w:spacing w:after="0"/>
-            </w:pPr>
-            <w:r>
-              <w:rPr>
-                <w:sz w:val="17"/>
-              </w:rPr>
-              <w:t>TP=13, TN=10, FP=6, FN=3</w:t>
-            </w:r>
-          </w:p>
-        </w:tc>
-      </w:tr>
-      <w:tr>
-        <w:tc>
-          <w:tcPr>
-            <w:tcW w:type="dxa" w:w="1700"/>
-            <w:tcMar>
-              <w:top w:w="90" w:type="dxa"/>
-              <w:start w:w="120" w:type="dxa"/>
-              <w:bottom w:w="90" w:type="dxa"/>
-              <w:end w:w="120" w:type="dxa"/>
-            </w:tcMar>
-            <w:vAlign w:val="center"/>
-          </w:tcPr>
-          <w:p>
-            <w:pPr>
-              <w:spacing w:after="0"/>
-            </w:pPr>
-            <w:r>
-              <w:rPr>
-                <w:sz w:val="17"/>
-              </w:rPr>
-              <w:t>Dual concat</w:t>
-            </w:r>
-          </w:p>
-        </w:tc>
-        <w:tc>
-          <w:tcPr>
-            <w:tcW w:type="dxa" w:w="780"/>
-            <w:tcMar>
-              <w:top w:w="90" w:type="dxa"/>
-              <w:start w:w="120" w:type="dxa"/>
-              <w:bottom w:w="90" w:type="dxa"/>
-              <w:end w:w="120" w:type="dxa"/>
+              <w:end w:w="110" w:type="dxa"/>
             </w:tcMar>
             <w:vAlign w:val="center"/>
           </w:tcPr>
@@ -2659,20 +2887,68 @@
             </w:pPr>
             <w:r>
               <w:rPr>
-                <w:sz w:val="17"/>
+                <w:sz w:val="16"/>
               </w:rPr>
-              <w:t>0.898</w:t>
+              <w:t>0.500</w:t>
             </w:r>
           </w:p>
         </w:tc>
         <w:tc>
           <w:tcPr>
-            <w:tcW w:type="dxa" w:w="780"/>
+            <w:tcW w:type="dxa" w:w="3960"/>
             <w:tcMar>
               <w:top w:w="90" w:type="dxa"/>
-              <w:start w:w="120" w:type="dxa"/>
+              <w:start w:w="110" w:type="dxa"/>
               <w:bottom w:w="90" w:type="dxa"/>
-              <w:end w:w="120" w:type="dxa"/>
+              <w:end w:w="110" w:type="dxa"/>
+            </w:tcMar>
+            <w:vAlign w:val="center"/>
+          </w:tcPr>
+          <w:p>
+            <w:pPr>
+              <w:spacing w:after="0"/>
+            </w:pPr>
+            <w:r>
+              <w:rPr>
+                <w:sz w:val="16"/>
+              </w:rPr>
+              <w:t>Some ranking transfer, weak specificity.</w:t>
+            </w:r>
+          </w:p>
+        </w:tc>
+      </w:tr>
+      <w:tr>
+        <w:tc>
+          <w:tcPr>
+            <w:tcW w:type="dxa" w:w="1450"/>
+            <w:tcMar>
+              <w:top w:w="90" w:type="dxa"/>
+              <w:start w:w="110" w:type="dxa"/>
+              <w:bottom w:w="90" w:type="dxa"/>
+              <w:end w:w="110" w:type="dxa"/>
+            </w:tcMar>
+            <w:vAlign w:val="center"/>
+          </w:tcPr>
+          <w:p>
+            <w:pPr>
+              <w:spacing w:after="0"/>
+            </w:pPr>
+            <w:r>
+              <w:rPr>
+                <w:sz w:val="16"/>
+              </w:rPr>
+              <w:t>GazeBase+EMS MEM</w:t>
+            </w:r>
+          </w:p>
+        </w:tc>
+        <w:tc>
+          <w:tcPr>
+            <w:tcW w:type="dxa" w:w="1000"/>
+            <w:tcMar>
+              <w:top w:w="90" w:type="dxa"/>
+              <w:start w:w="110" w:type="dxa"/>
+              <w:bottom w:w="90" w:type="dxa"/>
+              <w:end w:w="110" w:type="dxa"/>
             </w:tcMar>
             <w:vAlign w:val="center"/>
           </w:tcPr>
@@ -2683,20 +2959,20 @@
             </w:pPr>
             <w:r>
               <w:rPr>
-                <w:sz w:val="17"/>
+                <w:sz w:val="16"/>
               </w:rPr>
-              <w:t>0.812</w:t>
+              <w:t>fine-tune</w:t>
             </w:r>
           </w:p>
         </w:tc>
         <w:tc>
           <w:tcPr>
-            <w:tcW w:type="dxa" w:w="850"/>
+            <w:tcW w:type="dxa" w:w="700"/>
             <w:tcMar>
               <w:top w:w="90" w:type="dxa"/>
-              <w:start w:w="120" w:type="dxa"/>
+              <w:start w:w="110" w:type="dxa"/>
               <w:bottom w:w="90" w:type="dxa"/>
-              <w:end w:w="120" w:type="dxa"/>
+              <w:end w:w="110" w:type="dxa"/>
             </w:tcMar>
             <w:vAlign w:val="center"/>
           </w:tcPr>
@@ -2707,20 +2983,20 @@
             </w:pPr>
             <w:r>
               <w:rPr>
-                <w:sz w:val="17"/>
+                <w:sz w:val="16"/>
               </w:rPr>
-              <w:t>0.812</w:t>
+              <w:t>0.863</w:t>
             </w:r>
           </w:p>
         </w:tc>
         <w:tc>
           <w:tcPr>
-            <w:tcW w:type="dxa" w:w="780"/>
+            <w:tcW w:type="dxa" w:w="850"/>
             <w:tcMar>
               <w:top w:w="90" w:type="dxa"/>
-              <w:start w:w="120" w:type="dxa"/>
+              <w:start w:w="110" w:type="dxa"/>
               <w:bottom w:w="90" w:type="dxa"/>
-              <w:end w:w="120" w:type="dxa"/>
+              <w:end w:w="110" w:type="dxa"/>
             </w:tcMar>
             <w:vAlign w:val="center"/>
           </w:tcPr>
@@ -2731,20 +3007,20 @@
             </w:pPr>
             <w:r>
               <w:rPr>
-                <w:sz w:val="17"/>
+                <w:sz w:val="16"/>
               </w:rPr>
-              <w:t>0.750</w:t>
+              <w:t>0.813</w:t>
             </w:r>
           </w:p>
         </w:tc>
         <w:tc>
           <w:tcPr>
-            <w:tcW w:type="dxa" w:w="780"/>
+            <w:tcW w:type="dxa" w:w="700"/>
             <w:tcMar>
               <w:top w:w="90" w:type="dxa"/>
-              <w:start w:w="120" w:type="dxa"/>
+              <w:start w:w="110" w:type="dxa"/>
               <w:bottom w:w="90" w:type="dxa"/>
-              <w:end w:w="120" w:type="dxa"/>
+              <w:end w:w="110" w:type="dxa"/>
             </w:tcMar>
             <w:vAlign w:val="center"/>
           </w:tcPr>
@@ -2755,20 +3031,20 @@
             </w:pPr>
             <w:r>
               <w:rPr>
-                <w:sz w:val="17"/>
+                <w:sz w:val="16"/>
               </w:rPr>
-              <w:t>0.875</w:t>
+              <w:t>0.750</w:t>
             </w:r>
           </w:p>
         </w:tc>
         <w:tc>
           <w:tcPr>
-            <w:tcW w:type="dxa" w:w="780"/>
+            <w:tcW w:type="dxa" w:w="700"/>
             <w:tcMar>
               <w:top w:w="90" w:type="dxa"/>
-              <w:start w:w="120" w:type="dxa"/>
+              <w:start w:w="110" w:type="dxa"/>
               <w:bottom w:w="90" w:type="dxa"/>
-              <w:end w:w="120" w:type="dxa"/>
+              <w:end w:w="110" w:type="dxa"/>
             </w:tcMar>
             <w:vAlign w:val="center"/>
           </w:tcPr>
@@ -2779,20 +3055,20 @@
             </w:pPr>
             <w:r>
               <w:rPr>
-                <w:sz w:val="17"/>
+                <w:sz w:val="16"/>
               </w:rPr>
-              <w:t>0.800</w:t>
+              <w:t>0.875</w:t>
             </w:r>
           </w:p>
         </w:tc>
         <w:tc>
           <w:tcPr>
-            <w:tcW w:type="dxa" w:w="2910"/>
+            <w:tcW w:type="dxa" w:w="3960"/>
             <w:tcMar>
               <w:top w:w="90" w:type="dxa"/>
-              <w:start w:w="120" w:type="dxa"/>
+              <w:start w:w="110" w:type="dxa"/>
               <w:bottom w:w="90" w:type="dxa"/>
-              <w:end w:w="120" w:type="dxa"/>
+              <w:end w:w="110" w:type="dxa"/>
             </w:tcMar>
             <w:vAlign w:val="center"/>
           </w:tcPr>
@@ -2802,9 +3078,9 @@
             </w:pPr>
             <w:r>
               <w:rPr>
-                <w:sz w:val="17"/>
+                <w:sz w:val="16"/>
               </w:rPr>
-              <w:t>TP=12, TN=14, FP=2, FN=4</w:t>
+              <w:t>More conservative, high specificity.</w:t>
             </w:r>
           </w:p>
         </w:tc>
@@ -2812,12 +3088,12 @@
       <w:tr>
         <w:tc>
           <w:tcPr>
-            <w:tcW w:type="dxa" w:w="1700"/>
+            <w:tcW w:type="dxa" w:w="1450"/>
             <w:tcMar>
               <w:top w:w="90" w:type="dxa"/>
-              <w:start w:w="120" w:type="dxa"/>
+              <w:start w:w="110" w:type="dxa"/>
               <w:bottom w:w="90" w:type="dxa"/>
-              <w:end w:w="120" w:type="dxa"/>
+              <w:end w:w="110" w:type="dxa"/>
             </w:tcMar>
             <w:vAlign w:val="center"/>
           </w:tcPr>
@@ -2827,20 +3103,20 @@
             </w:pPr>
             <w:r>
               <w:rPr>
-                <w:sz w:val="17"/>
+                <w:sz w:val="16"/>
               </w:rPr>
-              <w:t>Dual gated</w:t>
+              <w:t>GazeBase+EMS MEM</w:t>
             </w:r>
           </w:p>
         </w:tc>
         <w:tc>
           <w:tcPr>
-            <w:tcW w:type="dxa" w:w="780"/>
+            <w:tcW w:type="dxa" w:w="1000"/>
             <w:tcMar>
               <w:top w:w="90" w:type="dxa"/>
-              <w:start w:w="120" w:type="dxa"/>
+              <w:start w:w="110" w:type="dxa"/>
               <w:bottom w:w="90" w:type="dxa"/>
-              <w:end w:w="120" w:type="dxa"/>
+              <w:end w:w="110" w:type="dxa"/>
             </w:tcMar>
             <w:vAlign w:val="center"/>
           </w:tcPr>
@@ -2851,20 +3127,20 @@
             </w:pPr>
             <w:r>
               <w:rPr>
-                <w:sz w:val="17"/>
+                <w:sz w:val="16"/>
               </w:rPr>
-              <w:t>0.840</w:t>
+              <w:t>frozen</w:t>
             </w:r>
           </w:p>
         </w:tc>
         <w:tc>
           <w:tcPr>
-            <w:tcW w:type="dxa" w:w="780"/>
+            <w:tcW w:type="dxa" w:w="700"/>
             <w:tcMar>
               <w:top w:w="90" w:type="dxa"/>
-              <w:start w:w="120" w:type="dxa"/>
+              <w:start w:w="110" w:type="dxa"/>
               <w:bottom w:w="90" w:type="dxa"/>
-              <w:end w:w="120" w:type="dxa"/>
+              <w:end w:w="110" w:type="dxa"/>
             </w:tcMar>
             <w:vAlign w:val="center"/>
           </w:tcPr>
@@ -2875,9 +3151,9 @@
             </w:pPr>
             <w:r>
               <w:rPr>
-                <w:sz w:val="17"/>
+                <w:sz w:val="16"/>
               </w:rPr>
-              <w:t>0.656</w:t>
+              <w:t>0.863</w:t>
             </w:r>
           </w:p>
         </w:tc>
@@ -2886,9 +3162,9 @@
             <w:tcW w:type="dxa" w:w="850"/>
             <w:tcMar>
               <w:top w:w="90" w:type="dxa"/>
-              <w:start w:w="120" w:type="dxa"/>
+              <w:start w:w="110" w:type="dxa"/>
               <w:bottom w:w="90" w:type="dxa"/>
-              <w:end w:w="120" w:type="dxa"/>
+              <w:end w:w="110" w:type="dxa"/>
             </w:tcMar>
             <w:vAlign w:val="center"/>
           </w:tcPr>
@@ -2899,20 +3175,20 @@
             </w:pPr>
             <w:r>
               <w:rPr>
-                <w:sz w:val="17"/>
+                <w:sz w:val="16"/>
               </w:rPr>
-              <w:t>0.656</w:t>
+              <w:t>0.688</w:t>
             </w:r>
           </w:p>
         </w:tc>
         <w:tc>
           <w:tcPr>
-            <w:tcW w:type="dxa" w:w="780"/>
+            <w:tcW w:type="dxa" w:w="700"/>
             <w:tcMar>
               <w:top w:w="90" w:type="dxa"/>
-              <w:start w:w="120" w:type="dxa"/>
+              <w:start w:w="110" w:type="dxa"/>
               <w:bottom w:w="90" w:type="dxa"/>
-              <w:end w:w="120" w:type="dxa"/>
+              <w:end w:w="110" w:type="dxa"/>
             </w:tcMar>
             <w:vAlign w:val="center"/>
           </w:tcPr>
@@ -2923,20 +3199,20 @@
             </w:pPr>
             <w:r>
               <w:rPr>
-                <w:sz w:val="17"/>
+                <w:sz w:val="16"/>
               </w:rPr>
-              <w:t>0.688</w:t>
+              <w:t>0.938</w:t>
             </w:r>
           </w:p>
         </w:tc>
         <w:tc>
           <w:tcPr>
-            <w:tcW w:type="dxa" w:w="780"/>
+            <w:tcW w:type="dxa" w:w="700"/>
             <w:tcMar>
               <w:top w:w="90" w:type="dxa"/>
-              <w:start w:w="120" w:type="dxa"/>
+              <w:start w:w="110" w:type="dxa"/>
               <w:bottom w:w="90" w:type="dxa"/>
-              <w:end w:w="120" w:type="dxa"/>
+              <w:end w:w="110" w:type="dxa"/>
             </w:tcMar>
             <w:vAlign w:val="center"/>
           </w:tcPr>
@@ -2947,44 +3223,20 @@
             </w:pPr>
             <w:r>
               <w:rPr>
-                <w:sz w:val="17"/>
+                <w:sz w:val="16"/>
               </w:rPr>
-              <w:t>0.625</w:t>
+              <w:t>0.438</w:t>
             </w:r>
           </w:p>
         </w:tc>
         <w:tc>
           <w:tcPr>
-            <w:tcW w:type="dxa" w:w="780"/>
+            <w:tcW w:type="dxa" w:w="3960"/>
             <w:tcMar>
               <w:top w:w="90" w:type="dxa"/>
-              <w:start w:w="120" w:type="dxa"/>
+              <w:start w:w="110" w:type="dxa"/>
               <w:bottom w:w="90" w:type="dxa"/>
-              <w:end w:w="120" w:type="dxa"/>
-            </w:tcMar>
-            <w:vAlign w:val="center"/>
-          </w:tcPr>
-          <w:p>
-            <w:pPr>
-              <w:spacing w:after="0"/>
-              <w:jc w:val="center"/>
-            </w:pPr>
-            <w:r>
-              <w:rPr>
-                <w:sz w:val="17"/>
-              </w:rPr>
-              <w:t>0.667</w:t>
-            </w:r>
-          </w:p>
-        </w:tc>
-        <w:tc>
-          <w:tcPr>
-            <w:tcW w:type="dxa" w:w="2910"/>
-            <w:tcMar>
-              <w:top w:w="90" w:type="dxa"/>
-              <w:start w:w="120" w:type="dxa"/>
-              <w:bottom w:w="90" w:type="dxa"/>
-              <w:end w:w="120" w:type="dxa"/>
+              <w:end w:w="110" w:type="dxa"/>
             </w:tcMar>
             <w:vAlign w:val="center"/>
           </w:tcPr>
@@ -2994,9 +3246,9 @@
             </w:pPr>
             <w:r>
               <w:rPr>
-                <w:sz w:val="17"/>
+                <w:sz w:val="16"/>
               </w:rPr>
-              <w:t>TP=11, TN=10, FP=6, FN=5</w:t>
+              <w:t>Ranking transfers; threshold boundary needs adaptation.</w:t>
             </w:r>
           </w:p>
         </w:tc>
@@ -3005,11 +3257,121 @@
     <w:p/>
     <w:p>
       <w:pPr>
-        <w:pStyle w:val="ListBullet"/>
+        <w:pStyle w:val="Heading1"/>
+      </w:pPr>
+      <w:r>
+        <w:t>6. 阶段性判断</w:t>
+      </w:r>
+    </w:p>
+    <w:p>
+      <w:pPr>
+        <w:pStyle w:val="ListNumber"/>
         <w:spacing w:after="60"/>
       </w:pPr>
       <w:r>
-        <w:t>Dual concat 当前 AUC 最高：0.8984375，说明 Event-Temporal Stream 对 Macro 表征存在一定互补排序信息。</w:t>
+        <w:t>内容解耦 fixation-event pipeline 已经成立，EMS、HBN、GazeBase 可以进入同一 encoder-ready schema。</w:t>
+      </w:r>
+    </w:p>
+    <w:p>
+      <w:pPr>
+        <w:pStyle w:val="ListNumber"/>
+        <w:spacing w:after="60"/>
+      </w:pPr>
+      <w:r>
+        <w:t>当前最稳的 encoder 证据来自 EMS-only MEM fine-tune，多 seed 下平均 AUC 和 balanced accuracy 均优于 from scratch。</w:t>
+      </w:r>
+    </w:p>
+    <w:p>
+      <w:pPr>
+        <w:pStyle w:val="ListNumber"/>
+        <w:spacing w:after="60"/>
+      </w:pPr>
+      <w:r>
+        <w:t>HBN 技术链路已完成，但目前不作为优先优化路线。</w:t>
+      </w:r>
+    </w:p>
+    <w:p>
+      <w:pPr>
+        <w:pStyle w:val="ListNumber"/>
+        <w:spacing w:after="60"/>
+      </w:pPr>
+      <w:r>
+        <w:t>GazeBase 值得保留，因为它提供了与 EMS-only 不同的错误模式：更高 specificity、更低 sensitivity。</w:t>
+      </w:r>
+    </w:p>
+    <w:p>
+      <w:pPr>
+        <w:pStyle w:val="ListNumber"/>
+        <w:spacing w:after="60"/>
+      </w:pPr>
+      <w:r>
+        <w:t>正式超参数消融应推迟到 Saliency4ASD 和 CRCNS 至少完成基础数据源筛选之后。</w:t>
+      </w:r>
+    </w:p>
+    <w:p>
+      <w:pPr>
+        <w:pStyle w:val="Heading1"/>
+      </w:pPr>
+      <w:r>
+        <w:t>7. 下一阶段计划</w:t>
+      </w:r>
+    </w:p>
+    <w:p>
+      <w:r>
+        <w:t>下一阶段不应直接进入大规模刷分，而应先完成剩余数据源筛选，再选择一到两条最有希望的预训练路线做受控消融。建议顺序如下：</w:t>
+      </w:r>
+    </w:p>
+    <w:p>
+      <w:pPr>
+        <w:pStyle w:val="ListNumber"/>
+        <w:spacing w:after="60"/>
+      </w:pPr>
+      <w:r>
+        <w:t>接入 Saliency4ASD：确认文件结构，解析 fixation/scanpath，统一到 EyeNet fixation-event schema。ASD 标签只可作为辅助任务候选，不能与 EMS SZ/HC 混合。</w:t>
+      </w:r>
+    </w:p>
+    <w:p>
+      <w:pPr>
+        <w:pStyle w:val="ListNumber"/>
+        <w:spacing w:after="60"/>
+      </w:pPr>
+      <w:r>
+        <w:t>核查 CRCNS eye-1：确认本地数据是否完整，再决定是否实现 adapter。</w:t>
+      </w:r>
+    </w:p>
+    <w:p>
+      <w:pPr>
+        <w:pStyle w:val="ListNumber"/>
+        <w:spacing w:after="60"/>
+      </w:pPr>
+      <w:r>
+        <w:t>对每个新数据源只使用固定 baseline 超参数，不做调参，先跑 source+EMS MEM fine-tune/frozen。</w:t>
+      </w:r>
+    </w:p>
+    <w:p>
+      <w:pPr>
+        <w:pStyle w:val="ListNumber"/>
+        <w:spacing w:after="60"/>
+      </w:pPr>
+      <w:r>
+        <w:t>完成数据源筛选后再做小范围消融：hidden_dim 32/64/128，dropout 0.1/0.3/0.5，max_seq_len 1000/1500/2500。</w:t>
+      </w:r>
+    </w:p>
+    <w:p>
+      <w:pPr>
+        <w:pStyle w:val="ListNumber"/>
+        <w:spacing w:after="60"/>
+      </w:pPr>
+      <w:r>
+        <w:t>最终模型选择必须基于 multi-seed mean/std，而不是某一个 split 的最高 AUC。</w:t>
+      </w:r>
+    </w:p>
+    <w:p>
+      <w:pPr>
+        <w:pStyle w:val="Heading1"/>
+      </w:pPr>
+      <w:r>
+        <w:t>8. 当前论文表述限制</w:t>
       </w:r>
     </w:p>
     <w:p>
@@ -3018,7 +3380,7 @@
         <w:spacing w:after="60"/>
       </w:pPr>
       <w:r>
-        <w:t>Macro only AUC 为 0.890625，与 Dual concat 的固定阈值分类结果相同，说明 Macro 是当前最稳定主干。</w:t>
+        <w:t>不能声称模型已经达到临床诊断水平；当前只支持初步筛查和风险排序表述。</w:t>
       </w:r>
     </w:p>
     <w:p>
@@ -3027,7 +3389,7 @@
         <w:spacing w:after="60"/>
       </w:pPr>
       <w:r>
-        <w:t>Event only AUC 为 0.84765625，sensitivity 为 0.8125，提示事件动态流更偏向发现阳性风险，但 specificity 较低。</w:t>
+        <w:t>不能声称公共数据必然提升；HBN 已经显示公共数据可能无增益。</w:t>
       </w:r>
     </w:p>
     <w:p>
@@ -3036,1049 +3398,27 @@
         <w:spacing w:after="60"/>
       </w:pPr>
       <w:r>
-        <w:t>HistGradientBoosting balanced accuracy 为 0.84375，是目前固定阈值分类最强 baseline。</w:t>
+        <w:t>不能只报告最高单 split；EMS 样本小，必须报告 multi-seed 统计。</w:t>
       </w:r>
     </w:p>
     <w:p>
       <w:pPr>
-        <w:pStyle w:val="Heading1"/>
+        <w:pStyle w:val="ListBullet"/>
+        <w:spacing w:after="60"/>
       </w:pPr>
       <w:r>
-        <w:t>6. 双流融合分析</w:t>
-      </w:r>
-    </w:p>
-    <w:p>
-      <w:r>
-        <w:t>双流实验的关键问题是 Event-Temporal Stream 是否真的补充 Macro-Behavior Stream。concat fusion 相比 Macro only 将 test AUC 从 0.891 提升至 0.898，但固定阈值下 accuracy、balanced accuracy、sensitivity 和 specificity 与 Macro only 相同。gated fusion 原本用于验证自适应权重分配能否改善 sensitivity/specificity 平衡，但当前结果显示其泛化明显变差。</w:t>
-      </w:r>
-    </w:p>
-    <w:tbl>
-      <w:tblPr>
-        <w:tblStyle w:val="TableGrid"/>
-        <w:tblW w:type="dxa" w:w="9360"/>
-        <w:jc w:val="center"/>
-        <w:tblLayout w:type="fixed"/>
-        <w:tblLook w:firstColumn="1" w:firstRow="1" w:lastColumn="0" w:lastRow="0" w:noHBand="0" w:noVBand="1" w:val="04A0"/>
-        <w:tblInd w:w="0" w:type="dxa"/>
-      </w:tblPr>
-      <w:tblGrid>
-        <w:gridCol w:w="1700"/>
-        <w:gridCol w:w="900"/>
-        <w:gridCol w:w="900"/>
-        <w:gridCol w:w="1000"/>
-        <w:gridCol w:w="1000"/>
-        <w:gridCol w:w="3860"/>
-      </w:tblGrid>
-      <w:tr>
-        <w:tc>
-          <w:tcPr>
-            <w:tcW w:type="dxa" w:w="1700"/>
-            <w:shd w:fill="EAF2F8"/>
-            <w:tcMar>
-              <w:top w:w="90" w:type="dxa"/>
-              <w:start w:w="120" w:type="dxa"/>
-              <w:bottom w:w="90" w:type="dxa"/>
-              <w:end w:w="120" w:type="dxa"/>
-            </w:tcMar>
-            <w:vAlign w:val="center"/>
-          </w:tcPr>
-          <w:p>
-            <w:pPr>
-              <w:jc w:val="center"/>
-            </w:pPr>
-            <w:r>
-              <w:rPr>
-                <w:b/>
-                <w:sz w:val="17"/>
-              </w:rPr>
-              <w:t>融合方式</w:t>
-            </w:r>
-          </w:p>
-        </w:tc>
-        <w:tc>
-          <w:tcPr>
-            <w:tcW w:type="dxa" w:w="900"/>
-            <w:shd w:fill="EAF2F8"/>
-            <w:tcMar>
-              <w:top w:w="90" w:type="dxa"/>
-              <w:start w:w="120" w:type="dxa"/>
-              <w:bottom w:w="90" w:type="dxa"/>
-              <w:end w:w="120" w:type="dxa"/>
-            </w:tcMar>
-            <w:vAlign w:val="center"/>
-          </w:tcPr>
-          <w:p>
-            <w:pPr>
-              <w:jc w:val="center"/>
-            </w:pPr>
-            <w:r>
-              <w:rPr>
-                <w:b/>
-                <w:sz w:val="17"/>
-              </w:rPr>
-              <w:t>Test AUC</w:t>
-            </w:r>
-          </w:p>
-        </w:tc>
-        <w:tc>
-          <w:tcPr>
-            <w:tcW w:type="dxa" w:w="900"/>
-            <w:shd w:fill="EAF2F8"/>
-            <w:tcMar>
-              <w:top w:w="90" w:type="dxa"/>
-              <w:start w:w="120" w:type="dxa"/>
-              <w:bottom w:w="90" w:type="dxa"/>
-              <w:end w:w="120" w:type="dxa"/>
-            </w:tcMar>
-            <w:vAlign w:val="center"/>
-          </w:tcPr>
-          <w:p>
-            <w:pPr>
-              <w:jc w:val="center"/>
-            </w:pPr>
-            <w:r>
-              <w:rPr>
-                <w:b/>
-                <w:sz w:val="17"/>
-              </w:rPr>
-              <w:t>Bal Acc</w:t>
-            </w:r>
-          </w:p>
-        </w:tc>
-        <w:tc>
-          <w:tcPr>
-            <w:tcW w:type="dxa" w:w="1000"/>
-            <w:shd w:fill="EAF2F8"/>
-            <w:tcMar>
-              <w:top w:w="90" w:type="dxa"/>
-              <w:start w:w="120" w:type="dxa"/>
-              <w:bottom w:w="90" w:type="dxa"/>
-              <w:end w:w="120" w:type="dxa"/>
-            </w:tcMar>
-            <w:vAlign w:val="center"/>
-          </w:tcPr>
-          <w:p>
-            <w:pPr>
-              <w:jc w:val="center"/>
-            </w:pPr>
-            <w:r>
-              <w:rPr>
-                <w:b/>
-                <w:sz w:val="17"/>
-              </w:rPr>
-              <w:t>Sensitivity</w:t>
-            </w:r>
-          </w:p>
-        </w:tc>
-        <w:tc>
-          <w:tcPr>
-            <w:tcW w:type="dxa" w:w="1000"/>
-            <w:shd w:fill="EAF2F8"/>
-            <w:tcMar>
-              <w:top w:w="90" w:type="dxa"/>
-              <w:start w:w="120" w:type="dxa"/>
-              <w:bottom w:w="90" w:type="dxa"/>
-              <w:end w:w="120" w:type="dxa"/>
-            </w:tcMar>
-            <w:vAlign w:val="center"/>
-          </w:tcPr>
-          <w:p>
-            <w:pPr>
-              <w:jc w:val="center"/>
-            </w:pPr>
-            <w:r>
-              <w:rPr>
-                <w:b/>
-                <w:sz w:val="17"/>
-              </w:rPr>
-              <w:t>Specificity</w:t>
-            </w:r>
-          </w:p>
-        </w:tc>
-        <w:tc>
-          <w:tcPr>
-            <w:tcW w:type="dxa" w:w="3860"/>
-            <w:shd w:fill="EAF2F8"/>
-            <w:tcMar>
-              <w:top w:w="90" w:type="dxa"/>
-              <w:start w:w="120" w:type="dxa"/>
-              <w:bottom w:w="90" w:type="dxa"/>
-              <w:end w:w="120" w:type="dxa"/>
-            </w:tcMar>
-            <w:vAlign w:val="center"/>
-          </w:tcPr>
-          <w:p>
-            <w:pPr>
-              <w:jc w:val="center"/>
-            </w:pPr>
-            <w:r>
-              <w:rPr>
-                <w:b/>
-                <w:sz w:val="17"/>
-              </w:rPr>
-              <w:t>结论</w:t>
-            </w:r>
-          </w:p>
-        </w:tc>
-      </w:tr>
-      <w:tr>
-        <w:tc>
-          <w:tcPr>
-            <w:tcW w:type="dxa" w:w="1700"/>
-            <w:tcMar>
-              <w:top w:w="90" w:type="dxa"/>
-              <w:start w:w="120" w:type="dxa"/>
-              <w:bottom w:w="90" w:type="dxa"/>
-              <w:end w:w="120" w:type="dxa"/>
-            </w:tcMar>
-            <w:vAlign w:val="center"/>
-          </w:tcPr>
-          <w:p>
-            <w:pPr>
-              <w:spacing w:after="0"/>
-            </w:pPr>
-            <w:r>
-              <w:rPr>
-                <w:sz w:val="17"/>
-              </w:rPr>
-              <w:t>Dual concat</w:t>
-            </w:r>
-          </w:p>
-        </w:tc>
-        <w:tc>
-          <w:tcPr>
-            <w:tcW w:type="dxa" w:w="900"/>
-            <w:tcMar>
-              <w:top w:w="90" w:type="dxa"/>
-              <w:start w:w="120" w:type="dxa"/>
-              <w:bottom w:w="90" w:type="dxa"/>
-              <w:end w:w="120" w:type="dxa"/>
-            </w:tcMar>
-            <w:vAlign w:val="center"/>
-          </w:tcPr>
-          <w:p>
-            <w:pPr>
-              <w:spacing w:after="0"/>
-              <w:jc w:val="center"/>
-            </w:pPr>
-            <w:r>
-              <w:rPr>
-                <w:sz w:val="17"/>
-              </w:rPr>
-              <w:t>0.8984375</w:t>
-            </w:r>
-          </w:p>
-        </w:tc>
-        <w:tc>
-          <w:tcPr>
-            <w:tcW w:type="dxa" w:w="900"/>
-            <w:tcMar>
-              <w:top w:w="90" w:type="dxa"/>
-              <w:start w:w="120" w:type="dxa"/>
-              <w:bottom w:w="90" w:type="dxa"/>
-              <w:end w:w="120" w:type="dxa"/>
-            </w:tcMar>
-            <w:vAlign w:val="center"/>
-          </w:tcPr>
-          <w:p>
-            <w:pPr>
-              <w:spacing w:after="0"/>
-              <w:jc w:val="center"/>
-            </w:pPr>
-            <w:r>
-              <w:rPr>
-                <w:sz w:val="17"/>
-              </w:rPr>
-              <w:t>0.8125</w:t>
-            </w:r>
-          </w:p>
-        </w:tc>
-        <w:tc>
-          <w:tcPr>
-            <w:tcW w:type="dxa" w:w="1000"/>
-            <w:tcMar>
-              <w:top w:w="90" w:type="dxa"/>
-              <w:start w:w="120" w:type="dxa"/>
-              <w:bottom w:w="90" w:type="dxa"/>
-              <w:end w:w="120" w:type="dxa"/>
-            </w:tcMar>
-            <w:vAlign w:val="center"/>
-          </w:tcPr>
-          <w:p>
-            <w:pPr>
-              <w:spacing w:after="0"/>
-              <w:jc w:val="center"/>
-            </w:pPr>
-            <w:r>
-              <w:rPr>
-                <w:sz w:val="17"/>
-              </w:rPr>
-              <w:t>0.75</w:t>
-            </w:r>
-          </w:p>
-        </w:tc>
-        <w:tc>
-          <w:tcPr>
-            <w:tcW w:type="dxa" w:w="1000"/>
-            <w:tcMar>
-              <w:top w:w="90" w:type="dxa"/>
-              <w:start w:w="120" w:type="dxa"/>
-              <w:bottom w:w="90" w:type="dxa"/>
-              <w:end w:w="120" w:type="dxa"/>
-            </w:tcMar>
-            <w:vAlign w:val="center"/>
-          </w:tcPr>
-          <w:p>
-            <w:pPr>
-              <w:spacing w:after="0"/>
-              <w:jc w:val="center"/>
-            </w:pPr>
-            <w:r>
-              <w:rPr>
-                <w:sz w:val="17"/>
-              </w:rPr>
-              <w:t>0.875</w:t>
-            </w:r>
-          </w:p>
-        </w:tc>
-        <w:tc>
-          <w:tcPr>
-            <w:tcW w:type="dxa" w:w="3860"/>
-            <w:tcMar>
-              <w:top w:w="90" w:type="dxa"/>
-              <w:start w:w="120" w:type="dxa"/>
-              <w:bottom w:w="90" w:type="dxa"/>
-              <w:end w:w="120" w:type="dxa"/>
-            </w:tcMar>
-            <w:vAlign w:val="center"/>
-          </w:tcPr>
-          <w:p>
-            <w:pPr>
-              <w:spacing w:after="0"/>
-            </w:pPr>
-            <w:r>
-              <w:rPr>
-                <w:sz w:val="17"/>
-              </w:rPr>
-              <w:t>AUC 最优，作为当前主双流模型</w:t>
-            </w:r>
-          </w:p>
-        </w:tc>
-      </w:tr>
-      <w:tr>
-        <w:tc>
-          <w:tcPr>
-            <w:tcW w:type="dxa" w:w="1700"/>
-            <w:tcMar>
-              <w:top w:w="90" w:type="dxa"/>
-              <w:start w:w="120" w:type="dxa"/>
-              <w:bottom w:w="90" w:type="dxa"/>
-              <w:end w:w="120" w:type="dxa"/>
-            </w:tcMar>
-            <w:vAlign w:val="center"/>
-          </w:tcPr>
-          <w:p>
-            <w:pPr>
-              <w:spacing w:after="0"/>
-            </w:pPr>
-            <w:r>
-              <w:rPr>
-                <w:sz w:val="17"/>
-              </w:rPr>
-              <w:t>Dual gated</w:t>
-            </w:r>
-          </w:p>
-        </w:tc>
-        <w:tc>
-          <w:tcPr>
-            <w:tcW w:type="dxa" w:w="900"/>
-            <w:tcMar>
-              <w:top w:w="90" w:type="dxa"/>
-              <w:start w:w="120" w:type="dxa"/>
-              <w:bottom w:w="90" w:type="dxa"/>
-              <w:end w:w="120" w:type="dxa"/>
-            </w:tcMar>
-            <w:vAlign w:val="center"/>
-          </w:tcPr>
-          <w:p>
-            <w:pPr>
-              <w:spacing w:after="0"/>
-              <w:jc w:val="center"/>
-            </w:pPr>
-            <w:r>
-              <w:rPr>
-                <w:sz w:val="17"/>
-              </w:rPr>
-              <w:t>0.83984375</w:t>
-            </w:r>
-          </w:p>
-        </w:tc>
-        <w:tc>
-          <w:tcPr>
-            <w:tcW w:type="dxa" w:w="900"/>
-            <w:tcMar>
-              <w:top w:w="90" w:type="dxa"/>
-              <w:start w:w="120" w:type="dxa"/>
-              <w:bottom w:w="90" w:type="dxa"/>
-              <w:end w:w="120" w:type="dxa"/>
-            </w:tcMar>
-            <w:vAlign w:val="center"/>
-          </w:tcPr>
-          <w:p>
-            <w:pPr>
-              <w:spacing w:after="0"/>
-              <w:jc w:val="center"/>
-            </w:pPr>
-            <w:r>
-              <w:rPr>
-                <w:sz w:val="17"/>
-              </w:rPr>
-              <w:t>0.65625</w:t>
-            </w:r>
-          </w:p>
-        </w:tc>
-        <w:tc>
-          <w:tcPr>
-            <w:tcW w:type="dxa" w:w="1000"/>
-            <w:tcMar>
-              <w:top w:w="90" w:type="dxa"/>
-              <w:start w:w="120" w:type="dxa"/>
-              <w:bottom w:w="90" w:type="dxa"/>
-              <w:end w:w="120" w:type="dxa"/>
-            </w:tcMar>
-            <w:vAlign w:val="center"/>
-          </w:tcPr>
-          <w:p>
-            <w:pPr>
-              <w:spacing w:after="0"/>
-              <w:jc w:val="center"/>
-            </w:pPr>
-            <w:r>
-              <w:rPr>
-                <w:sz w:val="17"/>
-              </w:rPr>
-              <w:t>0.6875</w:t>
-            </w:r>
-          </w:p>
-        </w:tc>
-        <w:tc>
-          <w:tcPr>
-            <w:tcW w:type="dxa" w:w="1000"/>
-            <w:tcMar>
-              <w:top w:w="90" w:type="dxa"/>
-              <w:start w:w="120" w:type="dxa"/>
-              <w:bottom w:w="90" w:type="dxa"/>
-              <w:end w:w="120" w:type="dxa"/>
-            </w:tcMar>
-            <w:vAlign w:val="center"/>
-          </w:tcPr>
-          <w:p>
-            <w:pPr>
-              <w:spacing w:after="0"/>
-              <w:jc w:val="center"/>
-            </w:pPr>
-            <w:r>
-              <w:rPr>
-                <w:sz w:val="17"/>
-              </w:rPr>
-              <w:t>0.625</w:t>
-            </w:r>
-          </w:p>
-        </w:tc>
-        <w:tc>
-          <w:tcPr>
-            <w:tcW w:type="dxa" w:w="3860"/>
-            <w:tcMar>
-              <w:top w:w="90" w:type="dxa"/>
-              <w:start w:w="120" w:type="dxa"/>
-              <w:bottom w:w="90" w:type="dxa"/>
-              <w:end w:w="120" w:type="dxa"/>
-            </w:tcMar>
-            <w:vAlign w:val="center"/>
-          </w:tcPr>
-          <w:p>
-            <w:pPr>
-              <w:spacing w:after="0"/>
-            </w:pPr>
-            <w:r>
-              <w:rPr>
-                <w:sz w:val="17"/>
-              </w:rPr>
-              <w:t>出现单流塌缩，作为补充/负结果</w:t>
-            </w:r>
-          </w:p>
-        </w:tc>
-      </w:tr>
-    </w:tbl>
-    <w:p/>
-    <w:p>
-      <w:r>
-        <w:t>门控权重分析显示，gated fusion 在 test set 的 macro_gate 平均值为 0.963，event_gate 平均值为 0.037；在 valid set 的 macro_gate 平均值为 0.957，event_gate 平均值为 0.043。test set 中 93.75% 的受试者 macro_gate 超过 0.90，说明门控几乎完全压制 Event 流，没有形成真正的自适应双流融合。</w:t>
+        <w:t>不能混合不同疾病标签形成统一二分类标签。</w:t>
       </w:r>
     </w:p>
     <w:p>
       <w:pPr>
-        <w:pStyle w:val="Heading1"/>
-      </w:pPr>
-      <w:r>
-        <w:t>7. 阶段性结论</w:t>
-      </w:r>
-    </w:p>
-    <w:p>
-      <w:pPr>
-        <w:pStyle w:val="ListNumber"/>
+        <w:pStyle w:val="ListBullet"/>
         <w:spacing w:after="60"/>
       </w:pPr>
       <w:r>
-        <w:t>内容解耦路线成立：当前所有主模型均不依赖图片或视频语义，只使用公共眼动行为特征。</w:t>
+        <w:t>不能把 task_id、video_id、image_id 或刺激语义作为 universal encoder 输入。</w:t>
       </w:r>
     </w:p>
-    <w:p>
-      <w:pPr>
-        <w:pStyle w:val="ListNumber"/>
-        <w:spacing w:after="60"/>
-      </w:pPr>
-      <w:r>
-        <w:t>Macro-Behavior Stream 是当前最稳定的深度学习主干，适合作为后续跨数据集预训练的核心 encoder。</w:t>
-      </w:r>
-    </w:p>
-    <w:p>
-      <w:pPr>
-        <w:pStyle w:val="ListNumber"/>
-        <w:spacing w:after="60"/>
-      </w:pPr>
-      <w:r>
-        <w:t>Event-Temporal Stream 单独性能较弱，但对 Dual concat 的 AUC 有增益，说明其具有辅助价值。</w:t>
-      </w:r>
-    </w:p>
-    <w:p>
-      <w:pPr>
-        <w:pStyle w:val="ListNumber"/>
-        <w:spacing w:after="60"/>
-      </w:pPr>
-      <w:r>
-        <w:t>Dual concat 是当前主双流方案；gated fusion 在当前小样本条件下出现单流塌缩，不作为最终主模型。</w:t>
-      </w:r>
-    </w:p>
-    <w:p>
-      <w:pPr>
-        <w:pStyle w:val="ListNumber"/>
-        <w:spacing w:after="60"/>
-      </w:pPr>
-      <w:r>
-        <w:t>传统 ML baseline 仍然非常强，后续论文不能简单声称深度学习全面优于机器学习，而应强调序列建模、可解释性和跨数据集扩展潜力。</w:t>
-      </w:r>
-    </w:p>
-    <w:p>
-      <w:pPr>
-        <w:pStyle w:val="Heading1"/>
-      </w:pPr>
-      <w:r>
-        <w:t>8. 下一阶段计划：跨数据集预训练</w:t>
-      </w:r>
-    </w:p>
-    <w:p>
-      <w:r>
-        <w:t>下一阶段将从 EMS 单数据集实验转向跨数据集建模。计划优先接入 GazeBase、CRCNS eye-1、HBN、Saliency4ASD 等公开数据源，并根据各数据集是否包含疾病标签、年龄段、观看范式和原始采样质量，分别用于自监督预训练、正常人眼动动态建模、辅助表型学习或异常注意模式辅助任务。</w:t>
-      </w:r>
-    </w:p>
-    <w:tbl>
-      <w:tblPr>
-        <w:tblStyle w:val="TableGrid"/>
-        <w:tblW w:type="dxa" w:w="9360"/>
-        <w:jc w:val="center"/>
-        <w:tblLayout w:type="fixed"/>
-        <w:tblLook w:firstColumn="1" w:firstRow="1" w:lastColumn="0" w:lastRow="0" w:noHBand="0" w:noVBand="1" w:val="04A0"/>
-        <w:tblInd w:w="0" w:type="dxa"/>
-      </w:tblPr>
-      <w:tblGrid>
-        <w:gridCol w:w="1500"/>
-        <w:gridCol w:w="2700"/>
-        <w:gridCol w:w="2600"/>
-        <w:gridCol w:w="2560"/>
-      </w:tblGrid>
-      <w:tr>
-        <w:tc>
-          <w:tcPr>
-            <w:tcW w:type="dxa" w:w="1500"/>
-            <w:shd w:fill="EAF2F8"/>
-            <w:tcMar>
-              <w:top w:w="90" w:type="dxa"/>
-              <w:start w:w="120" w:type="dxa"/>
-              <w:bottom w:w="90" w:type="dxa"/>
-              <w:end w:w="120" w:type="dxa"/>
-            </w:tcMar>
-            <w:vAlign w:val="center"/>
-          </w:tcPr>
-          <w:p>
-            <w:pPr>
-              <w:jc w:val="center"/>
-            </w:pPr>
-            <w:r>
-              <w:rPr>
-                <w:b/>
-                <w:sz w:val="17"/>
-              </w:rPr>
-              <w:t>数据集</w:t>
-            </w:r>
-          </w:p>
-        </w:tc>
-        <w:tc>
-          <w:tcPr>
-            <w:tcW w:type="dxa" w:w="2700"/>
-            <w:shd w:fill="EAF2F8"/>
-            <w:tcMar>
-              <w:top w:w="90" w:type="dxa"/>
-              <w:start w:w="120" w:type="dxa"/>
-              <w:bottom w:w="90" w:type="dxa"/>
-              <w:end w:w="120" w:type="dxa"/>
-            </w:tcMar>
-            <w:vAlign w:val="center"/>
-          </w:tcPr>
-          <w:p>
-            <w:pPr>
-              <w:jc w:val="center"/>
-            </w:pPr>
-            <w:r>
-              <w:rPr>
-                <w:b/>
-                <w:sz w:val="17"/>
-              </w:rPr>
-              <w:t>预期作用</w:t>
-            </w:r>
-          </w:p>
-        </w:tc>
-        <w:tc>
-          <w:tcPr>
-            <w:tcW w:type="dxa" w:w="2600"/>
-            <w:shd w:fill="EAF2F8"/>
-            <w:tcMar>
-              <w:top w:w="90" w:type="dxa"/>
-              <w:start w:w="120" w:type="dxa"/>
-              <w:bottom w:w="90" w:type="dxa"/>
-              <w:end w:w="120" w:type="dxa"/>
-            </w:tcMar>
-            <w:vAlign w:val="center"/>
-          </w:tcPr>
-          <w:p>
-            <w:pPr>
-              <w:jc w:val="center"/>
-            </w:pPr>
-            <w:r>
-              <w:rPr>
-                <w:b/>
-                <w:sz w:val="17"/>
-              </w:rPr>
-              <w:t>训练任务</w:t>
-            </w:r>
-          </w:p>
-        </w:tc>
-        <w:tc>
-          <w:tcPr>
-            <w:tcW w:type="dxa" w:w="2560"/>
-            <w:shd w:fill="EAF2F8"/>
-            <w:tcMar>
-              <w:top w:w="90" w:type="dxa"/>
-              <w:start w:w="120" w:type="dxa"/>
-              <w:bottom w:w="90" w:type="dxa"/>
-              <w:end w:w="120" w:type="dxa"/>
-            </w:tcMar>
-            <w:vAlign w:val="center"/>
-          </w:tcPr>
-          <w:p>
-            <w:pPr>
-              <w:jc w:val="center"/>
-            </w:pPr>
-            <w:r>
-              <w:rPr>
-                <w:b/>
-                <w:sz w:val="17"/>
-              </w:rPr>
-              <w:t>注意事项</w:t>
-            </w:r>
-          </w:p>
-        </w:tc>
-      </w:tr>
-      <w:tr>
-        <w:tc>
-          <w:tcPr>
-            <w:tcW w:type="dxa" w:w="1500"/>
-            <w:tcMar>
-              <w:top w:w="90" w:type="dxa"/>
-              <w:start w:w="120" w:type="dxa"/>
-              <w:bottom w:w="90" w:type="dxa"/>
-              <w:end w:w="120" w:type="dxa"/>
-            </w:tcMar>
-            <w:vAlign w:val="center"/>
-          </w:tcPr>
-          <w:p>
-            <w:pPr>
-              <w:spacing w:after="0"/>
-            </w:pPr>
-            <w:r>
-              <w:rPr>
-                <w:sz w:val="17"/>
-              </w:rPr>
-              <w:t>GazeBase</w:t>
-            </w:r>
-          </w:p>
-        </w:tc>
-        <w:tc>
-          <w:tcPr>
-            <w:tcW w:type="dxa" w:w="2700"/>
-            <w:tcMar>
-              <w:top w:w="90" w:type="dxa"/>
-              <w:start w:w="120" w:type="dxa"/>
-              <w:bottom w:w="90" w:type="dxa"/>
-              <w:end w:w="120" w:type="dxa"/>
-            </w:tcMar>
-            <w:vAlign w:val="center"/>
-          </w:tcPr>
-          <w:p>
-            <w:pPr>
-              <w:spacing w:after="0"/>
-            </w:pPr>
-            <w:r>
-              <w:rPr>
-                <w:sz w:val="17"/>
-              </w:rPr>
-              <w:t>大规模正常人眼动 encoder 预训练</w:t>
-            </w:r>
-          </w:p>
-        </w:tc>
-        <w:tc>
-          <w:tcPr>
-            <w:tcW w:type="dxa" w:w="2600"/>
-            <w:tcMar>
-              <w:top w:w="90" w:type="dxa"/>
-              <w:start w:w="120" w:type="dxa"/>
-              <w:bottom w:w="90" w:type="dxa"/>
-              <w:end w:w="120" w:type="dxa"/>
-            </w:tcMar>
-            <w:vAlign w:val="center"/>
-          </w:tcPr>
-          <w:p>
-            <w:pPr>
-              <w:spacing w:after="0"/>
-            </w:pPr>
-            <w:r>
-              <w:rPr>
-                <w:sz w:val="17"/>
-              </w:rPr>
-              <w:t>自监督/对比学习/重建任务</w:t>
-            </w:r>
-          </w:p>
-        </w:tc>
-        <w:tc>
-          <w:tcPr>
-            <w:tcW w:type="dxa" w:w="2560"/>
-            <w:tcMar>
-              <w:top w:w="90" w:type="dxa"/>
-              <w:start w:w="120" w:type="dxa"/>
-              <w:bottom w:w="90" w:type="dxa"/>
-              <w:end w:w="120" w:type="dxa"/>
-            </w:tcMar>
-            <w:vAlign w:val="center"/>
-          </w:tcPr>
-          <w:p>
-            <w:pPr>
-              <w:spacing w:after="0"/>
-            </w:pPr>
-            <w:r>
-              <w:rPr>
-                <w:sz w:val="17"/>
-              </w:rPr>
-              <w:t>无精神疾病标签，不能直接作为 SZ 分类监督</w:t>
-            </w:r>
-          </w:p>
-        </w:tc>
-      </w:tr>
-      <w:tr>
-        <w:tc>
-          <w:tcPr>
-            <w:tcW w:type="dxa" w:w="1500"/>
-            <w:tcMar>
-              <w:top w:w="90" w:type="dxa"/>
-              <w:start w:w="120" w:type="dxa"/>
-              <w:bottom w:w="90" w:type="dxa"/>
-              <w:end w:w="120" w:type="dxa"/>
-            </w:tcMar>
-            <w:vAlign w:val="center"/>
-          </w:tcPr>
-          <w:p>
-            <w:pPr>
-              <w:spacing w:after="0"/>
-            </w:pPr>
-            <w:r>
-              <w:rPr>
-                <w:sz w:val="17"/>
-              </w:rPr>
-              <w:t>CRCNS eye-1</w:t>
-            </w:r>
-          </w:p>
-        </w:tc>
-        <w:tc>
-          <w:tcPr>
-            <w:tcW w:type="dxa" w:w="2700"/>
-            <w:tcMar>
-              <w:top w:w="90" w:type="dxa"/>
-              <w:start w:w="120" w:type="dxa"/>
-              <w:bottom w:w="90" w:type="dxa"/>
-              <w:end w:w="120" w:type="dxa"/>
-            </w:tcMar>
-            <w:vAlign w:val="center"/>
-          </w:tcPr>
-          <w:p>
-            <w:pPr>
-              <w:spacing w:after="0"/>
-              <w:jc w:val="center"/>
-            </w:pPr>
-            <w:r>
-              <w:rPr>
-                <w:sz w:val="17"/>
-              </w:rPr>
-              <w:t>补充自然视频观看域</w:t>
-            </w:r>
-          </w:p>
-        </w:tc>
-        <w:tc>
-          <w:tcPr>
-            <w:tcW w:type="dxa" w:w="2600"/>
-            <w:tcMar>
-              <w:top w:w="90" w:type="dxa"/>
-              <w:start w:w="120" w:type="dxa"/>
-              <w:bottom w:w="90" w:type="dxa"/>
-              <w:end w:w="120" w:type="dxa"/>
-            </w:tcMar>
-            <w:vAlign w:val="center"/>
-          </w:tcPr>
-          <w:p>
-            <w:pPr>
-              <w:spacing w:after="0"/>
-            </w:pPr>
-            <w:r>
-              <w:rPr>
-                <w:sz w:val="17"/>
-              </w:rPr>
-              <w:t>视频观看下的眼动动态自监督</w:t>
-            </w:r>
-          </w:p>
-        </w:tc>
-        <w:tc>
-          <w:tcPr>
-            <w:tcW w:type="dxa" w:w="2560"/>
-            <w:tcMar>
-              <w:top w:w="90" w:type="dxa"/>
-              <w:start w:w="120" w:type="dxa"/>
-              <w:bottom w:w="90" w:type="dxa"/>
-              <w:end w:w="120" w:type="dxa"/>
-            </w:tcMar>
-            <w:vAlign w:val="center"/>
-          </w:tcPr>
-          <w:p>
-            <w:pPr>
-              <w:spacing w:after="0"/>
-            </w:pPr>
-            <w:r>
-              <w:rPr>
-                <w:sz w:val="17"/>
-              </w:rPr>
-              <w:t>需统一采样率、坐标、validity 和观看距离</w:t>
-            </w:r>
-          </w:p>
-        </w:tc>
-      </w:tr>
-      <w:tr>
-        <w:tc>
-          <w:tcPr>
-            <w:tcW w:type="dxa" w:w="1500"/>
-            <w:tcMar>
-              <w:top w:w="90" w:type="dxa"/>
-              <w:start w:w="120" w:type="dxa"/>
-              <w:bottom w:w="90" w:type="dxa"/>
-              <w:end w:w="120" w:type="dxa"/>
-            </w:tcMar>
-            <w:vAlign w:val="center"/>
-          </w:tcPr>
-          <w:p>
-            <w:pPr>
-              <w:spacing w:after="0"/>
-            </w:pPr>
-            <w:r>
-              <w:rPr>
-                <w:sz w:val="17"/>
-              </w:rPr>
-              <w:t>HBN</w:t>
-            </w:r>
-          </w:p>
-        </w:tc>
-        <w:tc>
-          <w:tcPr>
-            <w:tcW w:type="dxa" w:w="2700"/>
-            <w:tcMar>
-              <w:top w:w="90" w:type="dxa"/>
-              <w:start w:w="120" w:type="dxa"/>
-              <w:bottom w:w="90" w:type="dxa"/>
-              <w:end w:w="120" w:type="dxa"/>
-            </w:tcMar>
-            <w:vAlign w:val="center"/>
-          </w:tcPr>
-          <w:p>
-            <w:pPr>
-              <w:spacing w:after="0"/>
-            </w:pPr>
-            <w:r>
-              <w:rPr>
-                <w:sz w:val="17"/>
-              </w:rPr>
-              <w:t>儿童/青少年自然视频眼动辅助学习</w:t>
-            </w:r>
-          </w:p>
-        </w:tc>
-        <w:tc>
-          <w:tcPr>
-            <w:tcW w:type="dxa" w:w="2600"/>
-            <w:tcMar>
-              <w:top w:w="90" w:type="dxa"/>
-              <w:start w:w="120" w:type="dxa"/>
-              <w:bottom w:w="90" w:type="dxa"/>
-              <w:end w:w="120" w:type="dxa"/>
-            </w:tcMar>
-            <w:vAlign w:val="center"/>
-          </w:tcPr>
-          <w:p>
-            <w:pPr>
-              <w:spacing w:after="0"/>
-              <w:jc w:val="center"/>
-            </w:pPr>
-            <w:r>
-              <w:rPr>
-                <w:sz w:val="17"/>
-              </w:rPr>
-              <w:t>自监督或表型辅助任务</w:t>
-            </w:r>
-          </w:p>
-        </w:tc>
-        <w:tc>
-          <w:tcPr>
-            <w:tcW w:type="dxa" w:w="2560"/>
-            <w:tcMar>
-              <w:top w:w="90" w:type="dxa"/>
-              <w:start w:w="120" w:type="dxa"/>
-              <w:bottom w:w="90" w:type="dxa"/>
-              <w:end w:w="120" w:type="dxa"/>
-            </w:tcMar>
-            <w:vAlign w:val="center"/>
-          </w:tcPr>
-          <w:p>
-            <w:pPr>
-              <w:spacing w:after="0"/>
-            </w:pPr>
-            <w:r>
-              <w:rPr>
-                <w:sz w:val="17"/>
-              </w:rPr>
-              <w:t>年龄段贴近应用，但标签体系复杂</w:t>
-            </w:r>
-          </w:p>
-        </w:tc>
-      </w:tr>
-      <w:tr>
-        <w:tc>
-          <w:tcPr>
-            <w:tcW w:type="dxa" w:w="1500"/>
-            <w:tcMar>
-              <w:top w:w="90" w:type="dxa"/>
-              <w:start w:w="120" w:type="dxa"/>
-              <w:bottom w:w="90" w:type="dxa"/>
-              <w:end w:w="120" w:type="dxa"/>
-            </w:tcMar>
-            <w:vAlign w:val="center"/>
-          </w:tcPr>
-          <w:p>
-            <w:pPr>
-              <w:spacing w:after="0"/>
-            </w:pPr>
-            <w:r>
-              <w:rPr>
-                <w:sz w:val="17"/>
-              </w:rPr>
-              <w:t>Saliency4ASD</w:t>
-            </w:r>
-          </w:p>
-        </w:tc>
-        <w:tc>
-          <w:tcPr>
-            <w:tcW w:type="dxa" w:w="2700"/>
-            <w:tcMar>
-              <w:top w:w="90" w:type="dxa"/>
-              <w:start w:w="120" w:type="dxa"/>
-              <w:bottom w:w="90" w:type="dxa"/>
-              <w:end w:w="120" w:type="dxa"/>
-            </w:tcMar>
-            <w:vAlign w:val="center"/>
-          </w:tcPr>
-          <w:p>
-            <w:pPr>
-              <w:spacing w:after="0"/>
-            </w:pPr>
-            <w:r>
-              <w:rPr>
-                <w:sz w:val="17"/>
-              </w:rPr>
-              <w:t>异常视觉注意模式辅助任务</w:t>
-            </w:r>
-          </w:p>
-        </w:tc>
-        <w:tc>
-          <w:tcPr>
-            <w:tcW w:type="dxa" w:w="2600"/>
-            <w:tcMar>
-              <w:top w:w="90" w:type="dxa"/>
-              <w:start w:w="120" w:type="dxa"/>
-              <w:bottom w:w="90" w:type="dxa"/>
-              <w:end w:w="120" w:type="dxa"/>
-            </w:tcMar>
-            <w:vAlign w:val="center"/>
-          </w:tcPr>
-          <w:p>
-            <w:pPr>
-              <w:spacing w:after="0"/>
-            </w:pPr>
-            <w:r>
-              <w:rPr>
-                <w:sz w:val="17"/>
-              </w:rPr>
-              <w:t>ASD/TD 辅助分类或表征学习</w:t>
-            </w:r>
-          </w:p>
-        </w:tc>
-        <w:tc>
-          <w:tcPr>
-            <w:tcW w:type="dxa" w:w="2560"/>
-            <w:tcMar>
-              <w:top w:w="90" w:type="dxa"/>
-              <w:start w:w="120" w:type="dxa"/>
-              <w:bottom w:w="90" w:type="dxa"/>
-              <w:end w:w="120" w:type="dxa"/>
-            </w:tcMar>
-            <w:vAlign w:val="center"/>
-          </w:tcPr>
-          <w:p>
-            <w:pPr>
-              <w:spacing w:after="0"/>
-            </w:pPr>
-            <w:r>
-              <w:rPr>
-                <w:sz w:val="17"/>
-              </w:rPr>
-              <w:t>不能直接并入 SZ 标签，只能做辅助迁移</w:t>
-            </w:r>
-          </w:p>
-        </w:tc>
-      </w:tr>
-    </w:tbl>
-    <w:p/>
     <w:p>
       <w:pPr>
         <w:pStyle w:val="Heading1"/>
@@ -4102,7 +3442,7 @@
         <w:spacing w:after="60"/>
       </w:pPr>
       <w:r>
-        <w:t>Liu &amp; Deubel, 2018. An elaborate algorithm for automatic processing of eye movement data and identifying fixations in eye-tracking experiments. Biomedical Engineering Online.</w:t>
+        <w:t>Holmqvist et al., 2011. Eye Tracking: A Comprehensive Guide to Methods and Measures. Oxford University Press.</w:t>
       </w:r>
     </w:p>
     <w:p>
@@ -4111,16 +3451,7 @@
         <w:spacing w:after="60"/>
       </w:pPr>
       <w:r>
-        <w:t>Niehorster et al., 2020. The accuracy and precision of position and velocity in eye tracking / preprocessing evaluation. Behavior Research Methods.</w:t>
-      </w:r>
-    </w:p>
-    <w:p>
-      <w:pPr>
-        <w:pStyle w:val="ListBullet"/>
-        <w:spacing w:after="60"/>
-      </w:pPr>
-      <w:r>
-        <w:t>Holmqvist et al., 2011. Eye Tracking: A Comprehensive Guide to Methods and Measures. Oxford University Press.</w:t>
+        <w:t>Liu &amp; Deubel, 2018. An elaborate algorithm for automatic processing of eye movement data and identifying fixations in eye-tracking experiments. Biomedical Engineering Online.</w:t>
       </w:r>
     </w:p>
     <w:p>
@@ -4150,28 +3481,10 @@
         <w:t>Kornblith et al., 2019. Do Better ImageNet Models Transfer Better? CVPR.</w:t>
       </w:r>
     </w:p>
-    <w:p>
-      <w:pPr>
-        <w:pStyle w:val="ListBullet"/>
-        <w:spacing w:after="60"/>
-      </w:pPr>
-      <w:r>
-        <w:t>Wang et al., 2020. Graph Convolutional Networks for gaze relation learning / eye movement analysis. Pattern Recognition Letters.</w:t>
-      </w:r>
-    </w:p>
-    <w:p>
-      <w:pPr>
-        <w:pStyle w:val="ListBullet"/>
-        <w:spacing w:after="60"/>
-      </w:pPr>
-      <w:r>
-        <w:t>Glaholt et al., 2019. Deep learning analysis of eye movement dynamics in schizophrenia. Schizophrenia Bulletin.</w:t>
-      </w:r>
-    </w:p>
     <w:sectPr>
       <w:footerReference w:type="default" r:id="rId9"/>
       <w:pgSz w:w="12240" w:h="15840"/>
-      <w:pgMar w:top="1224" w:right="1224" w:bottom="1224" w:left="1224" w:header="720" w:footer="720" w:gutter="0"/>
+      <w:pgMar w:top="1181" w:right="1181" w:bottom="1181" w:left="1181" w:header="720" w:footer="720" w:gutter="0"/>
       <w:cols w:space="720"/>
       <w:docGrid w:linePitch="360"/>
     </w:sectPr>
@@ -4191,7 +3504,7 @@
         <w:color w:val="666666"/>
         <w:sz w:val="17"/>
       </w:rPr>
-      <w:t>Content-Agnostic Eye Movement Screening Model | Working Draft</w:t>
+      <w:t>EyeNet content-agnostic screening model | working draft | 2026-05-23</w:t>
     </w:r>
   </w:p>
 </w:ftr>
@@ -4565,7 +3878,7 @@
     </w:pPr>
     <w:rPr>
       <w:rFonts w:ascii="Calibri" w:hAnsi="Calibri" w:eastAsia="Microsoft YaHei"/>
-      <w:sz w:val="21"/>
+      <w:sz w:val="20"/>
     </w:rPr>
   </w:style>
   <w:style w:type="paragraph" w:styleId="Header">
@@ -4623,7 +3936,7 @@
     <w:pPr>
       <w:keepNext/>
       <w:keepLines/>
-      <w:spacing w:before="260" w:after="120"/>
+      <w:spacing w:before="240" w:after="100"/>
       <w:outlineLvl w:val="0"/>
     </w:pPr>
     <w:rPr>
@@ -4647,7 +3960,7 @@
     <w:pPr>
       <w:keepNext/>
       <w:keepLines/>
-      <w:spacing w:before="180" w:after="80"/>
+      <w:spacing w:before="160" w:after="60"/>
       <w:outlineLvl w:val="1"/>
     </w:pPr>
     <w:rPr>
@@ -4671,7 +3984,7 @@
     <w:pPr>
       <w:keepNext/>
       <w:keepLines/>
-      <w:spacing w:before="140" w:after="60"/>
+      <w:spacing w:before="120" w:after="40"/>
       <w:outlineLvl w:val="2"/>
     </w:pPr>
     <w:rPr>
@@ -4922,7 +4235,7 @@
       <w:color w:val="0B2545"/>
       <w:spacing w:val="5"/>
       <w:kern w:val="28"/>
-      <w:sz w:val="42"/>
+      <w:sz w:val="40"/>
       <w:szCs w:val="52"/>
     </w:rPr>
   </w:style>

--- a/docs/paper_drafts/content_agnostic_eye_movement_screening_draft.docx
+++ b/docs/paper_drafts/content_agnostic_eye_movement_screening_draft.docx
@@ -8,7 +8,7 @@
         <w:jc w:val="center"/>
       </w:pPr>
       <w:r>
-        <w:t>基于内容解耦眼动表征的精神疾病初步筛查模型研究</w:t>
+        <w:t>Content-Agnostic Eye-Movement Representation Learning for Screening</w:t>
       </w:r>
     </w:p>
     <w:p>
@@ -21,7 +21,7 @@
           <w:color w:val="666666"/>
           <w:sz w:val="20"/>
         </w:rPr>
-        <w:t>EMS 下游验证、公共数据自监督预训练与工程化阶段总结 | 2026-05-23</w:t>
+        <w:t>Working draft: EMS downstream validation and public-data MEM pretraining</w:t>
       </w:r>
     </w:p>
     <w:p>
@@ -29,12 +29,17 @@
         <w:pStyle w:val="Heading1"/>
       </w:pPr>
       <w:r>
-        <w:t>摘要草稿</w:t>
+        <w:t>Abstract</w:t>
       </w:r>
     </w:p>
     <w:p>
       <w:r>
-        <w:t>本研究面向精神疾病风险的低负担初步筛查，构建一种不依赖图片、视频语义或任务内容的眼动行为建模流程。当前工程已完成 EMS 下游 SZ/HC 基准、HBN 与 GazeBase 公共眼动数据适配、统一 fixation-event schema、13 维 no-position encoder-ready 表征，以及 masked event modeling (MEM) 自监督预训练。五个 EMS stratified subject split 的结果显示，EMS-only MEM 预训练后进行监督 fine-tuning，相比从零训练 encoder，将平均 test AUC 从 0.784 提升到 0.832，将平均 balanced accuracy 从 0.700 提升到 0.763。HBN 已完成 pipeline 接入，但在当前固定 split 上未超过 EMS-only MEM；GazeBase+EMS 在单 split 上提供更高 specificity 的保守操作点。当前结果支持内容解耦眼动表征路线，但仍属于小样本初步证据，后续需要完成 Saliency4ASD/CRCNS 数据源筛选并进行受控消融。</w:t>
+        <w:t>This working draft summarizes the current EyeNet content-agnostic eye-movement screening pipeline. The model uses fixation-event sequences rather than image, video, AOI, or task-content features. EMS is the current schizophrenia versus healthy-control downstream benchmark. Public datasets are first converted into a shared fixation-event schema and then used for masked event modeling (MEM) pretraining.</w:t>
+      </w:r>
+    </w:p>
+    <w:p>
+      <w:r>
+        <w:t>Across five EMS stratified splits, EMS-only MEM followed by supervised fine-tuning improves over from-scratch encoder training. After screening HBN, GazeBase, OneStop, and CRCNS eye-1, the current primary aligned model is a BiGRU64 encoder pretrained on EMS+CRCNS eye-1 with span masking probability 0.45 and dropout 0.3, then fine-tuned on EMS. The evidence remains preliminary because EMS has only 160 labeled subjects.</w:t>
       </w:r>
     </w:p>
     <w:p>
@@ -42,12 +47,12 @@
         <w:pStyle w:val="Heading1"/>
       </w:pPr>
       <w:r>
-        <w:t>1. 研究目标与边界</w:t>
+        <w:t>1. Modeling Boundary</w:t>
       </w:r>
     </w:p>
     <w:p>
       <w:r>
-        <w:t>本项目的目标不是训练一个只适用于 EMS 图片范式的分类器，而是建立一套可迁移的眼动表征学习流程。模型输入限制在跨设备、跨范式可获得的公共眼动信息，例如 fixation 坐标、duration、transition/saccade 特征、局部事件顺序和 missingness 标记。图片编号、视频内容、AOI 语义、任务答案和疾病无关标签不作为核心 encoder 输入。</w:t>
+        <w:t>The project is designed for low-burden risk screening and representation learning, not clinical diagnosis. It intentionally excludes stimulus semantics and dataset-specific content fields from the universal encoder. Disease labels from different disorders are not merged into one binary target.</w:t>
       </w:r>
     </w:p>
     <w:p>
@@ -56,7 +61,7 @@
         <w:spacing w:after="60"/>
       </w:pPr>
       <w:r>
-        <w:t>临床定位：初步筛查和风险排序，不替代临床诊断。</w:t>
+        <w:t>Universal input unit: fixation event.</w:t>
       </w:r>
     </w:p>
     <w:p>
@@ -65,7 +70,7 @@
         <w:spacing w:after="60"/>
       </w:pPr>
       <w:r>
-        <w:t>监督边界：EMS 的 SZ/HC 标签是当前下游基准；ASD、HBN 表型或其他疾病标签不能合并成一个通用疾病标签。</w:t>
+        <w:t>Universal feature schema: encoder_no_position_core, 13 features.</w:t>
       </w:r>
     </w:p>
     <w:p>
@@ -74,7 +79,7 @@
         <w:spacing w:after="60"/>
       </w:pPr>
       <w:r>
-        <w:t>预训练策略：公共数据优先用于自监督 MEM，不直接定义 SZ/HC 决策边界。</w:t>
+        <w:t>Primary downstream target: EMS SZ/HC classification.</w:t>
       </w:r>
     </w:p>
     <w:p>
@@ -83,7 +88,7 @@
         <w:spacing w:after="60"/>
       </w:pPr>
       <w:r>
-        <w:t>评估原则：模型选择依赖 validation；test 只用于最终报告；小样本结果必须报告 multi-seed mean/std。</w:t>
+        <w:t>Public datasets are used for self-supervised pretraining unless a dataset-specific auxiliary head is explicitly defined.</w:t>
       </w:r>
     </w:p>
     <w:p>
@@ -91,44 +96,40 @@
         <w:pStyle w:val="Heading1"/>
       </w:pPr>
       <w:r>
-        <w:t>2. 数据处理与统一输入</w:t>
-      </w:r>
-    </w:p>
-    <w:p>
-      <w:r>
-        <w:t>当前统一输入单位是 fixation event。HBN 和 GazeBase 这类 raw gaze 数据只作为 adapter 输入，必须先经 I-DT fixation detection 转成共享事件表，再进入 QC、encoder-ready 转换和 MEM 训练。GazeBase 的原始 x/y 已经是 DVA；HBN 是像素坐标。两者原始格式不同，但最终都统一到同一套 fixation-event schema 和 13 维 encoder feature schema。</w:t>
+        <w:t>2. Dataset Status</w:t>
       </w:r>
     </w:p>
     <w:tbl>
       <w:tblPr>
         <w:tblStyle w:val="TableGrid"/>
-        <w:tblW w:type="dxa" w:w="9360"/>
+        <w:tblW w:type="dxa" w:w="9240"/>
         <w:jc w:val="center"/>
         <w:tblLayout w:type="fixed"/>
         <w:tblLook w:firstColumn="1" w:firstRow="1" w:lastColumn="0" w:lastRow="0" w:noHBand="0" w:noVBand="1" w:val="04A0"/>
       </w:tblPr>
       <w:tblGrid>
-        <w:gridCol w:w="1350"/>
-        <w:gridCol w:w="1500"/>
+        <w:gridCol w:w="1150"/>
+        <w:gridCol w:w="1100"/>
         <w:gridCol w:w="1050"/>
-        <w:gridCol w:w="1450"/>
-        <w:gridCol w:w="4010"/>
+        <w:gridCol w:w="1300"/>
+        <w:gridCol w:w="4640"/>
       </w:tblGrid>
       <w:tr>
         <w:tc>
           <w:tcPr>
-            <w:tcW w:type="dxa" w:w="1350"/>
-            <w:shd w:fill="EAF2F8"/>
+            <w:tcW w:type="dxa" w:w="1150"/>
             <w:tcMar>
-              <w:top w:w="90" w:type="dxa"/>
-              <w:start w:w="110" w:type="dxa"/>
-              <w:bottom w:w="90" w:type="dxa"/>
-              <w:end w:w="110" w:type="dxa"/>
+              <w:top w:w="80" w:type="dxa"/>
+              <w:start w:w="100" w:type="dxa"/>
+              <w:bottom w:w="80" w:type="dxa"/>
+              <w:end w:w="100" w:type="dxa"/>
             </w:tcMar>
             <w:vAlign w:val="center"/>
+            <w:shd w:fill="EAF2F8"/>
           </w:tcPr>
           <w:p>
             <w:pPr>
+              <w:spacing w:after="0"/>
               <w:jc w:val="center"/>
             </w:pPr>
             <w:r>
@@ -142,18 +143,19 @@
         </w:tc>
         <w:tc>
           <w:tcPr>
-            <w:tcW w:type="dxa" w:w="1500"/>
-            <w:shd w:fill="EAF2F8"/>
+            <w:tcW w:type="dxa" w:w="1100"/>
             <w:tcMar>
-              <w:top w:w="90" w:type="dxa"/>
-              <w:start w:w="110" w:type="dxa"/>
-              <w:bottom w:w="90" w:type="dxa"/>
-              <w:end w:w="110" w:type="dxa"/>
+              <w:top w:w="80" w:type="dxa"/>
+              <w:start w:w="100" w:type="dxa"/>
+              <w:bottom w:w="80" w:type="dxa"/>
+              <w:end w:w="100" w:type="dxa"/>
             </w:tcMar>
             <w:vAlign w:val="center"/>
+            <w:shd w:fill="EAF2F8"/>
           </w:tcPr>
           <w:p>
             <w:pPr>
+              <w:spacing w:after="0"/>
               <w:jc w:val="center"/>
             </w:pPr>
             <w:r>
@@ -168,17 +170,18 @@
         <w:tc>
           <w:tcPr>
             <w:tcW w:type="dxa" w:w="1050"/>
-            <w:shd w:fill="EAF2F8"/>
             <w:tcMar>
-              <w:top w:w="90" w:type="dxa"/>
-              <w:start w:w="110" w:type="dxa"/>
-              <w:bottom w:w="90" w:type="dxa"/>
-              <w:end w:w="110" w:type="dxa"/>
+              <w:top w:w="80" w:type="dxa"/>
+              <w:start w:w="100" w:type="dxa"/>
+              <w:bottom w:w="80" w:type="dxa"/>
+              <w:end w:w="100" w:type="dxa"/>
             </w:tcMar>
             <w:vAlign w:val="center"/>
+            <w:shd w:fill="EAF2F8"/>
           </w:tcPr>
           <w:p>
             <w:pPr>
+              <w:spacing w:after="0"/>
               <w:jc w:val="center"/>
             </w:pPr>
             <w:r>
@@ -192,18 +195,19 @@
         </w:tc>
         <w:tc>
           <w:tcPr>
-            <w:tcW w:type="dxa" w:w="1450"/>
-            <w:shd w:fill="EAF2F8"/>
+            <w:tcW w:type="dxa" w:w="1300"/>
             <w:tcMar>
-              <w:top w:w="90" w:type="dxa"/>
-              <w:start w:w="110" w:type="dxa"/>
-              <w:bottom w:w="90" w:type="dxa"/>
-              <w:end w:w="110" w:type="dxa"/>
+              <w:top w:w="80" w:type="dxa"/>
+              <w:start w:w="100" w:type="dxa"/>
+              <w:bottom w:w="80" w:type="dxa"/>
+              <w:end w:w="100" w:type="dxa"/>
             </w:tcMar>
             <w:vAlign w:val="center"/>
+            <w:shd w:fill="EAF2F8"/>
           </w:tcPr>
           <w:p>
             <w:pPr>
+              <w:spacing w:after="0"/>
               <w:jc w:val="center"/>
             </w:pPr>
             <w:r>
@@ -217,18 +221,19 @@
         </w:tc>
         <w:tc>
           <w:tcPr>
-            <w:tcW w:type="dxa" w:w="4010"/>
-            <w:shd w:fill="EAF2F8"/>
+            <w:tcW w:type="dxa" w:w="4640"/>
             <w:tcMar>
-              <w:top w:w="90" w:type="dxa"/>
-              <w:start w:w="110" w:type="dxa"/>
-              <w:bottom w:w="90" w:type="dxa"/>
-              <w:end w:w="110" w:type="dxa"/>
+              <w:top w:w="80" w:type="dxa"/>
+              <w:start w:w="100" w:type="dxa"/>
+              <w:bottom w:w="80" w:type="dxa"/>
+              <w:end w:w="100" w:type="dxa"/>
             </w:tcMar>
             <w:vAlign w:val="center"/>
+            <w:shd w:fill="EAF2F8"/>
           </w:tcPr>
           <w:p>
             <w:pPr>
+              <w:spacing w:after="0"/>
               <w:jc w:val="center"/>
             </w:pPr>
             <w:r>
@@ -236,7 +241,7 @@
                 <w:b/>
                 <w:sz w:val="16"/>
               </w:rPr>
-              <w:t>Notes</w:t>
+              <w:t>Role</w:t>
             </w:r>
           </w:p>
         </w:tc>
@@ -244,14 +249,7 @@
       <w:tr>
         <w:tc>
           <w:tcPr>
-            <w:tcW w:type="dxa" w:w="1350"/>
-            <w:tcMar>
-              <w:top w:w="90" w:type="dxa"/>
-              <w:start w:w="110" w:type="dxa"/>
-              <w:bottom w:w="90" w:type="dxa"/>
-              <w:end w:w="110" w:type="dxa"/>
-            </w:tcMar>
-            <w:vAlign w:val="center"/>
+            <w:tcW w:type="dxa" w:w="1150"/>
           </w:tcPr>
           <w:p>
             <w:pPr>
@@ -259,6 +257,7 @@
             </w:pPr>
             <w:r>
               <w:rPr>
+                <w:b w:val="0"/>
                 <w:sz w:val="16"/>
               </w:rPr>
               <w:t>EMS</w:t>
@@ -267,14 +266,7 @@
         </w:tc>
         <w:tc>
           <w:tcPr>
-            <w:tcW w:type="dxa" w:w="1500"/>
-            <w:tcMar>
-              <w:top w:w="90" w:type="dxa"/>
-              <w:start w:w="110" w:type="dxa"/>
-              <w:bottom w:w="90" w:type="dxa"/>
-              <w:end w:w="110" w:type="dxa"/>
-            </w:tcMar>
-            <w:vAlign w:val="center"/>
+            <w:tcW w:type="dxa" w:w="1100"/>
           </w:tcPr>
           <w:p>
             <w:pPr>
@@ -283,6 +275,7 @@
             </w:pPr>
             <w:r>
               <w:rPr>
+                <w:b w:val="0"/>
                 <w:sz w:val="16"/>
               </w:rPr>
               <w:t>Complete</w:t>
@@ -292,13 +285,6 @@
         <w:tc>
           <w:tcPr>
             <w:tcW w:type="dxa" w:w="1050"/>
-            <w:tcMar>
-              <w:top w:w="90" w:type="dxa"/>
-              <w:start w:w="110" w:type="dxa"/>
-              <w:bottom w:w="90" w:type="dxa"/>
-              <w:end w:w="110" w:type="dxa"/>
-            </w:tcMar>
-            <w:vAlign w:val="center"/>
           </w:tcPr>
           <w:p>
             <w:pPr>
@@ -307,6 +293,7 @@
             </w:pPr>
             <w:r>
               <w:rPr>
+                <w:b w:val="0"/>
                 <w:sz w:val="16"/>
               </w:rPr>
               <w:t>160</w:t>
@@ -315,14 +302,7 @@
         </w:tc>
         <w:tc>
           <w:tcPr>
-            <w:tcW w:type="dxa" w:w="1450"/>
-            <w:tcMar>
-              <w:top w:w="90" w:type="dxa"/>
-              <w:start w:w="110" w:type="dxa"/>
-              <w:bottom w:w="90" w:type="dxa"/>
-              <w:end w:w="110" w:type="dxa"/>
-            </w:tcMar>
-            <w:vAlign w:val="center"/>
+            <w:tcW w:type="dxa" w:w="1300"/>
           </w:tcPr>
           <w:p>
             <w:pPr>
@@ -331,6 +311,7 @@
             </w:pPr>
             <w:r>
               <w:rPr>
+                <w:b w:val="0"/>
                 <w:sz w:val="16"/>
               </w:rPr>
               <w:t>225,159</w:t>
@@ -339,14 +320,7 @@
         </w:tc>
         <w:tc>
           <w:tcPr>
-            <w:tcW w:type="dxa" w:w="4010"/>
-            <w:tcMar>
-              <w:top w:w="90" w:type="dxa"/>
-              <w:start w:w="110" w:type="dxa"/>
-              <w:bottom w:w="90" w:type="dxa"/>
-              <w:end w:w="110" w:type="dxa"/>
-            </w:tcMar>
-            <w:vAlign w:val="center"/>
+            <w:tcW w:type="dxa" w:w="4640"/>
           </w:tcPr>
           <w:p>
             <w:pPr>
@@ -354,9 +328,10 @@
             </w:pPr>
             <w:r>
               <w:rPr>
+                <w:b w:val="0"/>
                 <w:sz w:val="16"/>
               </w:rPr>
-              <w:t>Main SZ/HC downstream benchmark.</w:t>
+              <w:t>Primary SZ/HC downstream benchmark.</w:t>
             </w:r>
           </w:p>
         </w:tc>
@@ -364,14 +339,7 @@
       <w:tr>
         <w:tc>
           <w:tcPr>
-            <w:tcW w:type="dxa" w:w="1350"/>
-            <w:tcMar>
-              <w:top w:w="90" w:type="dxa"/>
-              <w:start w:w="110" w:type="dxa"/>
-              <w:bottom w:w="90" w:type="dxa"/>
-              <w:end w:w="110" w:type="dxa"/>
-            </w:tcMar>
-            <w:vAlign w:val="center"/>
+            <w:tcW w:type="dxa" w:w="1150"/>
           </w:tcPr>
           <w:p>
             <w:pPr>
@@ -379,6 +347,7 @@
             </w:pPr>
             <w:r>
               <w:rPr>
+                <w:b w:val="0"/>
                 <w:sz w:val="16"/>
               </w:rPr>
               <w:t>HBN</w:t>
@@ -387,37 +356,7 @@
         </w:tc>
         <w:tc>
           <w:tcPr>
-            <w:tcW w:type="dxa" w:w="1500"/>
-            <w:tcMar>
-              <w:top w:w="90" w:type="dxa"/>
-              <w:start w:w="110" w:type="dxa"/>
-              <w:bottom w:w="90" w:type="dxa"/>
-              <w:end w:w="110" w:type="dxa"/>
-            </w:tcMar>
-            <w:vAlign w:val="center"/>
-          </w:tcPr>
-          <w:p>
-            <w:pPr>
-              <w:spacing w:after="0"/>
-            </w:pPr>
-            <w:r>
-              <w:rPr>
-                <w:sz w:val="16"/>
-              </w:rPr>
-              <w:t>Adapter complete</w:t>
-            </w:r>
-          </w:p>
-        </w:tc>
-        <w:tc>
-          <w:tcPr>
-            <w:tcW w:type="dxa" w:w="1050"/>
-            <w:tcMar>
-              <w:top w:w="90" w:type="dxa"/>
-              <w:start w:w="110" w:type="dxa"/>
-              <w:bottom w:w="90" w:type="dxa"/>
-              <w:end w:w="110" w:type="dxa"/>
-            </w:tcMar>
-            <w:vAlign w:val="center"/>
+            <w:tcW w:type="dxa" w:w="1100"/>
           </w:tcPr>
           <w:p>
             <w:pPr>
@@ -426,6 +365,25 @@
             </w:pPr>
             <w:r>
               <w:rPr>
+                <w:b w:val="0"/>
+                <w:sz w:val="16"/>
+              </w:rPr>
+              <w:t>Complete</w:t>
+            </w:r>
+          </w:p>
+        </w:tc>
+        <w:tc>
+          <w:tcPr>
+            <w:tcW w:type="dxa" w:w="1050"/>
+          </w:tcPr>
+          <w:p>
+            <w:pPr>
+              <w:spacing w:after="0"/>
+              <w:jc w:val="center"/>
+            </w:pPr>
+            <w:r>
+              <w:rPr>
+                <w:b w:val="0"/>
                 <w:sz w:val="16"/>
               </w:rPr>
               <w:t>1,244 usable</w:t>
@@ -434,14 +392,25 @@
         </w:tc>
         <w:tc>
           <w:tcPr>
-            <w:tcW w:type="dxa" w:w="1450"/>
-            <w:tcMar>
-              <w:top w:w="90" w:type="dxa"/>
-              <w:start w:w="110" w:type="dxa"/>
-              <w:bottom w:w="90" w:type="dxa"/>
-              <w:end w:w="110" w:type="dxa"/>
-            </w:tcMar>
-            <w:vAlign w:val="center"/>
+            <w:tcW w:type="dxa" w:w="1300"/>
+          </w:tcPr>
+          <w:p>
+            <w:pPr>
+              <w:spacing w:after="0"/>
+              <w:jc w:val="center"/>
+            </w:pPr>
+            <w:r>
+              <w:rPr>
+                <w:b w:val="0"/>
+                <w:sz w:val="16"/>
+              </w:rPr>
+              <w:t>1,684,382</w:t>
+            </w:r>
+          </w:p>
+        </w:tc>
+        <w:tc>
+          <w:tcPr>
+            <w:tcW w:type="dxa" w:w="4640"/>
           </w:tcPr>
           <w:p>
             <w:pPr>
@@ -449,22 +418,18 @@
             </w:pPr>
             <w:r>
               <w:rPr>
+                <w:b w:val="0"/>
                 <w:sz w:val="16"/>
               </w:rPr>
-              <w:t>1,684,382 after QC</w:t>
+              <w:t>Technically integrated; not currently the best transfer source.</w:t>
             </w:r>
           </w:p>
         </w:tc>
+      </w:tr>
+      <w:tr>
         <w:tc>
           <w:tcPr>
-            <w:tcW w:type="dxa" w:w="4010"/>
-            <w:tcMar>
-              <w:top w:w="90" w:type="dxa"/>
-              <w:start w:w="110" w:type="dxa"/>
-              <w:bottom w:w="90" w:type="dxa"/>
-              <w:end w:w="110" w:type="dxa"/>
-            </w:tcMar>
-            <w:vAlign w:val="center"/>
+            <w:tcW w:type="dxa" w:w="1150"/>
           </w:tcPr>
           <w:p>
             <w:pPr>
@@ -472,31 +437,7 @@
             </w:pPr>
             <w:r>
               <w:rPr>
-                <w:sz w:val="16"/>
-              </w:rPr>
-              <w:t>Public unlabeled pretraining source; did not improve over EMS-only in seed42.</w:t>
-            </w:r>
-          </w:p>
-        </w:tc>
-      </w:tr>
-      <w:tr>
-        <w:tc>
-          <w:tcPr>
-            <w:tcW w:type="dxa" w:w="1350"/>
-            <w:tcMar>
-              <w:top w:w="90" w:type="dxa"/>
-              <w:start w:w="110" w:type="dxa"/>
-              <w:bottom w:w="90" w:type="dxa"/>
-              <w:end w:w="110" w:type="dxa"/>
-            </w:tcMar>
-            <w:vAlign w:val="center"/>
-          </w:tcPr>
-          <w:p>
-            <w:pPr>
-              <w:spacing w:after="0"/>
-            </w:pPr>
-            <w:r>
-              <w:rPr>
+                <w:b w:val="0"/>
                 <w:sz w:val="16"/>
               </w:rPr>
               <w:t>GazeBase</w:t>
@@ -505,37 +446,7 @@
         </w:tc>
         <w:tc>
           <w:tcPr>
-            <w:tcW w:type="dxa" w:w="1500"/>
-            <w:tcMar>
-              <w:top w:w="90" w:type="dxa"/>
-              <w:start w:w="110" w:type="dxa"/>
-              <w:bottom w:w="90" w:type="dxa"/>
-              <w:end w:w="110" w:type="dxa"/>
-            </w:tcMar>
-            <w:vAlign w:val="center"/>
-          </w:tcPr>
-          <w:p>
-            <w:pPr>
-              <w:spacing w:after="0"/>
-            </w:pPr>
-            <w:r>
-              <w:rPr>
-                <w:sz w:val="16"/>
-              </w:rPr>
-              <w:t>Adapter complete</w:t>
-            </w:r>
-          </w:p>
-        </w:tc>
-        <w:tc>
-          <w:tcPr>
-            <w:tcW w:type="dxa" w:w="1050"/>
-            <w:tcMar>
-              <w:top w:w="90" w:type="dxa"/>
-              <w:start w:w="110" w:type="dxa"/>
-              <w:bottom w:w="90" w:type="dxa"/>
-              <w:end w:w="110" w:type="dxa"/>
-            </w:tcMar>
-            <w:vAlign w:val="center"/>
+            <w:tcW w:type="dxa" w:w="1100"/>
           </w:tcPr>
           <w:p>
             <w:pPr>
@@ -544,6 +455,25 @@
             </w:pPr>
             <w:r>
               <w:rPr>
+                <w:b w:val="0"/>
+                <w:sz w:val="16"/>
+              </w:rPr>
+              <w:t>Complete</w:t>
+            </w:r>
+          </w:p>
+        </w:tc>
+        <w:tc>
+          <w:tcPr>
+            <w:tcW w:type="dxa" w:w="1050"/>
+          </w:tcPr>
+          <w:p>
+            <w:pPr>
+              <w:spacing w:after="0"/>
+              <w:jc w:val="center"/>
+            </w:pPr>
+            <w:r>
+              <w:rPr>
+                <w:b w:val="0"/>
                 <w:sz w:val="16"/>
               </w:rPr>
               <w:t>322</w:t>
@@ -552,14 +482,7 @@
         </w:tc>
         <w:tc>
           <w:tcPr>
-            <w:tcW w:type="dxa" w:w="1450"/>
-            <w:tcMar>
-              <w:top w:w="90" w:type="dxa"/>
-              <w:start w:w="110" w:type="dxa"/>
-              <w:bottom w:w="90" w:type="dxa"/>
-              <w:end w:w="110" w:type="dxa"/>
-            </w:tcMar>
-            <w:vAlign w:val="center"/>
+            <w:tcW w:type="dxa" w:w="1300"/>
           </w:tcPr>
           <w:p>
             <w:pPr>
@@ -568,6 +491,7 @@
             </w:pPr>
             <w:r>
               <w:rPr>
+                <w:b w:val="0"/>
                 <w:sz w:val="16"/>
               </w:rPr>
               <w:t>843,517</w:t>
@@ -576,14 +500,7 @@
         </w:tc>
         <w:tc>
           <w:tcPr>
-            <w:tcW w:type="dxa" w:w="4010"/>
-            <w:tcMar>
-              <w:top w:w="90" w:type="dxa"/>
-              <w:start w:w="110" w:type="dxa"/>
-              <w:bottom w:w="90" w:type="dxa"/>
-              <w:end w:w="110" w:type="dxa"/>
-            </w:tcMar>
-            <w:vAlign w:val="center"/>
+            <w:tcW w:type="dxa" w:w="4640"/>
           </w:tcPr>
           <w:p>
             <w:pPr>
@@ -591,9 +508,10 @@
             </w:pPr>
             <w:r>
               <w:rPr>
+                <w:b w:val="0"/>
                 <w:sz w:val="16"/>
               </w:rPr>
-              <w:t>Video tasks VD1/VD2; high-specificity downstream operating point.</w:t>
+              <w:t>Video tasks VD1/VD2; high-specificity single-split behavior.</w:t>
             </w:r>
           </w:p>
         </w:tc>
@@ -601,14 +519,7 @@
       <w:tr>
         <w:tc>
           <w:tcPr>
-            <w:tcW w:type="dxa" w:w="1350"/>
-            <w:tcMar>
-              <w:top w:w="90" w:type="dxa"/>
-              <w:start w:w="110" w:type="dxa"/>
-              <w:bottom w:w="90" w:type="dxa"/>
-              <w:end w:w="110" w:type="dxa"/>
-            </w:tcMar>
-            <w:vAlign w:val="center"/>
+            <w:tcW w:type="dxa" w:w="1150"/>
           </w:tcPr>
           <w:p>
             <w:pPr>
@@ -616,6 +527,187 @@
             </w:pPr>
             <w:r>
               <w:rPr>
+                <w:b w:val="0"/>
+                <w:sz w:val="16"/>
+              </w:rPr>
+              <w:t>OneStop</w:t>
+            </w:r>
+          </w:p>
+        </w:tc>
+        <w:tc>
+          <w:tcPr>
+            <w:tcW w:type="dxa" w:w="1100"/>
+          </w:tcPr>
+          <w:p>
+            <w:pPr>
+              <w:spacing w:after="0"/>
+              <w:jc w:val="center"/>
+            </w:pPr>
+            <w:r>
+              <w:rPr>
+                <w:b w:val="0"/>
+                <w:sz w:val="16"/>
+              </w:rPr>
+              <w:t>Complete</w:t>
+            </w:r>
+          </w:p>
+        </w:tc>
+        <w:tc>
+          <w:tcPr>
+            <w:tcW w:type="dxa" w:w="1050"/>
+          </w:tcPr>
+          <w:p>
+            <w:pPr>
+              <w:spacing w:after="0"/>
+              <w:jc w:val="center"/>
+            </w:pPr>
+            <w:r>
+              <w:rPr>
+                <w:b w:val="0"/>
+                <w:sz w:val="16"/>
+              </w:rPr>
+              <w:t>360</w:t>
+            </w:r>
+          </w:p>
+        </w:tc>
+        <w:tc>
+          <w:tcPr>
+            <w:tcW w:type="dxa" w:w="1300"/>
+          </w:tcPr>
+          <w:p>
+            <w:pPr>
+              <w:spacing w:after="0"/>
+              <w:jc w:val="center"/>
+            </w:pPr>
+            <w:r>
+              <w:rPr>
+                <w:b w:val="0"/>
+                <w:sz w:val="16"/>
+              </w:rPr>
+              <w:t>2,042,834</w:t>
+            </w:r>
+          </w:p>
+        </w:tc>
+        <w:tc>
+          <w:tcPr>
+            <w:tcW w:type="dxa" w:w="4640"/>
+          </w:tcPr>
+          <w:p>
+            <w:pPr>
+              <w:spacing w:after="0"/>
+            </w:pPr>
+            <w:r>
+              <w:rPr>
+                <w:b w:val="0"/>
+                <w:sz w:val="16"/>
+              </w:rPr>
+              <w:t>Reading corpus; technically integrated, weaker EMS transfer.</w:t>
+            </w:r>
+          </w:p>
+        </w:tc>
+      </w:tr>
+      <w:tr>
+        <w:tc>
+          <w:tcPr>
+            <w:tcW w:type="dxa" w:w="1150"/>
+          </w:tcPr>
+          <w:p>
+            <w:pPr>
+              <w:spacing w:after="0"/>
+            </w:pPr>
+            <w:r>
+              <w:rPr>
+                <w:b w:val="0"/>
+                <w:sz w:val="16"/>
+              </w:rPr>
+              <w:t>CRCNS eye-1</w:t>
+            </w:r>
+          </w:p>
+        </w:tc>
+        <w:tc>
+          <w:tcPr>
+            <w:tcW w:type="dxa" w:w="1100"/>
+          </w:tcPr>
+          <w:p>
+            <w:pPr>
+              <w:spacing w:after="0"/>
+              <w:jc w:val="center"/>
+            </w:pPr>
+            <w:r>
+              <w:rPr>
+                <w:b w:val="0"/>
+                <w:sz w:val="16"/>
+              </w:rPr>
+              <w:t>Complete</w:t>
+            </w:r>
+          </w:p>
+        </w:tc>
+        <w:tc>
+          <w:tcPr>
+            <w:tcW w:type="dxa" w:w="1050"/>
+          </w:tcPr>
+          <w:p>
+            <w:pPr>
+              <w:spacing w:after="0"/>
+              <w:jc w:val="center"/>
+            </w:pPr>
+            <w:r>
+              <w:rPr>
+                <w:b w:val="0"/>
+                <w:sz w:val="16"/>
+              </w:rPr>
+              <w:t>16</w:t>
+            </w:r>
+          </w:p>
+        </w:tc>
+        <w:tc>
+          <w:tcPr>
+            <w:tcW w:type="dxa" w:w="1300"/>
+          </w:tcPr>
+          <w:p>
+            <w:pPr>
+              <w:spacing w:after="0"/>
+              <w:jc w:val="center"/>
+            </w:pPr>
+            <w:r>
+              <w:rPr>
+                <w:b w:val="0"/>
+                <w:sz w:val="16"/>
+              </w:rPr>
+              <w:t>67,172</w:t>
+            </w:r>
+          </w:p>
+        </w:tc>
+        <w:tc>
+          <w:tcPr>
+            <w:tcW w:type="dxa" w:w="4640"/>
+          </w:tcPr>
+          <w:p>
+            <w:pPr>
+              <w:spacing w:after="0"/>
+            </w:pPr>
+            <w:r>
+              <w:rPr>
+                <w:b w:val="0"/>
+                <w:sz w:val="16"/>
+              </w:rPr>
+              <w:t>Natural movie-viewing source; current best public transfer route.</w:t>
+            </w:r>
+          </w:p>
+        </w:tc>
+      </w:tr>
+      <w:tr>
+        <w:tc>
+          <w:tcPr>
+            <w:tcW w:type="dxa" w:w="1150"/>
+          </w:tcPr>
+          <w:p>
+            <w:pPr>
+              <w:spacing w:after="0"/>
+            </w:pPr>
+            <w:r>
+              <w:rPr>
+                <w:b w:val="0"/>
                 <w:sz w:val="16"/>
               </w:rPr>
               <w:t>Saliency4ASD</w:t>
@@ -624,14 +716,7 @@
         </w:tc>
         <w:tc>
           <w:tcPr>
-            <w:tcW w:type="dxa" w:w="1500"/>
-            <w:tcMar>
-              <w:top w:w="90" w:type="dxa"/>
-              <w:start w:w="110" w:type="dxa"/>
-              <w:bottom w:w="90" w:type="dxa"/>
-              <w:end w:w="110" w:type="dxa"/>
-            </w:tcMar>
-            <w:vAlign w:val="center"/>
+            <w:tcW w:type="dxa" w:w="1100"/>
           </w:tcPr>
           <w:p>
             <w:pPr>
@@ -640,22 +725,16 @@
             </w:pPr>
             <w:r>
               <w:rPr>
+                <w:b w:val="0"/>
                 <w:sz w:val="16"/>
               </w:rPr>
-              <w:t>Pending</w:t>
+              <w:t>Deferred</w:t>
             </w:r>
           </w:p>
         </w:tc>
         <w:tc>
           <w:tcPr>
             <w:tcW w:type="dxa" w:w="1050"/>
-            <w:tcMar>
-              <w:top w:w="90" w:type="dxa"/>
-              <w:start w:w="110" w:type="dxa"/>
-              <w:bottom w:w="90" w:type="dxa"/>
-              <w:end w:w="110" w:type="dxa"/>
-            </w:tcMar>
-            <w:vAlign w:val="center"/>
           </w:tcPr>
           <w:p>
             <w:pPr>
@@ -664,6 +743,7 @@
             </w:pPr>
             <w:r>
               <w:rPr>
+                <w:b w:val="0"/>
                 <w:sz w:val="16"/>
               </w:rPr>
               <w:t>TBD</w:t>
@@ -672,14 +752,7 @@
         </w:tc>
         <w:tc>
           <w:tcPr>
-            <w:tcW w:type="dxa" w:w="1450"/>
-            <w:tcMar>
-              <w:top w:w="90" w:type="dxa"/>
-              <w:start w:w="110" w:type="dxa"/>
-              <w:bottom w:w="90" w:type="dxa"/>
-              <w:end w:w="110" w:type="dxa"/>
-            </w:tcMar>
-            <w:vAlign w:val="center"/>
+            <w:tcW w:type="dxa" w:w="1300"/>
           </w:tcPr>
           <w:p>
             <w:pPr>
@@ -688,6 +761,7 @@
             </w:pPr>
             <w:r>
               <w:rPr>
+                <w:b w:val="0"/>
                 <w:sz w:val="16"/>
               </w:rPr>
               <w:t>TBD</w:t>
@@ -696,14 +770,7 @@
         </w:tc>
         <w:tc>
           <w:tcPr>
-            <w:tcW w:type="dxa" w:w="4010"/>
-            <w:tcMar>
-              <w:top w:w="90" w:type="dxa"/>
-              <w:start w:w="110" w:type="dxa"/>
-              <w:bottom w:w="90" w:type="dxa"/>
-              <w:end w:w="110" w:type="dxa"/>
-            </w:tcMar>
-            <w:vAlign w:val="center"/>
+            <w:tcW w:type="dxa" w:w="4640"/>
           </w:tcPr>
           <w:p>
             <w:pPr>
@@ -711,129 +778,10 @@
             </w:pPr>
             <w:r>
               <w:rPr>
+                <w:b w:val="0"/>
                 <w:sz w:val="16"/>
               </w:rPr>
-              <w:t>Use cautiously; ASD labels must not be merged with SZ/HC.</w:t>
-            </w:r>
-          </w:p>
-        </w:tc>
-      </w:tr>
-      <w:tr>
-        <w:tc>
-          <w:tcPr>
-            <w:tcW w:type="dxa" w:w="1350"/>
-            <w:tcMar>
-              <w:top w:w="90" w:type="dxa"/>
-              <w:start w:w="110" w:type="dxa"/>
-              <w:bottom w:w="90" w:type="dxa"/>
-              <w:end w:w="110" w:type="dxa"/>
-            </w:tcMar>
-            <w:vAlign w:val="center"/>
-          </w:tcPr>
-          <w:p>
-            <w:pPr>
-              <w:spacing w:after="0"/>
-            </w:pPr>
-            <w:r>
-              <w:rPr>
-                <w:sz w:val="16"/>
-              </w:rPr>
-              <w:t>CRCNS eye-1</w:t>
-            </w:r>
-          </w:p>
-        </w:tc>
-        <w:tc>
-          <w:tcPr>
-            <w:tcW w:type="dxa" w:w="1500"/>
-            <w:tcMar>
-              <w:top w:w="90" w:type="dxa"/>
-              <w:start w:w="110" w:type="dxa"/>
-              <w:bottom w:w="90" w:type="dxa"/>
-              <w:end w:w="110" w:type="dxa"/>
-            </w:tcMar>
-            <w:vAlign w:val="center"/>
-          </w:tcPr>
-          <w:p>
-            <w:pPr>
-              <w:spacing w:after="0"/>
-              <w:jc w:val="center"/>
-            </w:pPr>
-            <w:r>
-              <w:rPr>
-                <w:sz w:val="16"/>
-              </w:rPr>
-              <w:t>Pending</w:t>
-            </w:r>
-          </w:p>
-        </w:tc>
-        <w:tc>
-          <w:tcPr>
-            <w:tcW w:type="dxa" w:w="1050"/>
-            <w:tcMar>
-              <w:top w:w="90" w:type="dxa"/>
-              <w:start w:w="110" w:type="dxa"/>
-              <w:bottom w:w="90" w:type="dxa"/>
-              <w:end w:w="110" w:type="dxa"/>
-            </w:tcMar>
-            <w:vAlign w:val="center"/>
-          </w:tcPr>
-          <w:p>
-            <w:pPr>
-              <w:spacing w:after="0"/>
-              <w:jc w:val="center"/>
-            </w:pPr>
-            <w:r>
-              <w:rPr>
-                <w:sz w:val="16"/>
-              </w:rPr>
-              <w:t>TBD</w:t>
-            </w:r>
-          </w:p>
-        </w:tc>
-        <w:tc>
-          <w:tcPr>
-            <w:tcW w:type="dxa" w:w="1450"/>
-            <w:tcMar>
-              <w:top w:w="90" w:type="dxa"/>
-              <w:start w:w="110" w:type="dxa"/>
-              <w:bottom w:w="90" w:type="dxa"/>
-              <w:end w:w="110" w:type="dxa"/>
-            </w:tcMar>
-            <w:vAlign w:val="center"/>
-          </w:tcPr>
-          <w:p>
-            <w:pPr>
-              <w:spacing w:after="0"/>
-              <w:jc w:val="center"/>
-            </w:pPr>
-            <w:r>
-              <w:rPr>
-                <w:sz w:val="16"/>
-              </w:rPr>
-              <w:t>TBD</w:t>
-            </w:r>
-          </w:p>
-        </w:tc>
-        <w:tc>
-          <w:tcPr>
-            <w:tcW w:type="dxa" w:w="4010"/>
-            <w:tcMar>
-              <w:top w:w="90" w:type="dxa"/>
-              <w:start w:w="110" w:type="dxa"/>
-              <w:bottom w:w="90" w:type="dxa"/>
-              <w:end w:w="110" w:type="dxa"/>
-            </w:tcMar>
-            <w:vAlign w:val="center"/>
-          </w:tcPr>
-          <w:p>
-            <w:pPr>
-              <w:spacing w:after="0"/>
-            </w:pPr>
-            <w:r>
-              <w:rPr>
-                <w:sz w:val="16"/>
-              </w:rPr>
-              <w:t>Local raw-file status must be verified.</w:t>
+              <w:t>Pseudo-subject/session structure; ASD labels must not be merged with SZ/HC.</w:t>
             </w:r>
           </w:p>
         </w:tc>
@@ -845,12 +793,12 @@
         <w:pStyle w:val="Heading1"/>
       </w:pPr>
       <w:r>
-        <w:t>3. 当前 encoder 和 MEM 配置</w:t>
+        <w:t>3. Current Encoder</w:t>
       </w:r>
     </w:p>
     <w:p>
       <w:r>
-        <w:t>当前 encoder 是保守的小模型基线：13 维事件特征先投影到 64 维，再经 1-layer bidirectional GRU 和 masked attention pooling 得到 subject embedding。MEM 预训练在 masked fixation spans 上重建原始标准化事件特征。该设置的目的是先建立稳定、可解释、可复现实验基线，而不是一次性追求最大模型容量。</w:t>
+        <w:t>The primary model is deliberately small: a 13-dimensional event vector is projected to 64 dimensions, passed through a one-layer bidirectional GRU, pooled by masked attention, and fine-tuned with a supervised binary head. MEM uses span masking and a learnable mask token rather than replacing masked values with zero.</w:t>
       </w:r>
     </w:p>
     <w:tbl>
@@ -862,24 +810,25 @@
         <w:tblLook w:firstColumn="1" w:firstRow="1" w:lastColumn="0" w:lastRow="0" w:noHBand="0" w:noVBand="1" w:val="04A0"/>
       </w:tblPr>
       <w:tblGrid>
-        <w:gridCol w:w="2500"/>
-        <w:gridCol w:w="6860"/>
+        <w:gridCol w:w="2300"/>
+        <w:gridCol w:w="7060"/>
       </w:tblGrid>
       <w:tr>
         <w:tc>
           <w:tcPr>
-            <w:tcW w:type="dxa" w:w="2500"/>
-            <w:shd w:fill="EAF2F8"/>
+            <w:tcW w:type="dxa" w:w="2300"/>
             <w:tcMar>
-              <w:top w:w="90" w:type="dxa"/>
-              <w:start w:w="110" w:type="dxa"/>
-              <w:bottom w:w="90" w:type="dxa"/>
-              <w:end w:w="110" w:type="dxa"/>
+              <w:top w:w="80" w:type="dxa"/>
+              <w:start w:w="100" w:type="dxa"/>
+              <w:bottom w:w="80" w:type="dxa"/>
+              <w:end w:w="100" w:type="dxa"/>
             </w:tcMar>
             <w:vAlign w:val="center"/>
+            <w:shd w:fill="EAF2F8"/>
           </w:tcPr>
           <w:p>
             <w:pPr>
+              <w:spacing w:after="0"/>
               <w:jc w:val="center"/>
             </w:pPr>
             <w:r>
@@ -893,18 +842,19 @@
         </w:tc>
         <w:tc>
           <w:tcPr>
-            <w:tcW w:type="dxa" w:w="6860"/>
-            <w:shd w:fill="EAF2F8"/>
+            <w:tcW w:type="dxa" w:w="7060"/>
             <w:tcMar>
-              <w:top w:w="90" w:type="dxa"/>
-              <w:start w:w="110" w:type="dxa"/>
-              <w:bottom w:w="90" w:type="dxa"/>
-              <w:end w:w="110" w:type="dxa"/>
+              <w:top w:w="80" w:type="dxa"/>
+              <w:start w:w="100" w:type="dxa"/>
+              <w:bottom w:w="80" w:type="dxa"/>
+              <w:end w:w="100" w:type="dxa"/>
             </w:tcMar>
             <w:vAlign w:val="center"/>
+            <w:shd w:fill="EAF2F8"/>
           </w:tcPr>
           <w:p>
             <w:pPr>
+              <w:spacing w:after="0"/>
               <w:jc w:val="center"/>
             </w:pPr>
             <w:r>
@@ -912,7 +862,7 @@
                 <w:b/>
                 <w:sz w:val="16"/>
               </w:rPr>
-              <w:t>Current setting</w:t>
+              <w:t>Setting</w:t>
             </w:r>
           </w:p>
         </w:tc>
@@ -920,14 +870,7 @@
       <w:tr>
         <w:tc>
           <w:tcPr>
-            <w:tcW w:type="dxa" w:w="2500"/>
-            <w:tcMar>
-              <w:top w:w="90" w:type="dxa"/>
-              <w:start w:w="110" w:type="dxa"/>
-              <w:bottom w:w="90" w:type="dxa"/>
-              <w:end w:w="110" w:type="dxa"/>
-            </w:tcMar>
-            <w:vAlign w:val="center"/>
+            <w:tcW w:type="dxa" w:w="2300"/>
           </w:tcPr>
           <w:p>
             <w:pPr>
@@ -935,6 +878,7 @@
             </w:pPr>
             <w:r>
               <w:rPr>
+                <w:b w:val="0"/>
                 <w:sz w:val="16"/>
               </w:rPr>
               <w:t>Input</w:t>
@@ -943,14 +887,7 @@
         </w:tc>
         <w:tc>
           <w:tcPr>
-            <w:tcW w:type="dxa" w:w="6860"/>
-            <w:tcMar>
-              <w:top w:w="90" w:type="dxa"/>
-              <w:start w:w="110" w:type="dxa"/>
-              <w:bottom w:w="90" w:type="dxa"/>
-              <w:end w:w="110" w:type="dxa"/>
-            </w:tcMar>
-            <w:vAlign w:val="center"/>
+            <w:tcW w:type="dxa" w:w="7060"/>
           </w:tcPr>
           <w:p>
             <w:pPr>
@@ -958,6 +895,7 @@
             </w:pPr>
             <w:r>
               <w:rPr>
+                <w:b w:val="0"/>
                 <w:sz w:val="16"/>
               </w:rPr>
               <w:t>[batch, sequence_length, 13]</w:t>
@@ -968,14 +906,7 @@
       <w:tr>
         <w:tc>
           <w:tcPr>
-            <w:tcW w:type="dxa" w:w="2500"/>
-            <w:tcMar>
-              <w:top w:w="90" w:type="dxa"/>
-              <w:start w:w="110" w:type="dxa"/>
-              <w:bottom w:w="90" w:type="dxa"/>
-              <w:end w:w="110" w:type="dxa"/>
-            </w:tcMar>
-            <w:vAlign w:val="center"/>
+            <w:tcW w:type="dxa" w:w="2300"/>
           </w:tcPr>
           <w:p>
             <w:pPr>
@@ -983,6 +914,7 @@
             </w:pPr>
             <w:r>
               <w:rPr>
+                <w:b w:val="0"/>
                 <w:sz w:val="16"/>
               </w:rPr>
               <w:t>Projection</w:t>
@@ -991,14 +923,7 @@
         </w:tc>
         <w:tc>
           <w:tcPr>
-            <w:tcW w:type="dxa" w:w="6860"/>
-            <w:tcMar>
-              <w:top w:w="90" w:type="dxa"/>
-              <w:start w:w="110" w:type="dxa"/>
-              <w:bottom w:w="90" w:type="dxa"/>
-              <w:end w:w="110" w:type="dxa"/>
-            </w:tcMar>
-            <w:vAlign w:val="center"/>
+            <w:tcW w:type="dxa" w:w="7060"/>
           </w:tcPr>
           <w:p>
             <w:pPr>
@@ -1006,9 +931,10 @@
             </w:pPr>
             <w:r>
               <w:rPr>
+                <w:b w:val="0"/>
                 <w:sz w:val="16"/>
               </w:rPr>
-              <w:t>Linear(13 -&gt; 64) + LayerNorm + ReLU + Dropout(0.3)</w:t>
+              <w:t>Linear(13 -&gt; 64) + LayerNorm + ReLU + Dropout</w:t>
             </w:r>
           </w:p>
         </w:tc>
@@ -1016,14 +942,7 @@
       <w:tr>
         <w:tc>
           <w:tcPr>
-            <w:tcW w:type="dxa" w:w="2500"/>
-            <w:tcMar>
-              <w:top w:w="90" w:type="dxa"/>
-              <w:start w:w="110" w:type="dxa"/>
-              <w:bottom w:w="90" w:type="dxa"/>
-              <w:end w:w="110" w:type="dxa"/>
-            </w:tcMar>
-            <w:vAlign w:val="center"/>
+            <w:tcW w:type="dxa" w:w="2300"/>
           </w:tcPr>
           <w:p>
             <w:pPr>
@@ -1031,6 +950,7 @@
             </w:pPr>
             <w:r>
               <w:rPr>
+                <w:b w:val="0"/>
                 <w:sz w:val="16"/>
               </w:rPr>
               <w:t>Temporal encoder</w:t>
@@ -1039,14 +959,7 @@
         </w:tc>
         <w:tc>
           <w:tcPr>
-            <w:tcW w:type="dxa" w:w="6860"/>
-            <w:tcMar>
-              <w:top w:w="90" w:type="dxa"/>
-              <w:start w:w="110" w:type="dxa"/>
-              <w:bottom w:w="90" w:type="dxa"/>
-              <w:end w:w="110" w:type="dxa"/>
-            </w:tcMar>
-            <w:vAlign w:val="center"/>
+            <w:tcW w:type="dxa" w:w="7060"/>
           </w:tcPr>
           <w:p>
             <w:pPr>
@@ -1054,6 +967,7 @@
             </w:pPr>
             <w:r>
               <w:rPr>
+                <w:b w:val="0"/>
                 <w:sz w:val="16"/>
               </w:rPr>
               <w:t>1-layer BiGRU, hidden_dim=64, event embedding=128</w:t>
@@ -1064,14 +978,7 @@
       <w:tr>
         <w:tc>
           <w:tcPr>
-            <w:tcW w:type="dxa" w:w="2500"/>
-            <w:tcMar>
-              <w:top w:w="90" w:type="dxa"/>
-              <w:start w:w="110" w:type="dxa"/>
-              <w:bottom w:w="90" w:type="dxa"/>
-              <w:end w:w="110" w:type="dxa"/>
-            </w:tcMar>
-            <w:vAlign w:val="center"/>
+            <w:tcW w:type="dxa" w:w="2300"/>
           </w:tcPr>
           <w:p>
             <w:pPr>
@@ -1079,6 +986,7 @@
             </w:pPr>
             <w:r>
               <w:rPr>
+                <w:b w:val="0"/>
                 <w:sz w:val="16"/>
               </w:rPr>
               <w:t>Pooling</w:t>
@@ -1087,14 +995,7 @@
         </w:tc>
         <w:tc>
           <w:tcPr>
-            <w:tcW w:type="dxa" w:w="6860"/>
-            <w:tcMar>
-              <w:top w:w="90" w:type="dxa"/>
-              <w:start w:w="110" w:type="dxa"/>
-              <w:bottom w:w="90" w:type="dxa"/>
-              <w:end w:w="110" w:type="dxa"/>
-            </w:tcMar>
-            <w:vAlign w:val="center"/>
+            <w:tcW w:type="dxa" w:w="7060"/>
           </w:tcPr>
           <w:p>
             <w:pPr>
@@ -1102,6 +1003,7 @@
             </w:pPr>
             <w:r>
               <w:rPr>
+                <w:b w:val="0"/>
                 <w:sz w:val="16"/>
               </w:rPr>
               <w:t>Masked attention pooling</w:t>
@@ -1112,14 +1014,7 @@
       <w:tr>
         <w:tc>
           <w:tcPr>
-            <w:tcW w:type="dxa" w:w="2500"/>
-            <w:tcMar>
-              <w:top w:w="90" w:type="dxa"/>
-              <w:start w:w="110" w:type="dxa"/>
-              <w:bottom w:w="90" w:type="dxa"/>
-              <w:end w:w="110" w:type="dxa"/>
-            </w:tcMar>
-            <w:vAlign w:val="center"/>
+            <w:tcW w:type="dxa" w:w="2300"/>
           </w:tcPr>
           <w:p>
             <w:pPr>
@@ -1127,54 +1022,7 @@
             </w:pPr>
             <w:r>
               <w:rPr>
-                <w:sz w:val="16"/>
-              </w:rPr>
-              <w:t>MEM objective</w:t>
-            </w:r>
-          </w:p>
-        </w:tc>
-        <w:tc>
-          <w:tcPr>
-            <w:tcW w:type="dxa" w:w="6860"/>
-            <w:tcMar>
-              <w:top w:w="90" w:type="dxa"/>
-              <w:start w:w="110" w:type="dxa"/>
-              <w:bottom w:w="90" w:type="dxa"/>
-              <w:end w:w="110" w:type="dxa"/>
-            </w:tcMar>
-            <w:vAlign w:val="center"/>
-          </w:tcPr>
-          <w:p>
-            <w:pPr>
-              <w:spacing w:after="0"/>
-            </w:pPr>
-            <w:r>
-              <w:rPr>
-                <w:sz w:val="16"/>
-              </w:rPr>
-              <w:t>Masked MSE reconstruction on span-masked fixation features</w:t>
-            </w:r>
-          </w:p>
-        </w:tc>
-      </w:tr>
-      <w:tr>
-        <w:tc>
-          <w:tcPr>
-            <w:tcW w:type="dxa" w:w="2500"/>
-            <w:tcMar>
-              <w:top w:w="90" w:type="dxa"/>
-              <w:start w:w="110" w:type="dxa"/>
-              <w:bottom w:w="90" w:type="dxa"/>
-              <w:end w:w="110" w:type="dxa"/>
-            </w:tcMar>
-            <w:vAlign w:val="center"/>
-          </w:tcPr>
-          <w:p>
-            <w:pPr>
-              <w:spacing w:after="0"/>
-            </w:pPr>
-            <w:r>
-              <w:rPr>
+                <w:b w:val="0"/>
                 <w:sz w:val="16"/>
               </w:rPr>
               <w:t>Optimizer</w:t>
@@ -1183,14 +1031,7 @@
         </w:tc>
         <w:tc>
           <w:tcPr>
-            <w:tcW w:type="dxa" w:w="6860"/>
-            <w:tcMar>
-              <w:top w:w="90" w:type="dxa"/>
-              <w:start w:w="110" w:type="dxa"/>
-              <w:bottom w:w="90" w:type="dxa"/>
-              <w:end w:w="110" w:type="dxa"/>
-            </w:tcMar>
-            <w:vAlign w:val="center"/>
+            <w:tcW w:type="dxa" w:w="7060"/>
           </w:tcPr>
           <w:p>
             <w:pPr>
@@ -1198,6 +1039,7 @@
             </w:pPr>
             <w:r>
               <w:rPr>
+                <w:b w:val="0"/>
                 <w:sz w:val="16"/>
               </w:rPr>
               <w:t>AdamW, learning_rate=1e-3, weight_decay=1e-4</w:t>
@@ -1208,14 +1050,7 @@
       <w:tr>
         <w:tc>
           <w:tcPr>
-            <w:tcW w:type="dxa" w:w="2500"/>
-            <w:tcMar>
-              <w:top w:w="90" w:type="dxa"/>
-              <w:start w:w="110" w:type="dxa"/>
-              <w:bottom w:w="90" w:type="dxa"/>
-              <w:end w:w="110" w:type="dxa"/>
-            </w:tcMar>
-            <w:vAlign w:val="center"/>
+            <w:tcW w:type="dxa" w:w="2300"/>
           </w:tcPr>
           <w:p>
             <w:pPr>
@@ -1223,22 +1058,16 @@
             </w:pPr>
             <w:r>
               <w:rPr>
+                <w:b w:val="0"/>
                 <w:sz w:val="16"/>
               </w:rPr>
-              <w:t>Training defaults</w:t>
+              <w:t>Training protocol</w:t>
             </w:r>
           </w:p>
         </w:tc>
         <w:tc>
           <w:tcPr>
-            <w:tcW w:type="dxa" w:w="6860"/>
-            <w:tcMar>
-              <w:top w:w="90" w:type="dxa"/>
-              <w:start w:w="110" w:type="dxa"/>
-              <w:bottom w:w="90" w:type="dxa"/>
-              <w:end w:w="110" w:type="dxa"/>
-            </w:tcMar>
-            <w:vAlign w:val="center"/>
+            <w:tcW w:type="dxa" w:w="7060"/>
           </w:tcPr>
           <w:p>
             <w:pPr>
@@ -1246,9 +1075,46 @@
             </w:pPr>
             <w:r>
               <w:rPr>
+                <w:b w:val="0"/>
                 <w:sz w:val="16"/>
               </w:rPr>
-              <w:t>batch_size=8, max_seq_len=1500, mask_probability=0.30, span length 2-8</w:t>
+              <w:t>batch_size=8, max_seq_len=1500, gradient_clip_norm=5.0</w:t>
+            </w:r>
+          </w:p>
+        </w:tc>
+      </w:tr>
+      <w:tr>
+        <w:tc>
+          <w:tcPr>
+            <w:tcW w:type="dxa" w:w="2300"/>
+          </w:tcPr>
+          <w:p>
+            <w:pPr>
+              <w:spacing w:after="0"/>
+            </w:pPr>
+            <w:r>
+              <w:rPr>
+                <w:b w:val="0"/>
+                <w:sz w:val="16"/>
+              </w:rPr>
+              <w:t>MEM masking</w:t>
+            </w:r>
+          </w:p>
+        </w:tc>
+        <w:tc>
+          <w:tcPr>
+            <w:tcW w:type="dxa" w:w="7060"/>
+          </w:tcPr>
+          <w:p>
+            <w:pPr>
+              <w:spacing w:after="0"/>
+            </w:pPr>
+            <w:r>
+              <w:rPr>
+                <w:b w:val="0"/>
+                <w:sz w:val="16"/>
+              </w:rPr>
+              <w:t>span masking, probability 0.45 in current primary model, span length 2-8</w:t>
             </w:r>
           </w:p>
         </w:tc>
@@ -1260,12 +1126,12 @@
         <w:pStyle w:val="Heading1"/>
       </w:pPr>
       <w:r>
-        <w:t>4. EMS 多 seed 基准结果</w:t>
+        <w:t>4. EMS Multi-Seed Baseline</w:t>
       </w:r>
     </w:p>
     <w:p>
       <w:r>
-        <w:t>为避免单个 32-subject test split 的偶然性，当前已完成五个 EMS stratified subject splits 的 encoder 对照。主要结论是：EMS-only MEM 作为初始化再进行下游 supervised fine-tuning，优于从零训练；冻结 encoder 的 probing 表现较差，说明自监督表征需要任务标签适配才能转化为 SZ/HC 判别性能。</w:t>
+        <w:t>The first controlled comparison used five EMS subject-level 60/20/20 splits. The threshold reported below is selected on the validation split by balanced accuracy.</w:t>
       </w:r>
     </w:p>
     <w:tbl>
@@ -1277,28 +1143,29 @@
         <w:tblLook w:firstColumn="1" w:firstRow="1" w:lastColumn="0" w:lastRow="0" w:noHBand="0" w:noVBand="1" w:val="04A0"/>
       </w:tblPr>
       <w:tblGrid>
-        <w:gridCol w:w="1650"/>
-        <w:gridCol w:w="1250"/>
-        <w:gridCol w:w="1350"/>
-        <w:gridCol w:w="900"/>
-        <w:gridCol w:w="900"/>
-        <w:gridCol w:w="3310"/>
+        <w:gridCol w:w="1450"/>
+        <w:gridCol w:w="1300"/>
+        <w:gridCol w:w="1550"/>
+        <w:gridCol w:w="1000"/>
+        <w:gridCol w:w="1000"/>
+        <w:gridCol w:w="3060"/>
       </w:tblGrid>
       <w:tr>
         <w:tc>
           <w:tcPr>
-            <w:tcW w:type="dxa" w:w="1650"/>
-            <w:shd w:fill="EAF2F8"/>
+            <w:tcW w:type="dxa" w:w="1450"/>
             <w:tcMar>
-              <w:top w:w="90" w:type="dxa"/>
-              <w:start w:w="110" w:type="dxa"/>
-              <w:bottom w:w="90" w:type="dxa"/>
-              <w:end w:w="110" w:type="dxa"/>
+              <w:top w:w="80" w:type="dxa"/>
+              <w:start w:w="100" w:type="dxa"/>
+              <w:bottom w:w="80" w:type="dxa"/>
+              <w:end w:w="100" w:type="dxa"/>
             </w:tcMar>
             <w:vAlign w:val="center"/>
+            <w:shd w:fill="EAF2F8"/>
           </w:tcPr>
           <w:p>
             <w:pPr>
+              <w:spacing w:after="0"/>
               <w:jc w:val="center"/>
             </w:pPr>
             <w:r>
@@ -1312,18 +1179,19 @@
         </w:tc>
         <w:tc>
           <w:tcPr>
-            <w:tcW w:type="dxa" w:w="1250"/>
-            <w:shd w:fill="EAF2F8"/>
+            <w:tcW w:type="dxa" w:w="1300"/>
             <w:tcMar>
-              <w:top w:w="90" w:type="dxa"/>
-              <w:start w:w="110" w:type="dxa"/>
-              <w:bottom w:w="90" w:type="dxa"/>
-              <w:end w:w="110" w:type="dxa"/>
+              <w:top w:w="80" w:type="dxa"/>
+              <w:start w:w="100" w:type="dxa"/>
+              <w:bottom w:w="80" w:type="dxa"/>
+              <w:end w:w="100" w:type="dxa"/>
             </w:tcMar>
             <w:vAlign w:val="center"/>
+            <w:shd w:fill="EAF2F8"/>
           </w:tcPr>
           <w:p>
             <w:pPr>
+              <w:spacing w:after="0"/>
               <w:jc w:val="center"/>
             </w:pPr>
             <w:r>
@@ -1337,18 +1205,19 @@
         </w:tc>
         <w:tc>
           <w:tcPr>
-            <w:tcW w:type="dxa" w:w="1350"/>
-            <w:shd w:fill="EAF2F8"/>
+            <w:tcW w:type="dxa" w:w="1550"/>
             <w:tcMar>
-              <w:top w:w="90" w:type="dxa"/>
-              <w:start w:w="110" w:type="dxa"/>
-              <w:bottom w:w="90" w:type="dxa"/>
-              <w:end w:w="110" w:type="dxa"/>
+              <w:top w:w="80" w:type="dxa"/>
+              <w:start w:w="100" w:type="dxa"/>
+              <w:bottom w:w="80" w:type="dxa"/>
+              <w:end w:w="100" w:type="dxa"/>
             </w:tcMar>
             <w:vAlign w:val="center"/>
+            <w:shd w:fill="EAF2F8"/>
           </w:tcPr>
           <w:p>
             <w:pPr>
+              <w:spacing w:after="0"/>
               <w:jc w:val="center"/>
             </w:pPr>
             <w:r>
@@ -1356,24 +1225,25 @@
                 <w:b/>
                 <w:sz w:val="16"/>
               </w:rPr>
-              <w:t>Bal Acc</w:t>
+              <w:t>Balanced accuracy</w:t>
             </w:r>
           </w:p>
         </w:tc>
         <w:tc>
           <w:tcPr>
-            <w:tcW w:type="dxa" w:w="900"/>
-            <w:shd w:fill="EAF2F8"/>
+            <w:tcW w:type="dxa" w:w="1000"/>
             <w:tcMar>
-              <w:top w:w="90" w:type="dxa"/>
-              <w:start w:w="110" w:type="dxa"/>
-              <w:bottom w:w="90" w:type="dxa"/>
-              <w:end w:w="110" w:type="dxa"/>
+              <w:top w:w="80" w:type="dxa"/>
+              <w:start w:w="100" w:type="dxa"/>
+              <w:bottom w:w="80" w:type="dxa"/>
+              <w:end w:w="100" w:type="dxa"/>
             </w:tcMar>
             <w:vAlign w:val="center"/>
+            <w:shd w:fill="EAF2F8"/>
           </w:tcPr>
           <w:p>
             <w:pPr>
+              <w:spacing w:after="0"/>
               <w:jc w:val="center"/>
             </w:pPr>
             <w:r>
@@ -1381,24 +1251,25 @@
                 <w:b/>
                 <w:sz w:val="16"/>
               </w:rPr>
-              <w:t>Sens</w:t>
+              <w:t>Sensitivity</w:t>
             </w:r>
           </w:p>
         </w:tc>
         <w:tc>
           <w:tcPr>
-            <w:tcW w:type="dxa" w:w="900"/>
-            <w:shd w:fill="EAF2F8"/>
+            <w:tcW w:type="dxa" w:w="1000"/>
             <w:tcMar>
-              <w:top w:w="90" w:type="dxa"/>
-              <w:start w:w="110" w:type="dxa"/>
-              <w:bottom w:w="90" w:type="dxa"/>
-              <w:end w:w="110" w:type="dxa"/>
+              <w:top w:w="80" w:type="dxa"/>
+              <w:start w:w="100" w:type="dxa"/>
+              <w:bottom w:w="80" w:type="dxa"/>
+              <w:end w:w="100" w:type="dxa"/>
             </w:tcMar>
             <w:vAlign w:val="center"/>
+            <w:shd w:fill="EAF2F8"/>
           </w:tcPr>
           <w:p>
             <w:pPr>
+              <w:spacing w:after="0"/>
               <w:jc w:val="center"/>
             </w:pPr>
             <w:r>
@@ -1406,24 +1277,25 @@
                 <w:b/>
                 <w:sz w:val="16"/>
               </w:rPr>
-              <w:t>Spec</w:t>
+              <w:t>Specificity</w:t>
             </w:r>
           </w:p>
         </w:tc>
         <w:tc>
           <w:tcPr>
-            <w:tcW w:type="dxa" w:w="3310"/>
-            <w:shd w:fill="EAF2F8"/>
+            <w:tcW w:type="dxa" w:w="3060"/>
             <w:tcMar>
-              <w:top w:w="90" w:type="dxa"/>
-              <w:start w:w="110" w:type="dxa"/>
-              <w:bottom w:w="90" w:type="dxa"/>
-              <w:end w:w="110" w:type="dxa"/>
+              <w:top w:w="80" w:type="dxa"/>
+              <w:start w:w="100" w:type="dxa"/>
+              <w:bottom w:w="80" w:type="dxa"/>
+              <w:end w:w="100" w:type="dxa"/>
             </w:tcMar>
             <w:vAlign w:val="center"/>
+            <w:shd w:fill="EAF2F8"/>
           </w:tcPr>
           <w:p>
             <w:pPr>
+              <w:spacing w:after="0"/>
               <w:jc w:val="center"/>
             </w:pPr>
             <w:r>
@@ -1439,14 +1311,7 @@
       <w:tr>
         <w:tc>
           <w:tcPr>
-            <w:tcW w:type="dxa" w:w="1650"/>
-            <w:tcMar>
-              <w:top w:w="90" w:type="dxa"/>
-              <w:start w:w="110" w:type="dxa"/>
-              <w:bottom w:w="90" w:type="dxa"/>
-              <w:end w:w="110" w:type="dxa"/>
-            </w:tcMar>
-            <w:vAlign w:val="center"/>
+            <w:tcW w:type="dxa" w:w="1450"/>
           </w:tcPr>
           <w:p>
             <w:pPr>
@@ -1454,6 +1319,7 @@
             </w:pPr>
             <w:r>
               <w:rPr>
+                <w:b w:val="0"/>
                 <w:sz w:val="16"/>
               </w:rPr>
               <w:t>From scratch</w:t>
@@ -1462,14 +1328,7 @@
         </w:tc>
         <w:tc>
           <w:tcPr>
-            <w:tcW w:type="dxa" w:w="1250"/>
-            <w:tcMar>
-              <w:top w:w="90" w:type="dxa"/>
-              <w:start w:w="110" w:type="dxa"/>
-              <w:bottom w:w="90" w:type="dxa"/>
-              <w:end w:w="110" w:type="dxa"/>
-            </w:tcMar>
-            <w:vAlign w:val="center"/>
+            <w:tcW w:type="dxa" w:w="1300"/>
           </w:tcPr>
           <w:p>
             <w:pPr>
@@ -1478,6 +1337,7 @@
             </w:pPr>
             <w:r>
               <w:rPr>
+                <w:b w:val="0"/>
                 <w:sz w:val="16"/>
               </w:rPr>
               <w:t>0.784 +/- 0.069</w:t>
@@ -1486,14 +1346,7 @@
         </w:tc>
         <w:tc>
           <w:tcPr>
-            <w:tcW w:type="dxa" w:w="1350"/>
-            <w:tcMar>
-              <w:top w:w="90" w:type="dxa"/>
-              <w:start w:w="110" w:type="dxa"/>
-              <w:bottom w:w="90" w:type="dxa"/>
-              <w:end w:w="110" w:type="dxa"/>
-            </w:tcMar>
-            <w:vAlign w:val="center"/>
+            <w:tcW w:type="dxa" w:w="1550"/>
           </w:tcPr>
           <w:p>
             <w:pPr>
@@ -1502,6 +1355,7 @@
             </w:pPr>
             <w:r>
               <w:rPr>
+                <w:b w:val="0"/>
                 <w:sz w:val="16"/>
               </w:rPr>
               <w:t>0.700 +/- 0.114</w:t>
@@ -1510,14 +1364,7 @@
         </w:tc>
         <w:tc>
           <w:tcPr>
-            <w:tcW w:type="dxa" w:w="900"/>
-            <w:tcMar>
-              <w:top w:w="90" w:type="dxa"/>
-              <w:start w:w="110" w:type="dxa"/>
-              <w:bottom w:w="90" w:type="dxa"/>
-              <w:end w:w="110" w:type="dxa"/>
-            </w:tcMar>
-            <w:vAlign w:val="center"/>
+            <w:tcW w:type="dxa" w:w="1000"/>
           </w:tcPr>
           <w:p>
             <w:pPr>
@@ -1526,6 +1373,7 @@
             </w:pPr>
             <w:r>
               <w:rPr>
+                <w:b w:val="0"/>
                 <w:sz w:val="16"/>
               </w:rPr>
               <w:t>0.800</w:t>
@@ -1534,14 +1382,7 @@
         </w:tc>
         <w:tc>
           <w:tcPr>
-            <w:tcW w:type="dxa" w:w="900"/>
-            <w:tcMar>
-              <w:top w:w="90" w:type="dxa"/>
-              <w:start w:w="110" w:type="dxa"/>
-              <w:bottom w:w="90" w:type="dxa"/>
-              <w:end w:w="110" w:type="dxa"/>
-            </w:tcMar>
-            <w:vAlign w:val="center"/>
+            <w:tcW w:type="dxa" w:w="1000"/>
           </w:tcPr>
           <w:p>
             <w:pPr>
@@ -1550,6 +1391,7 @@
             </w:pPr>
             <w:r>
               <w:rPr>
+                <w:b w:val="0"/>
                 <w:sz w:val="16"/>
               </w:rPr>
               <w:t>0.600</w:t>
@@ -1558,14 +1400,7 @@
         </w:tc>
         <w:tc>
           <w:tcPr>
-            <w:tcW w:type="dxa" w:w="3310"/>
-            <w:tcMar>
-              <w:top w:w="90" w:type="dxa"/>
-              <w:start w:w="110" w:type="dxa"/>
-              <w:bottom w:w="90" w:type="dxa"/>
-              <w:end w:w="110" w:type="dxa"/>
-            </w:tcMar>
-            <w:vAlign w:val="center"/>
+            <w:tcW w:type="dxa" w:w="3060"/>
           </w:tcPr>
           <w:p>
             <w:pPr>
@@ -1573,6 +1408,7 @@
             </w:pPr>
             <w:r>
               <w:rPr>
+                <w:b w:val="0"/>
                 <w:sz w:val="16"/>
               </w:rPr>
               <w:t>Supervised encoder baseline.</w:t>
@@ -1583,14 +1419,7 @@
       <w:tr>
         <w:tc>
           <w:tcPr>
-            <w:tcW w:type="dxa" w:w="1650"/>
-            <w:tcMar>
-              <w:top w:w="90" w:type="dxa"/>
-              <w:start w:w="110" w:type="dxa"/>
-              <w:bottom w:w="90" w:type="dxa"/>
-              <w:end w:w="110" w:type="dxa"/>
-            </w:tcMar>
-            <w:vAlign w:val="center"/>
+            <w:tcW w:type="dxa" w:w="1450"/>
           </w:tcPr>
           <w:p>
             <w:pPr>
@@ -1598,6 +1427,7 @@
             </w:pPr>
             <w:r>
               <w:rPr>
+                <w:b w:val="0"/>
                 <w:sz w:val="16"/>
               </w:rPr>
               <w:t>EMS MEM frozen</w:t>
@@ -1606,14 +1436,7 @@
         </w:tc>
         <w:tc>
           <w:tcPr>
-            <w:tcW w:type="dxa" w:w="1250"/>
-            <w:tcMar>
-              <w:top w:w="90" w:type="dxa"/>
-              <w:start w:w="110" w:type="dxa"/>
-              <w:bottom w:w="90" w:type="dxa"/>
-              <w:end w:w="110" w:type="dxa"/>
-            </w:tcMar>
-            <w:vAlign w:val="center"/>
+            <w:tcW w:type="dxa" w:w="1300"/>
           </w:tcPr>
           <w:p>
             <w:pPr>
@@ -1622,6 +1445,7 @@
             </w:pPr>
             <w:r>
               <w:rPr>
+                <w:b w:val="0"/>
                 <w:sz w:val="16"/>
               </w:rPr>
               <w:t>0.716 +/- 0.059</w:t>
@@ -1630,14 +1454,7 @@
         </w:tc>
         <w:tc>
           <w:tcPr>
-            <w:tcW w:type="dxa" w:w="1350"/>
-            <w:tcMar>
-              <w:top w:w="90" w:type="dxa"/>
-              <w:start w:w="110" w:type="dxa"/>
-              <w:bottom w:w="90" w:type="dxa"/>
-              <w:end w:w="110" w:type="dxa"/>
-            </w:tcMar>
-            <w:vAlign w:val="center"/>
+            <w:tcW w:type="dxa" w:w="1550"/>
           </w:tcPr>
           <w:p>
             <w:pPr>
@@ -1646,6 +1463,7 @@
             </w:pPr>
             <w:r>
               <w:rPr>
+                <w:b w:val="0"/>
                 <w:sz w:val="16"/>
               </w:rPr>
               <w:t>0.619 +/- 0.081</w:t>
@@ -1654,14 +1472,7 @@
         </w:tc>
         <w:tc>
           <w:tcPr>
-            <w:tcW w:type="dxa" w:w="900"/>
-            <w:tcMar>
-              <w:top w:w="90" w:type="dxa"/>
-              <w:start w:w="110" w:type="dxa"/>
-              <w:bottom w:w="90" w:type="dxa"/>
-              <w:end w:w="110" w:type="dxa"/>
-            </w:tcMar>
-            <w:vAlign w:val="center"/>
+            <w:tcW w:type="dxa" w:w="1000"/>
           </w:tcPr>
           <w:p>
             <w:pPr>
@@ -1670,6 +1481,7 @@
             </w:pPr>
             <w:r>
               <w:rPr>
+                <w:b w:val="0"/>
                 <w:sz w:val="16"/>
               </w:rPr>
               <w:t>0.813</w:t>
@@ -1678,14 +1490,7 @@
         </w:tc>
         <w:tc>
           <w:tcPr>
-            <w:tcW w:type="dxa" w:w="900"/>
-            <w:tcMar>
-              <w:top w:w="90" w:type="dxa"/>
-              <w:start w:w="110" w:type="dxa"/>
-              <w:bottom w:w="90" w:type="dxa"/>
-              <w:end w:w="110" w:type="dxa"/>
-            </w:tcMar>
-            <w:vAlign w:val="center"/>
+            <w:tcW w:type="dxa" w:w="1000"/>
           </w:tcPr>
           <w:p>
             <w:pPr>
@@ -1694,6 +1499,7 @@
             </w:pPr>
             <w:r>
               <w:rPr>
+                <w:b w:val="0"/>
                 <w:sz w:val="16"/>
               </w:rPr>
               <w:t>0.425</w:t>
@@ -1702,14 +1508,7 @@
         </w:tc>
         <w:tc>
           <w:tcPr>
-            <w:tcW w:type="dxa" w:w="3310"/>
-            <w:tcMar>
-              <w:top w:w="90" w:type="dxa"/>
-              <w:start w:w="110" w:type="dxa"/>
-              <w:bottom w:w="90" w:type="dxa"/>
-              <w:end w:w="110" w:type="dxa"/>
-            </w:tcMar>
-            <w:vAlign w:val="center"/>
+            <w:tcW w:type="dxa" w:w="3060"/>
           </w:tcPr>
           <w:p>
             <w:pPr>
@@ -1717,6 +1516,7 @@
             </w:pPr>
             <w:r>
               <w:rPr>
+                <w:b w:val="0"/>
                 <w:sz w:val="16"/>
               </w:rPr>
               <w:t>Pretrained encoder alone is insufficient.</w:t>
@@ -1727,14 +1527,7 @@
       <w:tr>
         <w:tc>
           <w:tcPr>
-            <w:tcW w:type="dxa" w:w="1650"/>
-            <w:tcMar>
-              <w:top w:w="90" w:type="dxa"/>
-              <w:start w:w="110" w:type="dxa"/>
-              <w:bottom w:w="90" w:type="dxa"/>
-              <w:end w:w="110" w:type="dxa"/>
-            </w:tcMar>
-            <w:vAlign w:val="center"/>
+            <w:tcW w:type="dxa" w:w="1450"/>
           </w:tcPr>
           <w:p>
             <w:pPr>
@@ -1742,6 +1535,7 @@
             </w:pPr>
             <w:r>
               <w:rPr>
+                <w:b w:val="0"/>
                 <w:sz w:val="16"/>
               </w:rPr>
               <w:t>EMS MEM fine-tune</w:t>
@@ -1750,14 +1544,7 @@
         </w:tc>
         <w:tc>
           <w:tcPr>
-            <w:tcW w:type="dxa" w:w="1250"/>
-            <w:tcMar>
-              <w:top w:w="90" w:type="dxa"/>
-              <w:start w:w="110" w:type="dxa"/>
-              <w:bottom w:w="90" w:type="dxa"/>
-              <w:end w:w="110" w:type="dxa"/>
-            </w:tcMar>
-            <w:vAlign w:val="center"/>
+            <w:tcW w:type="dxa" w:w="1300"/>
           </w:tcPr>
           <w:p>
             <w:pPr>
@@ -1766,6 +1553,7 @@
             </w:pPr>
             <w:r>
               <w:rPr>
+                <w:b w:val="0"/>
                 <w:sz w:val="16"/>
               </w:rPr>
               <w:t>0.832 +/- 0.065</w:t>
@@ -1774,14 +1562,7 @@
         </w:tc>
         <w:tc>
           <w:tcPr>
-            <w:tcW w:type="dxa" w:w="1350"/>
-            <w:tcMar>
-              <w:top w:w="90" w:type="dxa"/>
-              <w:start w:w="110" w:type="dxa"/>
-              <w:bottom w:w="90" w:type="dxa"/>
-              <w:end w:w="110" w:type="dxa"/>
-            </w:tcMar>
-            <w:vAlign w:val="center"/>
+            <w:tcW w:type="dxa" w:w="1550"/>
           </w:tcPr>
           <w:p>
             <w:pPr>
@@ -1790,6 +1571,7 @@
             </w:pPr>
             <w:r>
               <w:rPr>
+                <w:b w:val="0"/>
                 <w:sz w:val="16"/>
               </w:rPr>
               <w:t>0.763 +/- 0.052</w:t>
@@ -1798,14 +1580,7 @@
         </w:tc>
         <w:tc>
           <w:tcPr>
-            <w:tcW w:type="dxa" w:w="900"/>
-            <w:tcMar>
-              <w:top w:w="90" w:type="dxa"/>
-              <w:start w:w="110" w:type="dxa"/>
-              <w:bottom w:w="90" w:type="dxa"/>
-              <w:end w:w="110" w:type="dxa"/>
-            </w:tcMar>
-            <w:vAlign w:val="center"/>
+            <w:tcW w:type="dxa" w:w="1000"/>
           </w:tcPr>
           <w:p>
             <w:pPr>
@@ -1814,6 +1589,7 @@
             </w:pPr>
             <w:r>
               <w:rPr>
+                <w:b w:val="0"/>
                 <w:sz w:val="16"/>
               </w:rPr>
               <w:t>0.800</w:t>
@@ -1822,14 +1598,7 @@
         </w:tc>
         <w:tc>
           <w:tcPr>
-            <w:tcW w:type="dxa" w:w="900"/>
-            <w:tcMar>
-              <w:top w:w="90" w:type="dxa"/>
-              <w:start w:w="110" w:type="dxa"/>
-              <w:bottom w:w="90" w:type="dxa"/>
-              <w:end w:w="110" w:type="dxa"/>
-            </w:tcMar>
-            <w:vAlign w:val="center"/>
+            <w:tcW w:type="dxa" w:w="1000"/>
           </w:tcPr>
           <w:p>
             <w:pPr>
@@ -1838,6 +1607,7 @@
             </w:pPr>
             <w:r>
               <w:rPr>
+                <w:b w:val="0"/>
                 <w:sz w:val="16"/>
               </w:rPr>
               <w:t>0.725</w:t>
@@ -1846,14 +1616,7 @@
         </w:tc>
         <w:tc>
           <w:tcPr>
-            <w:tcW w:type="dxa" w:w="3310"/>
-            <w:tcMar>
-              <w:top w:w="90" w:type="dxa"/>
-              <w:start w:w="110" w:type="dxa"/>
-              <w:bottom w:w="90" w:type="dxa"/>
-              <w:end w:w="110" w:type="dxa"/>
-            </w:tcMar>
-            <w:vAlign w:val="center"/>
+            <w:tcW w:type="dxa" w:w="3060"/>
           </w:tcPr>
           <w:p>
             <w:pPr>
@@ -1861,9 +1624,10 @@
             </w:pPr>
             <w:r>
               <w:rPr>
+                <w:b w:val="0"/>
                 <w:sz w:val="16"/>
               </w:rPr>
-              <w:t>Best multi-seed encoder route so far.</w:t>
+              <w:t>Best EMS-only multi-seed route.</w:t>
             </w:r>
           </w:p>
         </w:tc>
@@ -1875,12 +1639,12 @@
         <w:pStyle w:val="Heading1"/>
       </w:pPr>
       <w:r>
-        <w:t>5. 公共数据预训练初步结果</w:t>
+        <w:t>5. Public Dataset Screening</w:t>
       </w:r>
     </w:p>
     <w:p>
       <w:r>
-        <w:t>HBN 与 GazeBase 已经完成同一套处理流程：raw gaze -&gt; fixation events -&gt; schema validation -&gt; QC -&gt; encoder-ready -&gt; MEM -&gt; EMS downstream。当前固定 split 结果显示，公共数据不是越多越好；是否有益取决于分布匹配和下游操作点。HBN+EMS 没有超过 EMS-only；GazeBase+EMS 的 AUC 低于 EMS-only seed42，但 specificity 和 balanced accuracy 更高，可能形成更保守的筛查阈值候选。</w:t>
+        <w:t>Public data did not behave as a monotonic scaling variable. CRCNS eye-1 produced the most promising single-source public transfer result, while GazeBase provided a more conservative high-specificity operating point. HBN and OneStop are technically integrated but are not current priority pretraining sources.</w:t>
       </w:r>
     </w:p>
     <w:tbl>
@@ -1892,29 +1656,29 @@
         <w:tblLook w:firstColumn="1" w:firstRow="1" w:lastColumn="0" w:lastRow="0" w:noHBand="0" w:noVBand="1" w:val="04A0"/>
       </w:tblPr>
       <w:tblGrid>
-        <w:gridCol w:w="1450"/>
+        <w:gridCol w:w="2100"/>
+        <w:gridCol w:w="850"/>
+        <w:gridCol w:w="1350"/>
         <w:gridCol w:w="1000"/>
-        <w:gridCol w:w="700"/>
-        <w:gridCol w:w="850"/>
-        <w:gridCol w:w="700"/>
-        <w:gridCol w:w="700"/>
-        <w:gridCol w:w="3960"/>
+        <w:gridCol w:w="1000"/>
+        <w:gridCol w:w="3060"/>
       </w:tblGrid>
       <w:tr>
         <w:tc>
           <w:tcPr>
-            <w:tcW w:type="dxa" w:w="1450"/>
-            <w:shd w:fill="EAF2F8"/>
+            <w:tcW w:type="dxa" w:w="2100"/>
             <w:tcMar>
-              <w:top w:w="90" w:type="dxa"/>
-              <w:start w:w="110" w:type="dxa"/>
-              <w:bottom w:w="90" w:type="dxa"/>
-              <w:end w:w="110" w:type="dxa"/>
+              <w:top w:w="80" w:type="dxa"/>
+              <w:start w:w="100" w:type="dxa"/>
+              <w:bottom w:w="80" w:type="dxa"/>
+              <w:end w:w="100" w:type="dxa"/>
             </w:tcMar>
             <w:vAlign w:val="center"/>
+            <w:shd w:fill="EAF2F8"/>
           </w:tcPr>
           <w:p>
             <w:pPr>
+              <w:spacing w:after="0"/>
               <w:jc w:val="center"/>
             </w:pPr>
             <w:r>
@@ -1922,24 +1686,864 @@
                 <w:b/>
                 <w:sz w:val="16"/>
               </w:rPr>
-              <w:t>Pretraining</w:t>
+              <w:t>Pretraining source</w:t>
+            </w:r>
+          </w:p>
+        </w:tc>
+        <w:tc>
+          <w:tcPr>
+            <w:tcW w:type="dxa" w:w="850"/>
+            <w:tcMar>
+              <w:top w:w="80" w:type="dxa"/>
+              <w:start w:w="100" w:type="dxa"/>
+              <w:bottom w:w="80" w:type="dxa"/>
+              <w:end w:w="100" w:type="dxa"/>
+            </w:tcMar>
+            <w:vAlign w:val="center"/>
+            <w:shd w:fill="EAF2F8"/>
+          </w:tcPr>
+          <w:p>
+            <w:pPr>
+              <w:spacing w:after="0"/>
+              <w:jc w:val="center"/>
+            </w:pPr>
+            <w:r>
+              <w:rPr>
+                <w:b/>
+                <w:sz w:val="16"/>
+              </w:rPr>
+              <w:t>AUC</w:t>
+            </w:r>
+          </w:p>
+        </w:tc>
+        <w:tc>
+          <w:tcPr>
+            <w:tcW w:type="dxa" w:w="1350"/>
+            <w:tcMar>
+              <w:top w:w="80" w:type="dxa"/>
+              <w:start w:w="100" w:type="dxa"/>
+              <w:bottom w:w="80" w:type="dxa"/>
+              <w:end w:w="100" w:type="dxa"/>
+            </w:tcMar>
+            <w:vAlign w:val="center"/>
+            <w:shd w:fill="EAF2F8"/>
+          </w:tcPr>
+          <w:p>
+            <w:pPr>
+              <w:spacing w:after="0"/>
+              <w:jc w:val="center"/>
+            </w:pPr>
+            <w:r>
+              <w:rPr>
+                <w:b/>
+                <w:sz w:val="16"/>
+              </w:rPr>
+              <w:t>Balanced accuracy</w:t>
             </w:r>
           </w:p>
         </w:tc>
         <w:tc>
           <w:tcPr>
             <w:tcW w:type="dxa" w:w="1000"/>
-            <w:shd w:fill="EAF2F8"/>
             <w:tcMar>
-              <w:top w:w="90" w:type="dxa"/>
-              <w:start w:w="110" w:type="dxa"/>
-              <w:bottom w:w="90" w:type="dxa"/>
-              <w:end w:w="110" w:type="dxa"/>
+              <w:top w:w="80" w:type="dxa"/>
+              <w:start w:w="100" w:type="dxa"/>
+              <w:bottom w:w="80" w:type="dxa"/>
+              <w:end w:w="100" w:type="dxa"/>
             </w:tcMar>
             <w:vAlign w:val="center"/>
+            <w:shd w:fill="EAF2F8"/>
           </w:tcPr>
           <w:p>
             <w:pPr>
+              <w:spacing w:after="0"/>
+              <w:jc w:val="center"/>
+            </w:pPr>
+            <w:r>
+              <w:rPr>
+                <w:b/>
+                <w:sz w:val="16"/>
+              </w:rPr>
+              <w:t>Sensitivity</w:t>
+            </w:r>
+          </w:p>
+        </w:tc>
+        <w:tc>
+          <w:tcPr>
+            <w:tcW w:type="dxa" w:w="1000"/>
+            <w:tcMar>
+              <w:top w:w="80" w:type="dxa"/>
+              <w:start w:w="100" w:type="dxa"/>
+              <w:bottom w:w="80" w:type="dxa"/>
+              <w:end w:w="100" w:type="dxa"/>
+            </w:tcMar>
+            <w:vAlign w:val="center"/>
+            <w:shd w:fill="EAF2F8"/>
+          </w:tcPr>
+          <w:p>
+            <w:pPr>
+              <w:spacing w:after="0"/>
+              <w:jc w:val="center"/>
+            </w:pPr>
+            <w:r>
+              <w:rPr>
+                <w:b/>
+                <w:sz w:val="16"/>
+              </w:rPr>
+              <w:t>Specificity</w:t>
+            </w:r>
+          </w:p>
+        </w:tc>
+        <w:tc>
+          <w:tcPr>
+            <w:tcW w:type="dxa" w:w="3060"/>
+            <w:tcMar>
+              <w:top w:w="80" w:type="dxa"/>
+              <w:start w:w="100" w:type="dxa"/>
+              <w:bottom w:w="80" w:type="dxa"/>
+              <w:end w:w="100" w:type="dxa"/>
+            </w:tcMar>
+            <w:vAlign w:val="center"/>
+            <w:shd w:fill="EAF2F8"/>
+          </w:tcPr>
+          <w:p>
+            <w:pPr>
+              <w:spacing w:after="0"/>
+              <w:jc w:val="center"/>
+            </w:pPr>
+            <w:r>
+              <w:rPr>
+                <w:b/>
+                <w:sz w:val="16"/>
+              </w:rPr>
+              <w:t>Interpretation</w:t>
+            </w:r>
+          </w:p>
+        </w:tc>
+      </w:tr>
+      <w:tr>
+        <w:tc>
+          <w:tcPr>
+            <w:tcW w:type="dxa" w:w="2100"/>
+          </w:tcPr>
+          <w:p>
+            <w:pPr>
+              <w:spacing w:after="0"/>
+            </w:pPr>
+            <w:r>
+              <w:rPr>
+                <w:b w:val="0"/>
+                <w:sz w:val="16"/>
+              </w:rPr>
+              <w:t>EMS-only MEM</w:t>
+            </w:r>
+          </w:p>
+        </w:tc>
+        <w:tc>
+          <w:tcPr>
+            <w:tcW w:type="dxa" w:w="850"/>
+          </w:tcPr>
+          <w:p>
+            <w:pPr>
+              <w:spacing w:after="0"/>
+              <w:jc w:val="center"/>
+            </w:pPr>
+            <w:r>
+              <w:rPr>
+                <w:b w:val="0"/>
+                <w:sz w:val="16"/>
+              </w:rPr>
+              <w:t>0.891</w:t>
+            </w:r>
+          </w:p>
+        </w:tc>
+        <w:tc>
+          <w:tcPr>
+            <w:tcW w:type="dxa" w:w="1350"/>
+          </w:tcPr>
+          <w:p>
+            <w:pPr>
+              <w:spacing w:after="0"/>
+              <w:jc w:val="center"/>
+            </w:pPr>
+            <w:r>
+              <w:rPr>
+                <w:b w:val="0"/>
+                <w:sz w:val="16"/>
+              </w:rPr>
+              <w:t>0.750</w:t>
+            </w:r>
+          </w:p>
+        </w:tc>
+        <w:tc>
+          <w:tcPr>
+            <w:tcW w:type="dxa" w:w="1000"/>
+          </w:tcPr>
+          <w:p>
+            <w:pPr>
+              <w:spacing w:after="0"/>
+              <w:jc w:val="center"/>
+            </w:pPr>
+            <w:r>
+              <w:rPr>
+                <w:b w:val="0"/>
+                <w:sz w:val="16"/>
+              </w:rPr>
+              <w:t>0.938</w:t>
+            </w:r>
+          </w:p>
+        </w:tc>
+        <w:tc>
+          <w:tcPr>
+            <w:tcW w:type="dxa" w:w="1000"/>
+          </w:tcPr>
+          <w:p>
+            <w:pPr>
+              <w:spacing w:after="0"/>
+              <w:jc w:val="center"/>
+            </w:pPr>
+            <w:r>
+              <w:rPr>
+                <w:b w:val="0"/>
+                <w:sz w:val="16"/>
+              </w:rPr>
+              <w:t>0.563</w:t>
+            </w:r>
+          </w:p>
+        </w:tc>
+        <w:tc>
+          <w:tcPr>
+            <w:tcW w:type="dxa" w:w="3060"/>
+          </w:tcPr>
+          <w:p>
+            <w:pPr>
+              <w:spacing w:after="0"/>
+            </w:pPr>
+            <w:r>
+              <w:rPr>
+                <w:b w:val="0"/>
+                <w:sz w:val="16"/>
+              </w:rPr>
+              <w:t>Strong EMS-only seed42 result.</w:t>
+            </w:r>
+          </w:p>
+        </w:tc>
+      </w:tr>
+      <w:tr>
+        <w:tc>
+          <w:tcPr>
+            <w:tcW w:type="dxa" w:w="2100"/>
+          </w:tcPr>
+          <w:p>
+            <w:pPr>
+              <w:spacing w:after="0"/>
+            </w:pPr>
+            <w:r>
+              <w:rPr>
+                <w:b w:val="0"/>
+                <w:sz w:val="16"/>
+              </w:rPr>
+              <w:t>HBN+EMS MEM</w:t>
+            </w:r>
+          </w:p>
+        </w:tc>
+        <w:tc>
+          <w:tcPr>
+            <w:tcW w:type="dxa" w:w="850"/>
+          </w:tcPr>
+          <w:p>
+            <w:pPr>
+              <w:spacing w:after="0"/>
+              <w:jc w:val="center"/>
+            </w:pPr>
+            <w:r>
+              <w:rPr>
+                <w:b w:val="0"/>
+                <w:sz w:val="16"/>
+              </w:rPr>
+              <w:t>0.859</w:t>
+            </w:r>
+          </w:p>
+        </w:tc>
+        <w:tc>
+          <w:tcPr>
+            <w:tcW w:type="dxa" w:w="1350"/>
+          </w:tcPr>
+          <w:p>
+            <w:pPr>
+              <w:spacing w:after="0"/>
+              <w:jc w:val="center"/>
+            </w:pPr>
+            <w:r>
+              <w:rPr>
+                <w:b w:val="0"/>
+                <w:sz w:val="16"/>
+              </w:rPr>
+              <w:t>0.719</w:t>
+            </w:r>
+          </w:p>
+        </w:tc>
+        <w:tc>
+          <w:tcPr>
+            <w:tcW w:type="dxa" w:w="1000"/>
+          </w:tcPr>
+          <w:p>
+            <w:pPr>
+              <w:spacing w:after="0"/>
+              <w:jc w:val="center"/>
+            </w:pPr>
+            <w:r>
+              <w:rPr>
+                <w:b w:val="0"/>
+                <w:sz w:val="16"/>
+              </w:rPr>
+              <w:t>0.875</w:t>
+            </w:r>
+          </w:p>
+        </w:tc>
+        <w:tc>
+          <w:tcPr>
+            <w:tcW w:type="dxa" w:w="1000"/>
+          </w:tcPr>
+          <w:p>
+            <w:pPr>
+              <w:spacing w:after="0"/>
+              <w:jc w:val="center"/>
+            </w:pPr>
+            <w:r>
+              <w:rPr>
+                <w:b w:val="0"/>
+                <w:sz w:val="16"/>
+              </w:rPr>
+              <w:t>0.563</w:t>
+            </w:r>
+          </w:p>
+        </w:tc>
+        <w:tc>
+          <w:tcPr>
+            <w:tcW w:type="dxa" w:w="3060"/>
+          </w:tcPr>
+          <w:p>
+            <w:pPr>
+              <w:spacing w:after="0"/>
+            </w:pPr>
+            <w:r>
+              <w:rPr>
+                <w:b w:val="0"/>
+                <w:sz w:val="16"/>
+              </w:rPr>
+              <w:t>No clear gain over EMS-only.</w:t>
+            </w:r>
+          </w:p>
+        </w:tc>
+      </w:tr>
+      <w:tr>
+        <w:tc>
+          <w:tcPr>
+            <w:tcW w:type="dxa" w:w="2100"/>
+          </w:tcPr>
+          <w:p>
+            <w:pPr>
+              <w:spacing w:after="0"/>
+            </w:pPr>
+            <w:r>
+              <w:rPr>
+                <w:b w:val="0"/>
+                <w:sz w:val="16"/>
+              </w:rPr>
+              <w:t>GazeBase+EMS MEM</w:t>
+            </w:r>
+          </w:p>
+        </w:tc>
+        <w:tc>
+          <w:tcPr>
+            <w:tcW w:type="dxa" w:w="850"/>
+          </w:tcPr>
+          <w:p>
+            <w:pPr>
+              <w:spacing w:after="0"/>
+              <w:jc w:val="center"/>
+            </w:pPr>
+            <w:r>
+              <w:rPr>
+                <w:b w:val="0"/>
+                <w:sz w:val="16"/>
+              </w:rPr>
+              <w:t>0.863</w:t>
+            </w:r>
+          </w:p>
+        </w:tc>
+        <w:tc>
+          <w:tcPr>
+            <w:tcW w:type="dxa" w:w="1350"/>
+          </w:tcPr>
+          <w:p>
+            <w:pPr>
+              <w:spacing w:after="0"/>
+              <w:jc w:val="center"/>
+            </w:pPr>
+            <w:r>
+              <w:rPr>
+                <w:b w:val="0"/>
+                <w:sz w:val="16"/>
+              </w:rPr>
+              <w:t>0.813</w:t>
+            </w:r>
+          </w:p>
+        </w:tc>
+        <w:tc>
+          <w:tcPr>
+            <w:tcW w:type="dxa" w:w="1000"/>
+          </w:tcPr>
+          <w:p>
+            <w:pPr>
+              <w:spacing w:after="0"/>
+              <w:jc w:val="center"/>
+            </w:pPr>
+            <w:r>
+              <w:rPr>
+                <w:b w:val="0"/>
+                <w:sz w:val="16"/>
+              </w:rPr>
+              <w:t>0.750</w:t>
+            </w:r>
+          </w:p>
+        </w:tc>
+        <w:tc>
+          <w:tcPr>
+            <w:tcW w:type="dxa" w:w="1000"/>
+          </w:tcPr>
+          <w:p>
+            <w:pPr>
+              <w:spacing w:after="0"/>
+              <w:jc w:val="center"/>
+            </w:pPr>
+            <w:r>
+              <w:rPr>
+                <w:b w:val="0"/>
+                <w:sz w:val="16"/>
+              </w:rPr>
+              <w:t>0.875</w:t>
+            </w:r>
+          </w:p>
+        </w:tc>
+        <w:tc>
+          <w:tcPr>
+            <w:tcW w:type="dxa" w:w="3060"/>
+          </w:tcPr>
+          <w:p>
+            <w:pPr>
+              <w:spacing w:after="0"/>
+            </w:pPr>
+            <w:r>
+              <w:rPr>
+                <w:b w:val="0"/>
+                <w:sz w:val="16"/>
+              </w:rPr>
+              <w:t>High-specificity operating point.</w:t>
+            </w:r>
+          </w:p>
+        </w:tc>
+      </w:tr>
+      <w:tr>
+        <w:tc>
+          <w:tcPr>
+            <w:tcW w:type="dxa" w:w="2100"/>
+          </w:tcPr>
+          <w:p>
+            <w:pPr>
+              <w:spacing w:after="0"/>
+            </w:pPr>
+            <w:r>
+              <w:rPr>
+                <w:b w:val="0"/>
+                <w:sz w:val="16"/>
+              </w:rPr>
+              <w:t>OneStop+EMS MEM</w:t>
+            </w:r>
+          </w:p>
+        </w:tc>
+        <w:tc>
+          <w:tcPr>
+            <w:tcW w:type="dxa" w:w="850"/>
+          </w:tcPr>
+          <w:p>
+            <w:pPr>
+              <w:spacing w:after="0"/>
+              <w:jc w:val="center"/>
+            </w:pPr>
+            <w:r>
+              <w:rPr>
+                <w:b w:val="0"/>
+                <w:sz w:val="16"/>
+              </w:rPr>
+              <w:t>0.891</w:t>
+            </w:r>
+          </w:p>
+        </w:tc>
+        <w:tc>
+          <w:tcPr>
+            <w:tcW w:type="dxa" w:w="1350"/>
+          </w:tcPr>
+          <w:p>
+            <w:pPr>
+              <w:spacing w:after="0"/>
+              <w:jc w:val="center"/>
+            </w:pPr>
+            <w:r>
+              <w:rPr>
+                <w:b w:val="0"/>
+                <w:sz w:val="16"/>
+              </w:rPr>
+              <w:t>0.719</w:t>
+            </w:r>
+          </w:p>
+        </w:tc>
+        <w:tc>
+          <w:tcPr>
+            <w:tcW w:type="dxa" w:w="1000"/>
+          </w:tcPr>
+          <w:p>
+            <w:pPr>
+              <w:spacing w:after="0"/>
+              <w:jc w:val="center"/>
+            </w:pPr>
+            <w:r>
+              <w:rPr>
+                <w:b w:val="0"/>
+                <w:sz w:val="16"/>
+              </w:rPr>
+              <w:t>0.938</w:t>
+            </w:r>
+          </w:p>
+        </w:tc>
+        <w:tc>
+          <w:tcPr>
+            <w:tcW w:type="dxa" w:w="1000"/>
+          </w:tcPr>
+          <w:p>
+            <w:pPr>
+              <w:spacing w:after="0"/>
+              <w:jc w:val="center"/>
+            </w:pPr>
+            <w:r>
+              <w:rPr>
+                <w:b w:val="0"/>
+                <w:sz w:val="16"/>
+              </w:rPr>
+              <w:t>0.500</w:t>
+            </w:r>
+          </w:p>
+        </w:tc>
+        <w:tc>
+          <w:tcPr>
+            <w:tcW w:type="dxa" w:w="3060"/>
+          </w:tcPr>
+          <w:p>
+            <w:pPr>
+              <w:spacing w:after="0"/>
+            </w:pPr>
+            <w:r>
+              <w:rPr>
+                <w:b w:val="0"/>
+                <w:sz w:val="16"/>
+              </w:rPr>
+              <w:t>Good AUC, weak specificity.</w:t>
+            </w:r>
+          </w:p>
+        </w:tc>
+      </w:tr>
+      <w:tr>
+        <w:tc>
+          <w:tcPr>
+            <w:tcW w:type="dxa" w:w="2100"/>
+          </w:tcPr>
+          <w:p>
+            <w:pPr>
+              <w:spacing w:after="0"/>
+            </w:pPr>
+            <w:r>
+              <w:rPr>
+                <w:b w:val="0"/>
+                <w:sz w:val="16"/>
+              </w:rPr>
+              <w:t>CRCNS eye-1+EMS MEM</w:t>
+            </w:r>
+          </w:p>
+        </w:tc>
+        <w:tc>
+          <w:tcPr>
+            <w:tcW w:type="dxa" w:w="850"/>
+          </w:tcPr>
+          <w:p>
+            <w:pPr>
+              <w:spacing w:after="0"/>
+              <w:jc w:val="center"/>
+            </w:pPr>
+            <w:r>
+              <w:rPr>
+                <w:b w:val="0"/>
+                <w:sz w:val="16"/>
+              </w:rPr>
+              <w:t>0.910</w:t>
+            </w:r>
+          </w:p>
+        </w:tc>
+        <w:tc>
+          <w:tcPr>
+            <w:tcW w:type="dxa" w:w="1350"/>
+          </w:tcPr>
+          <w:p>
+            <w:pPr>
+              <w:spacing w:after="0"/>
+              <w:jc w:val="center"/>
+            </w:pPr>
+            <w:r>
+              <w:rPr>
+                <w:b w:val="0"/>
+                <w:sz w:val="16"/>
+              </w:rPr>
+              <w:t>0.781</w:t>
+            </w:r>
+          </w:p>
+        </w:tc>
+        <w:tc>
+          <w:tcPr>
+            <w:tcW w:type="dxa" w:w="1000"/>
+          </w:tcPr>
+          <w:p>
+            <w:pPr>
+              <w:spacing w:after="0"/>
+              <w:jc w:val="center"/>
+            </w:pPr>
+            <w:r>
+              <w:rPr>
+                <w:b w:val="0"/>
+                <w:sz w:val="16"/>
+              </w:rPr>
+              <w:t>0.750</w:t>
+            </w:r>
+          </w:p>
+        </w:tc>
+        <w:tc>
+          <w:tcPr>
+            <w:tcW w:type="dxa" w:w="1000"/>
+          </w:tcPr>
+          <w:p>
+            <w:pPr>
+              <w:spacing w:after="0"/>
+              <w:jc w:val="center"/>
+            </w:pPr>
+            <w:r>
+              <w:rPr>
+                <w:b w:val="0"/>
+                <w:sz w:val="16"/>
+              </w:rPr>
+              <w:t>0.813</w:t>
+            </w:r>
+          </w:p>
+        </w:tc>
+        <w:tc>
+          <w:tcPr>
+            <w:tcW w:type="dxa" w:w="3060"/>
+          </w:tcPr>
+          <w:p>
+            <w:pPr>
+              <w:spacing w:after="0"/>
+            </w:pPr>
+            <w:r>
+              <w:rPr>
+                <w:b w:val="0"/>
+                <w:sz w:val="16"/>
+              </w:rPr>
+              <w:t>Best public single-source AUC candidate.</w:t>
+            </w:r>
+          </w:p>
+        </w:tc>
+      </w:tr>
+      <w:tr>
+        <w:tc>
+          <w:tcPr>
+            <w:tcW w:type="dxa" w:w="2100"/>
+          </w:tcPr>
+          <w:p>
+            <w:pPr>
+              <w:spacing w:after="0"/>
+            </w:pPr>
+            <w:r>
+              <w:rPr>
+                <w:b w:val="0"/>
+                <w:sz w:val="16"/>
+              </w:rPr>
+              <w:t>GazeBase+CRCNS+EMS MEM</w:t>
+            </w:r>
+          </w:p>
+        </w:tc>
+        <w:tc>
+          <w:tcPr>
+            <w:tcW w:type="dxa" w:w="850"/>
+          </w:tcPr>
+          <w:p>
+            <w:pPr>
+              <w:spacing w:after="0"/>
+              <w:jc w:val="center"/>
+            </w:pPr>
+            <w:r>
+              <w:rPr>
+                <w:b w:val="0"/>
+                <w:sz w:val="16"/>
+              </w:rPr>
+              <w:t>0.898</w:t>
+            </w:r>
+          </w:p>
+        </w:tc>
+        <w:tc>
+          <w:tcPr>
+            <w:tcW w:type="dxa" w:w="1350"/>
+          </w:tcPr>
+          <w:p>
+            <w:pPr>
+              <w:spacing w:after="0"/>
+              <w:jc w:val="center"/>
+            </w:pPr>
+            <w:r>
+              <w:rPr>
+                <w:b w:val="0"/>
+                <w:sz w:val="16"/>
+              </w:rPr>
+              <w:t>0.781</w:t>
+            </w:r>
+          </w:p>
+        </w:tc>
+        <w:tc>
+          <w:tcPr>
+            <w:tcW w:type="dxa" w:w="1000"/>
+          </w:tcPr>
+          <w:p>
+            <w:pPr>
+              <w:spacing w:after="0"/>
+              <w:jc w:val="center"/>
+            </w:pPr>
+            <w:r>
+              <w:rPr>
+                <w:b w:val="0"/>
+                <w:sz w:val="16"/>
+              </w:rPr>
+              <w:t>0.938</w:t>
+            </w:r>
+          </w:p>
+        </w:tc>
+        <w:tc>
+          <w:tcPr>
+            <w:tcW w:type="dxa" w:w="1000"/>
+          </w:tcPr>
+          <w:p>
+            <w:pPr>
+              <w:spacing w:after="0"/>
+              <w:jc w:val="center"/>
+            </w:pPr>
+            <w:r>
+              <w:rPr>
+                <w:b w:val="0"/>
+                <w:sz w:val="16"/>
+              </w:rPr>
+              <w:t>0.625</w:t>
+            </w:r>
+          </w:p>
+        </w:tc>
+        <w:tc>
+          <w:tcPr>
+            <w:tcW w:type="dxa" w:w="3060"/>
+          </w:tcPr>
+          <w:p>
+            <w:pPr>
+              <w:spacing w:after="0"/>
+            </w:pPr>
+            <w:r>
+              <w:rPr>
+                <w:b w:val="0"/>
+                <w:sz w:val="16"/>
+              </w:rPr>
+              <w:t>Fusion did not clearly beat CRCNS-only.</w:t>
+            </w:r>
+          </w:p>
+        </w:tc>
+      </w:tr>
+    </w:tbl>
+    <w:p/>
+    <w:p>
+      <w:pPr>
+        <w:pStyle w:val="Heading1"/>
+      </w:pPr>
+      <w:r>
+        <w:t>6. Strict Aligned Model Selection</w:t>
+      </w:r>
+    </w:p>
+    <w:p>
+      <w:r>
+        <w:t>For final model selection, mixed self-supervised pretraining is aligned to the EMS downstream split: EMS test subjects are not allowed into MEM train. Non-EMS datasets are split independently by subject. This avoids optimistic leakage from target-dataset test subjects during self-supervised pretraining.</w:t>
+      </w:r>
+    </w:p>
+    <w:tbl>
+      <w:tblPr>
+        <w:tblStyle w:val="TableGrid"/>
+        <w:tblW w:type="dxa" w:w="9360"/>
+        <w:jc w:val="center"/>
+        <w:tblLayout w:type="fixed"/>
+        <w:tblLook w:firstColumn="1" w:firstRow="1" w:lastColumn="0" w:lastRow="0" w:noHBand="0" w:noVBand="1" w:val="04A0"/>
+      </w:tblPr>
+      <w:tblGrid>
+        <w:gridCol w:w="1900"/>
+        <w:gridCol w:w="850"/>
+        <w:gridCol w:w="650"/>
+        <w:gridCol w:w="1100"/>
+        <w:gridCol w:w="1350"/>
+        <w:gridCol w:w="900"/>
+        <w:gridCol w:w="900"/>
+        <w:gridCol w:w="1710"/>
+      </w:tblGrid>
+      <w:tr>
+        <w:tc>
+          <w:tcPr>
+            <w:tcW w:type="dxa" w:w="1900"/>
+            <w:tcMar>
+              <w:top w:w="80" w:type="dxa"/>
+              <w:start w:w="100" w:type="dxa"/>
+              <w:bottom w:w="80" w:type="dxa"/>
+              <w:end w:w="100" w:type="dxa"/>
+            </w:tcMar>
+            <w:vAlign w:val="center"/>
+            <w:shd w:fill="EAF2F8"/>
+          </w:tcPr>
+          <w:p>
+            <w:pPr>
+              <w:spacing w:after="0"/>
+              <w:jc w:val="center"/>
+            </w:pPr>
+            <w:r>
+              <w:rPr>
+                <w:b/>
+                <w:sz w:val="16"/>
+              </w:rPr>
+              <w:t>Experiment</w:t>
+            </w:r>
+          </w:p>
+        </w:tc>
+        <w:tc>
+          <w:tcPr>
+            <w:tcW w:type="dxa" w:w="850"/>
+            <w:tcMar>
+              <w:top w:w="80" w:type="dxa"/>
+              <w:start w:w="100" w:type="dxa"/>
+              <w:bottom w:w="80" w:type="dxa"/>
+              <w:end w:w="100" w:type="dxa"/>
+            </w:tcMar>
+            <w:vAlign w:val="center"/>
+            <w:shd w:fill="EAF2F8"/>
+          </w:tcPr>
+          <w:p>
+            <w:pPr>
+              <w:spacing w:after="0"/>
               <w:jc w:val="center"/>
             </w:pPr>
             <w:r>
@@ -1953,18 +2557,45 @@
         </w:tc>
         <w:tc>
           <w:tcPr>
-            <w:tcW w:type="dxa" w:w="700"/>
-            <w:shd w:fill="EAF2F8"/>
+            <w:tcW w:type="dxa" w:w="650"/>
             <w:tcMar>
-              <w:top w:w="90" w:type="dxa"/>
-              <w:start w:w="110" w:type="dxa"/>
-              <w:bottom w:w="90" w:type="dxa"/>
-              <w:end w:w="110" w:type="dxa"/>
+              <w:top w:w="80" w:type="dxa"/>
+              <w:start w:w="100" w:type="dxa"/>
+              <w:bottom w:w="80" w:type="dxa"/>
+              <w:end w:w="100" w:type="dxa"/>
             </w:tcMar>
             <w:vAlign w:val="center"/>
+            <w:shd w:fill="EAF2F8"/>
           </w:tcPr>
           <w:p>
             <w:pPr>
+              <w:spacing w:after="0"/>
+              <w:jc w:val="center"/>
+            </w:pPr>
+            <w:r>
+              <w:rPr>
+                <w:b/>
+                <w:sz w:val="16"/>
+              </w:rPr>
+              <w:t>Seeds</w:t>
+            </w:r>
+          </w:p>
+        </w:tc>
+        <w:tc>
+          <w:tcPr>
+            <w:tcW w:type="dxa" w:w="1100"/>
+            <w:tcMar>
+              <w:top w:w="80" w:type="dxa"/>
+              <w:start w:w="100" w:type="dxa"/>
+              <w:bottom w:w="80" w:type="dxa"/>
+              <w:end w:w="100" w:type="dxa"/>
+            </w:tcMar>
+            <w:vAlign w:val="center"/>
+            <w:shd w:fill="EAF2F8"/>
+          </w:tcPr>
+          <w:p>
+            <w:pPr>
+              <w:spacing w:after="0"/>
               <w:jc w:val="center"/>
             </w:pPr>
             <w:r>
@@ -1978,139 +2609,15 @@
         </w:tc>
         <w:tc>
           <w:tcPr>
-            <w:tcW w:type="dxa" w:w="850"/>
-            <w:shd w:fill="EAF2F8"/>
+            <w:tcW w:type="dxa" w:w="1350"/>
             <w:tcMar>
-              <w:top w:w="90" w:type="dxa"/>
-              <w:start w:w="110" w:type="dxa"/>
-              <w:bottom w:w="90" w:type="dxa"/>
-              <w:end w:w="110" w:type="dxa"/>
+              <w:top w:w="80" w:type="dxa"/>
+              <w:start w:w="100" w:type="dxa"/>
+              <w:bottom w:w="80" w:type="dxa"/>
+              <w:end w:w="100" w:type="dxa"/>
             </w:tcMar>
             <w:vAlign w:val="center"/>
-          </w:tcPr>
-          <w:p>
-            <w:pPr>
-              <w:jc w:val="center"/>
-            </w:pPr>
-            <w:r>
-              <w:rPr>
-                <w:b/>
-                <w:sz w:val="16"/>
-              </w:rPr>
-              <w:t>Bal Acc</w:t>
-            </w:r>
-          </w:p>
-        </w:tc>
-        <w:tc>
-          <w:tcPr>
-            <w:tcW w:type="dxa" w:w="700"/>
             <w:shd w:fill="EAF2F8"/>
-            <w:tcMar>
-              <w:top w:w="90" w:type="dxa"/>
-              <w:start w:w="110" w:type="dxa"/>
-              <w:bottom w:w="90" w:type="dxa"/>
-              <w:end w:w="110" w:type="dxa"/>
-            </w:tcMar>
-            <w:vAlign w:val="center"/>
-          </w:tcPr>
-          <w:p>
-            <w:pPr>
-              <w:jc w:val="center"/>
-            </w:pPr>
-            <w:r>
-              <w:rPr>
-                <w:b/>
-                <w:sz w:val="16"/>
-              </w:rPr>
-              <w:t>Sens</w:t>
-            </w:r>
-          </w:p>
-        </w:tc>
-        <w:tc>
-          <w:tcPr>
-            <w:tcW w:type="dxa" w:w="700"/>
-            <w:shd w:fill="EAF2F8"/>
-            <w:tcMar>
-              <w:top w:w="90" w:type="dxa"/>
-              <w:start w:w="110" w:type="dxa"/>
-              <w:bottom w:w="90" w:type="dxa"/>
-              <w:end w:w="110" w:type="dxa"/>
-            </w:tcMar>
-            <w:vAlign w:val="center"/>
-          </w:tcPr>
-          <w:p>
-            <w:pPr>
-              <w:jc w:val="center"/>
-            </w:pPr>
-            <w:r>
-              <w:rPr>
-                <w:b/>
-                <w:sz w:val="16"/>
-              </w:rPr>
-              <w:t>Spec</w:t>
-            </w:r>
-          </w:p>
-        </w:tc>
-        <w:tc>
-          <w:tcPr>
-            <w:tcW w:type="dxa" w:w="3960"/>
-            <w:shd w:fill="EAF2F8"/>
-            <w:tcMar>
-              <w:top w:w="90" w:type="dxa"/>
-              <w:start w:w="110" w:type="dxa"/>
-              <w:bottom w:w="90" w:type="dxa"/>
-              <w:end w:w="110" w:type="dxa"/>
-            </w:tcMar>
-            <w:vAlign w:val="center"/>
-          </w:tcPr>
-          <w:p>
-            <w:pPr>
-              <w:jc w:val="center"/>
-            </w:pPr>
-            <w:r>
-              <w:rPr>
-                <w:b/>
-                <w:sz w:val="16"/>
-              </w:rPr>
-              <w:t>Notes</w:t>
-            </w:r>
-          </w:p>
-        </w:tc>
-      </w:tr>
-      <w:tr>
-        <w:tc>
-          <w:tcPr>
-            <w:tcW w:type="dxa" w:w="1450"/>
-            <w:tcMar>
-              <w:top w:w="90" w:type="dxa"/>
-              <w:start w:w="110" w:type="dxa"/>
-              <w:bottom w:w="90" w:type="dxa"/>
-              <w:end w:w="110" w:type="dxa"/>
-            </w:tcMar>
-            <w:vAlign w:val="center"/>
-          </w:tcPr>
-          <w:p>
-            <w:pPr>
-              <w:spacing w:after="0"/>
-            </w:pPr>
-            <w:r>
-              <w:rPr>
-                <w:sz w:val="16"/>
-              </w:rPr>
-              <w:t>None</w:t>
-            </w:r>
-          </w:p>
-        </w:tc>
-        <w:tc>
-          <w:tcPr>
-            <w:tcW w:type="dxa" w:w="1000"/>
-            <w:tcMar>
-              <w:top w:w="90" w:type="dxa"/>
-              <w:start w:w="110" w:type="dxa"/>
-              <w:bottom w:w="90" w:type="dxa"/>
-              <w:end w:w="110" w:type="dxa"/>
-            </w:tcMar>
-            <w:vAlign w:val="center"/>
           </w:tcPr>
           <w:p>
             <w:pPr>
@@ -2119,22 +2626,24 @@
             </w:pPr>
             <w:r>
               <w:rPr>
+                <w:b/>
                 <w:sz w:val="16"/>
               </w:rPr>
-              <w:t>from scratch</w:t>
+              <w:t>Balanced accuracy</w:t>
             </w:r>
           </w:p>
         </w:tc>
         <w:tc>
           <w:tcPr>
-            <w:tcW w:type="dxa" w:w="700"/>
+            <w:tcW w:type="dxa" w:w="900"/>
             <w:tcMar>
-              <w:top w:w="90" w:type="dxa"/>
-              <w:start w:w="110" w:type="dxa"/>
-              <w:bottom w:w="90" w:type="dxa"/>
-              <w:end w:w="110" w:type="dxa"/>
+              <w:top w:w="80" w:type="dxa"/>
+              <w:start w:w="100" w:type="dxa"/>
+              <w:bottom w:w="80" w:type="dxa"/>
+              <w:end w:w="100" w:type="dxa"/>
             </w:tcMar>
             <w:vAlign w:val="center"/>
+            <w:shd w:fill="EAF2F8"/>
           </w:tcPr>
           <w:p>
             <w:pPr>
@@ -2143,22 +2652,24 @@
             </w:pPr>
             <w:r>
               <w:rPr>
+                <w:b/>
                 <w:sz w:val="16"/>
               </w:rPr>
-              <w:t>0.828</w:t>
+              <w:t>Sensitivity</w:t>
             </w:r>
           </w:p>
         </w:tc>
         <w:tc>
           <w:tcPr>
-            <w:tcW w:type="dxa" w:w="850"/>
+            <w:tcW w:type="dxa" w:w="900"/>
             <w:tcMar>
-              <w:top w:w="90" w:type="dxa"/>
-              <w:start w:w="110" w:type="dxa"/>
-              <w:bottom w:w="90" w:type="dxa"/>
-              <w:end w:w="110" w:type="dxa"/>
+              <w:top w:w="80" w:type="dxa"/>
+              <w:start w:w="100" w:type="dxa"/>
+              <w:bottom w:w="80" w:type="dxa"/>
+              <w:end w:w="100" w:type="dxa"/>
             </w:tcMar>
             <w:vAlign w:val="center"/>
+            <w:shd w:fill="EAF2F8"/>
           </w:tcPr>
           <w:p>
             <w:pPr>
@@ -2167,22 +2678,24 @@
             </w:pPr>
             <w:r>
               <w:rPr>
+                <w:b/>
                 <w:sz w:val="16"/>
               </w:rPr>
-              <w:t>0.719</w:t>
+              <w:t>Specificity</w:t>
             </w:r>
           </w:p>
         </w:tc>
         <w:tc>
           <w:tcPr>
-            <w:tcW w:type="dxa" w:w="700"/>
+            <w:tcW w:type="dxa" w:w="1710"/>
             <w:tcMar>
-              <w:top w:w="90" w:type="dxa"/>
-              <w:start w:w="110" w:type="dxa"/>
-              <w:bottom w:w="90" w:type="dxa"/>
-              <w:end w:w="110" w:type="dxa"/>
+              <w:top w:w="80" w:type="dxa"/>
+              <w:start w:w="100" w:type="dxa"/>
+              <w:bottom w:w="80" w:type="dxa"/>
+              <w:end w:w="100" w:type="dxa"/>
             </w:tcMar>
             <w:vAlign w:val="center"/>
+            <w:shd w:fill="EAF2F8"/>
           </w:tcPr>
           <w:p>
             <w:pPr>
@@ -2191,6 +2704,405 @@
             </w:pPr>
             <w:r>
               <w:rPr>
+                <w:b/>
+                <w:sz w:val="16"/>
+              </w:rPr>
+              <w:t>Decision</w:t>
+            </w:r>
+          </w:p>
+        </w:tc>
+      </w:tr>
+      <w:tr>
+        <w:tc>
+          <w:tcPr>
+            <w:tcW w:type="dxa" w:w="1900"/>
+          </w:tcPr>
+          <w:p>
+            <w:pPr>
+              <w:spacing w:after="0"/>
+            </w:pPr>
+            <w:r>
+              <w:rPr>
+                <w:b w:val="0"/>
+                <w:sz w:val="16"/>
+              </w:rPr>
+              <w:t>CRCNS+EMS MEM, dropout 0.3</w:t>
+            </w:r>
+          </w:p>
+        </w:tc>
+        <w:tc>
+          <w:tcPr>
+            <w:tcW w:type="dxa" w:w="850"/>
+          </w:tcPr>
+          <w:p>
+            <w:pPr>
+              <w:spacing w:after="0"/>
+              <w:jc w:val="center"/>
+            </w:pPr>
+            <w:r>
+              <w:rPr>
+                <w:b w:val="0"/>
+                <w:sz w:val="16"/>
+              </w:rPr>
+              <w:t>fine-tune</w:t>
+            </w:r>
+          </w:p>
+        </w:tc>
+        <w:tc>
+          <w:tcPr>
+            <w:tcW w:type="dxa" w:w="650"/>
+          </w:tcPr>
+          <w:p>
+            <w:pPr>
+              <w:spacing w:after="0"/>
+              <w:jc w:val="center"/>
+            </w:pPr>
+            <w:r>
+              <w:rPr>
+                <w:b w:val="0"/>
+                <w:sz w:val="16"/>
+              </w:rPr>
+              <w:t>5</w:t>
+            </w:r>
+          </w:p>
+        </w:tc>
+        <w:tc>
+          <w:tcPr>
+            <w:tcW w:type="dxa" w:w="1100"/>
+          </w:tcPr>
+          <w:p>
+            <w:pPr>
+              <w:spacing w:after="0"/>
+              <w:jc w:val="center"/>
+            </w:pPr>
+            <w:r>
+              <w:rPr>
+                <w:b w:val="0"/>
+                <w:sz w:val="16"/>
+              </w:rPr>
+              <w:t>0.813 +/- 0.062</w:t>
+            </w:r>
+          </w:p>
+        </w:tc>
+        <w:tc>
+          <w:tcPr>
+            <w:tcW w:type="dxa" w:w="1350"/>
+          </w:tcPr>
+          <w:p>
+            <w:pPr>
+              <w:spacing w:after="0"/>
+              <w:jc w:val="center"/>
+            </w:pPr>
+            <w:r>
+              <w:rPr>
+                <w:b w:val="0"/>
+                <w:sz w:val="16"/>
+              </w:rPr>
+              <w:t>0.725 +/- 0.060</w:t>
+            </w:r>
+          </w:p>
+        </w:tc>
+        <w:tc>
+          <w:tcPr>
+            <w:tcW w:type="dxa" w:w="900"/>
+          </w:tcPr>
+          <w:p>
+            <w:pPr>
+              <w:spacing w:after="0"/>
+              <w:jc w:val="center"/>
+            </w:pPr>
+            <w:r>
+              <w:rPr>
+                <w:b w:val="0"/>
+                <w:sz w:val="16"/>
+              </w:rPr>
+              <w:t>0.788</w:t>
+            </w:r>
+          </w:p>
+        </w:tc>
+        <w:tc>
+          <w:tcPr>
+            <w:tcW w:type="dxa" w:w="900"/>
+          </w:tcPr>
+          <w:p>
+            <w:pPr>
+              <w:spacing w:after="0"/>
+              <w:jc w:val="center"/>
+            </w:pPr>
+            <w:r>
+              <w:rPr>
+                <w:b w:val="0"/>
+                <w:sz w:val="16"/>
+              </w:rPr>
+              <w:t>0.663</w:t>
+            </w:r>
+          </w:p>
+        </w:tc>
+        <w:tc>
+          <w:tcPr>
+            <w:tcW w:type="dxa" w:w="1710"/>
+          </w:tcPr>
+          <w:p>
+            <w:pPr>
+              <w:spacing w:after="0"/>
+              <w:jc w:val="center"/>
+            </w:pPr>
+            <w:r>
+              <w:rPr>
+                <w:b w:val="0"/>
+                <w:sz w:val="16"/>
+              </w:rPr>
+              <w:t>Primary model.</w:t>
+            </w:r>
+          </w:p>
+        </w:tc>
+      </w:tr>
+      <w:tr>
+        <w:tc>
+          <w:tcPr>
+            <w:tcW w:type="dxa" w:w="1900"/>
+          </w:tcPr>
+          <w:p>
+            <w:pPr>
+              <w:spacing w:after="0"/>
+            </w:pPr>
+            <w:r>
+              <w:rPr>
+                <w:b w:val="0"/>
+                <w:sz w:val="16"/>
+              </w:rPr>
+              <w:t>CRCNS+EMS MEM, dropout 0.4</w:t>
+            </w:r>
+          </w:p>
+        </w:tc>
+        <w:tc>
+          <w:tcPr>
+            <w:tcW w:type="dxa" w:w="850"/>
+          </w:tcPr>
+          <w:p>
+            <w:pPr>
+              <w:spacing w:after="0"/>
+              <w:jc w:val="center"/>
+            </w:pPr>
+            <w:r>
+              <w:rPr>
+                <w:b w:val="0"/>
+                <w:sz w:val="16"/>
+              </w:rPr>
+              <w:t>fine-tune</w:t>
+            </w:r>
+          </w:p>
+        </w:tc>
+        <w:tc>
+          <w:tcPr>
+            <w:tcW w:type="dxa" w:w="650"/>
+          </w:tcPr>
+          <w:p>
+            <w:pPr>
+              <w:spacing w:after="0"/>
+              <w:jc w:val="center"/>
+            </w:pPr>
+            <w:r>
+              <w:rPr>
+                <w:b w:val="0"/>
+                <w:sz w:val="16"/>
+              </w:rPr>
+              <w:t>5</w:t>
+            </w:r>
+          </w:p>
+        </w:tc>
+        <w:tc>
+          <w:tcPr>
+            <w:tcW w:type="dxa" w:w="1100"/>
+          </w:tcPr>
+          <w:p>
+            <w:pPr>
+              <w:spacing w:after="0"/>
+              <w:jc w:val="center"/>
+            </w:pPr>
+            <w:r>
+              <w:rPr>
+                <w:b w:val="0"/>
+                <w:sz w:val="16"/>
+              </w:rPr>
+              <w:t>0.804 +/- 0.043</w:t>
+            </w:r>
+          </w:p>
+        </w:tc>
+        <w:tc>
+          <w:tcPr>
+            <w:tcW w:type="dxa" w:w="1350"/>
+          </w:tcPr>
+          <w:p>
+            <w:pPr>
+              <w:spacing w:after="0"/>
+              <w:jc w:val="center"/>
+            </w:pPr>
+            <w:r>
+              <w:rPr>
+                <w:b w:val="0"/>
+                <w:sz w:val="16"/>
+              </w:rPr>
+              <w:t>0.719 +/- 0.049</w:t>
+            </w:r>
+          </w:p>
+        </w:tc>
+        <w:tc>
+          <w:tcPr>
+            <w:tcW w:type="dxa" w:w="900"/>
+          </w:tcPr>
+          <w:p>
+            <w:pPr>
+              <w:spacing w:after="0"/>
+              <w:jc w:val="center"/>
+            </w:pPr>
+            <w:r>
+              <w:rPr>
+                <w:b w:val="0"/>
+                <w:sz w:val="16"/>
+              </w:rPr>
+              <w:t>0.713</w:t>
+            </w:r>
+          </w:p>
+        </w:tc>
+        <w:tc>
+          <w:tcPr>
+            <w:tcW w:type="dxa" w:w="900"/>
+          </w:tcPr>
+          <w:p>
+            <w:pPr>
+              <w:spacing w:after="0"/>
+              <w:jc w:val="center"/>
+            </w:pPr>
+            <w:r>
+              <w:rPr>
+                <w:b w:val="0"/>
+                <w:sz w:val="16"/>
+              </w:rPr>
+              <w:t>0.725</w:t>
+            </w:r>
+          </w:p>
+        </w:tc>
+        <w:tc>
+          <w:tcPr>
+            <w:tcW w:type="dxa" w:w="1710"/>
+          </w:tcPr>
+          <w:p>
+            <w:pPr>
+              <w:spacing w:after="0"/>
+            </w:pPr>
+            <w:r>
+              <w:rPr>
+                <w:b w:val="0"/>
+                <w:sz w:val="16"/>
+              </w:rPr>
+              <w:t>Higher specificity, lower sensitivity.</w:t>
+            </w:r>
+          </w:p>
+        </w:tc>
+      </w:tr>
+      <w:tr>
+        <w:tc>
+          <w:tcPr>
+            <w:tcW w:type="dxa" w:w="1900"/>
+          </w:tcPr>
+          <w:p>
+            <w:pPr>
+              <w:spacing w:after="0"/>
+            </w:pPr>
+            <w:r>
+              <w:rPr>
+                <w:b w:val="0"/>
+                <w:sz w:val="16"/>
+              </w:rPr>
+              <w:t>CRCNS+EMS MEM, dropout 0.3</w:t>
+            </w:r>
+          </w:p>
+        </w:tc>
+        <w:tc>
+          <w:tcPr>
+            <w:tcW w:type="dxa" w:w="850"/>
+          </w:tcPr>
+          <w:p>
+            <w:pPr>
+              <w:spacing w:after="0"/>
+              <w:jc w:val="center"/>
+            </w:pPr>
+            <w:r>
+              <w:rPr>
+                <w:b w:val="0"/>
+                <w:sz w:val="16"/>
+              </w:rPr>
+              <w:t>frozen</w:t>
+            </w:r>
+          </w:p>
+        </w:tc>
+        <w:tc>
+          <w:tcPr>
+            <w:tcW w:type="dxa" w:w="650"/>
+          </w:tcPr>
+          <w:p>
+            <w:pPr>
+              <w:spacing w:after="0"/>
+              <w:jc w:val="center"/>
+            </w:pPr>
+            <w:r>
+              <w:rPr>
+                <w:b w:val="0"/>
+                <w:sz w:val="16"/>
+              </w:rPr>
+              <w:t>5</w:t>
+            </w:r>
+          </w:p>
+        </w:tc>
+        <w:tc>
+          <w:tcPr>
+            <w:tcW w:type="dxa" w:w="1100"/>
+          </w:tcPr>
+          <w:p>
+            <w:pPr>
+              <w:spacing w:after="0"/>
+              <w:jc w:val="center"/>
+            </w:pPr>
+            <w:r>
+              <w:rPr>
+                <w:b w:val="0"/>
+                <w:sz w:val="16"/>
+              </w:rPr>
+              <w:t>0.719 +/- 0.072</w:t>
+            </w:r>
+          </w:p>
+        </w:tc>
+        <w:tc>
+          <w:tcPr>
+            <w:tcW w:type="dxa" w:w="1350"/>
+          </w:tcPr>
+          <w:p>
+            <w:pPr>
+              <w:spacing w:after="0"/>
+              <w:jc w:val="center"/>
+            </w:pPr>
+            <w:r>
+              <w:rPr>
+                <w:b w:val="0"/>
+                <w:sz w:val="16"/>
+              </w:rPr>
+              <w:t>0.613 +/- 0.098</w:t>
+            </w:r>
+          </w:p>
+        </w:tc>
+        <w:tc>
+          <w:tcPr>
+            <w:tcW w:type="dxa" w:w="900"/>
+          </w:tcPr>
+          <w:p>
+            <w:pPr>
+              <w:spacing w:after="0"/>
+              <w:jc w:val="center"/>
+            </w:pPr>
+            <w:r>
+              <w:rPr>
+                <w:b w:val="0"/>
                 <w:sz w:val="16"/>
               </w:rPr>
               <w:t>0.813</w:t>
@@ -2199,14 +3111,7 @@
         </w:tc>
         <w:tc>
           <w:tcPr>
-            <w:tcW w:type="dxa" w:w="700"/>
-            <w:tcMar>
-              <w:top w:w="90" w:type="dxa"/>
-              <w:start w:w="110" w:type="dxa"/>
-              <w:bottom w:w="90" w:type="dxa"/>
-              <w:end w:w="110" w:type="dxa"/>
-            </w:tcMar>
-            <w:vAlign w:val="center"/>
+            <w:tcW w:type="dxa" w:w="900"/>
           </w:tcPr>
           <w:p>
             <w:pPr>
@@ -2215,22 +3120,16 @@
             </w:pPr>
             <w:r>
               <w:rPr>
+                <w:b w:val="0"/>
                 <w:sz w:val="16"/>
               </w:rPr>
-              <w:t>0.625</w:t>
+              <w:t>0.413</w:t>
             </w:r>
           </w:p>
         </w:tc>
         <w:tc>
           <w:tcPr>
-            <w:tcW w:type="dxa" w:w="3960"/>
-            <w:tcMar>
-              <w:top w:w="90" w:type="dxa"/>
-              <w:start w:w="110" w:type="dxa"/>
-              <w:bottom w:w="90" w:type="dxa"/>
-              <w:end w:w="110" w:type="dxa"/>
-            </w:tcMar>
-            <w:vAlign w:val="center"/>
+            <w:tcW w:type="dxa" w:w="1710"/>
           </w:tcPr>
           <w:p>
             <w:pPr>
@@ -2238,9 +3137,10 @@
             </w:pPr>
             <w:r>
               <w:rPr>
+                <w:b w:val="0"/>
                 <w:sz w:val="16"/>
               </w:rPr>
-              <w:t>Seed42 supervised encoder baseline.</w:t>
+              <w:t>Frozen probing is weak.</w:t>
             </w:r>
           </w:p>
         </w:tc>
@@ -2248,14 +3148,7 @@
       <w:tr>
         <w:tc>
           <w:tcPr>
-            <w:tcW w:type="dxa" w:w="1450"/>
-            <w:tcMar>
-              <w:top w:w="90" w:type="dxa"/>
-              <w:start w:w="110" w:type="dxa"/>
-              <w:bottom w:w="90" w:type="dxa"/>
-              <w:end w:w="110" w:type="dxa"/>
-            </w:tcMar>
-            <w:vAlign w:val="center"/>
+            <w:tcW w:type="dxa" w:w="1900"/>
           </w:tcPr>
           <w:p>
             <w:pPr>
@@ -2263,22 +3156,16 @@
             </w:pPr>
             <w:r>
               <w:rPr>
+                <w:b w:val="0"/>
                 <w:sz w:val="16"/>
               </w:rPr>
-              <w:t>EMS-only MEM</w:t>
+              <w:t>CRCNS+EMS MEM, dropout 0.4</w:t>
             </w:r>
           </w:p>
         </w:tc>
         <w:tc>
           <w:tcPr>
-            <w:tcW w:type="dxa" w:w="1000"/>
-            <w:tcMar>
-              <w:top w:w="90" w:type="dxa"/>
-              <w:start w:w="110" w:type="dxa"/>
-              <w:bottom w:w="90" w:type="dxa"/>
-              <w:end w:w="110" w:type="dxa"/>
-            </w:tcMar>
-            <w:vAlign w:val="center"/>
+            <w:tcW w:type="dxa" w:w="850"/>
           </w:tcPr>
           <w:p>
             <w:pPr>
@@ -2287,22 +3174,16 @@
             </w:pPr>
             <w:r>
               <w:rPr>
+                <w:b w:val="0"/>
                 <w:sz w:val="16"/>
               </w:rPr>
-              <w:t>fine-tune</w:t>
+              <w:t>frozen</w:t>
             </w:r>
           </w:p>
         </w:tc>
         <w:tc>
           <w:tcPr>
-            <w:tcW w:type="dxa" w:w="700"/>
-            <w:tcMar>
-              <w:top w:w="90" w:type="dxa"/>
-              <w:start w:w="110" w:type="dxa"/>
-              <w:bottom w:w="90" w:type="dxa"/>
-              <w:end w:w="110" w:type="dxa"/>
-            </w:tcMar>
-            <w:vAlign w:val="center"/>
+            <w:tcW w:type="dxa" w:w="650"/>
           </w:tcPr>
           <w:p>
             <w:pPr>
@@ -2311,22 +3192,16 @@
             </w:pPr>
             <w:r>
               <w:rPr>
+                <w:b w:val="0"/>
                 <w:sz w:val="16"/>
               </w:rPr>
-              <w:t>0.891</w:t>
+              <w:t>5</w:t>
             </w:r>
           </w:p>
         </w:tc>
         <w:tc>
           <w:tcPr>
-            <w:tcW w:type="dxa" w:w="850"/>
-            <w:tcMar>
-              <w:top w:w="90" w:type="dxa"/>
-              <w:start w:w="110" w:type="dxa"/>
-              <w:bottom w:w="90" w:type="dxa"/>
-              <w:end w:w="110" w:type="dxa"/>
-            </w:tcMar>
-            <w:vAlign w:val="center"/>
+            <w:tcW w:type="dxa" w:w="1100"/>
           </w:tcPr>
           <w:p>
             <w:pPr>
@@ -2335,22 +3210,16 @@
             </w:pPr>
             <w:r>
               <w:rPr>
+                <w:b w:val="0"/>
                 <w:sz w:val="16"/>
               </w:rPr>
-              <w:t>0.750</w:t>
+              <w:t>0.709 +/- 0.067</w:t>
             </w:r>
           </w:p>
         </w:tc>
         <w:tc>
           <w:tcPr>
-            <w:tcW w:type="dxa" w:w="700"/>
-            <w:tcMar>
-              <w:top w:w="90" w:type="dxa"/>
-              <w:start w:w="110" w:type="dxa"/>
-              <w:bottom w:w="90" w:type="dxa"/>
-              <w:end w:w="110" w:type="dxa"/>
-            </w:tcMar>
-            <w:vAlign w:val="center"/>
+            <w:tcW w:type="dxa" w:w="1350"/>
           </w:tcPr>
           <w:p>
             <w:pPr>
@@ -2359,22 +3228,16 @@
             </w:pPr>
             <w:r>
               <w:rPr>
+                <w:b w:val="0"/>
                 <w:sz w:val="16"/>
               </w:rPr>
-              <w:t>0.938</w:t>
+              <w:t>0.631 +/- 0.060</w:t>
             </w:r>
           </w:p>
         </w:tc>
         <w:tc>
           <w:tcPr>
-            <w:tcW w:type="dxa" w:w="700"/>
-            <w:tcMar>
-              <w:top w:w="90" w:type="dxa"/>
-              <w:start w:w="110" w:type="dxa"/>
-              <w:bottom w:w="90" w:type="dxa"/>
-              <w:end w:w="110" w:type="dxa"/>
-            </w:tcMar>
-            <w:vAlign w:val="center"/>
+            <w:tcW w:type="dxa" w:w="900"/>
           </w:tcPr>
           <w:p>
             <w:pPr>
@@ -2383,70 +3246,16 @@
             </w:pPr>
             <w:r>
               <w:rPr>
+                <w:b w:val="0"/>
                 <w:sz w:val="16"/>
               </w:rPr>
-              <w:t>0.563</w:t>
+              <w:t>0.763</w:t>
             </w:r>
           </w:p>
         </w:tc>
         <w:tc>
           <w:tcPr>
-            <w:tcW w:type="dxa" w:w="3960"/>
-            <w:tcMar>
-              <w:top w:w="90" w:type="dxa"/>
-              <w:start w:w="110" w:type="dxa"/>
-              <w:bottom w:w="90" w:type="dxa"/>
-              <w:end w:w="110" w:type="dxa"/>
-            </w:tcMar>
-            <w:vAlign w:val="center"/>
-          </w:tcPr>
-          <w:p>
-            <w:pPr>
-              <w:spacing w:after="0"/>
-            </w:pPr>
-            <w:r>
-              <w:rPr>
-                <w:sz w:val="16"/>
-              </w:rPr>
-              <w:t>Highest seed42 AUC.</w:t>
-            </w:r>
-          </w:p>
-        </w:tc>
-      </w:tr>
-      <w:tr>
-        <w:tc>
-          <w:tcPr>
-            <w:tcW w:type="dxa" w:w="1450"/>
-            <w:tcMar>
-              <w:top w:w="90" w:type="dxa"/>
-              <w:start w:w="110" w:type="dxa"/>
-              <w:bottom w:w="90" w:type="dxa"/>
-              <w:end w:w="110" w:type="dxa"/>
-            </w:tcMar>
-            <w:vAlign w:val="center"/>
-          </w:tcPr>
-          <w:p>
-            <w:pPr>
-              <w:spacing w:after="0"/>
-            </w:pPr>
-            <w:r>
-              <w:rPr>
-                <w:sz w:val="16"/>
-              </w:rPr>
-              <w:t>EMS-only MEM</w:t>
-            </w:r>
-          </w:p>
-        </w:tc>
-        <w:tc>
-          <w:tcPr>
-            <w:tcW w:type="dxa" w:w="1000"/>
-            <w:tcMar>
-              <w:top w:w="90" w:type="dxa"/>
-              <w:start w:w="110" w:type="dxa"/>
-              <w:bottom w:w="90" w:type="dxa"/>
-              <w:end w:w="110" w:type="dxa"/>
-            </w:tcMar>
-            <w:vAlign w:val="center"/>
+            <w:tcW w:type="dxa" w:w="900"/>
           </w:tcPr>
           <w:p>
             <w:pPr>
@@ -2455,438 +3264,7 @@
             </w:pPr>
             <w:r>
               <w:rPr>
-                <w:sz w:val="16"/>
-              </w:rPr>
-              <w:t>frozen</w:t>
-            </w:r>
-          </w:p>
-        </w:tc>
-        <w:tc>
-          <w:tcPr>
-            <w:tcW w:type="dxa" w:w="700"/>
-            <w:tcMar>
-              <w:top w:w="90" w:type="dxa"/>
-              <w:start w:w="110" w:type="dxa"/>
-              <w:bottom w:w="90" w:type="dxa"/>
-              <w:end w:w="110" w:type="dxa"/>
-            </w:tcMar>
-            <w:vAlign w:val="center"/>
-          </w:tcPr>
-          <w:p>
-            <w:pPr>
-              <w:spacing w:after="0"/>
-              <w:jc w:val="center"/>
-            </w:pPr>
-            <w:r>
-              <w:rPr>
-                <w:sz w:val="16"/>
-              </w:rPr>
-              <w:t>0.848</w:t>
-            </w:r>
-          </w:p>
-        </w:tc>
-        <w:tc>
-          <w:tcPr>
-            <w:tcW w:type="dxa" w:w="850"/>
-            <w:tcMar>
-              <w:top w:w="90" w:type="dxa"/>
-              <w:start w:w="110" w:type="dxa"/>
-              <w:bottom w:w="90" w:type="dxa"/>
-              <w:end w:w="110" w:type="dxa"/>
-            </w:tcMar>
-            <w:vAlign w:val="center"/>
-          </w:tcPr>
-          <w:p>
-            <w:pPr>
-              <w:spacing w:after="0"/>
-              <w:jc w:val="center"/>
-            </w:pPr>
-            <w:r>
-              <w:rPr>
-                <w:sz w:val="16"/>
-              </w:rPr>
-              <w:t>0.688</w:t>
-            </w:r>
-          </w:p>
-        </w:tc>
-        <w:tc>
-          <w:tcPr>
-            <w:tcW w:type="dxa" w:w="700"/>
-            <w:tcMar>
-              <w:top w:w="90" w:type="dxa"/>
-              <w:start w:w="110" w:type="dxa"/>
-              <w:bottom w:w="90" w:type="dxa"/>
-              <w:end w:w="110" w:type="dxa"/>
-            </w:tcMar>
-            <w:vAlign w:val="center"/>
-          </w:tcPr>
-          <w:p>
-            <w:pPr>
-              <w:spacing w:after="0"/>
-              <w:jc w:val="center"/>
-            </w:pPr>
-            <w:r>
-              <w:rPr>
-                <w:sz w:val="16"/>
-              </w:rPr>
-              <w:t>0.938</w:t>
-            </w:r>
-          </w:p>
-        </w:tc>
-        <w:tc>
-          <w:tcPr>
-            <w:tcW w:type="dxa" w:w="700"/>
-            <w:tcMar>
-              <w:top w:w="90" w:type="dxa"/>
-              <w:start w:w="110" w:type="dxa"/>
-              <w:bottom w:w="90" w:type="dxa"/>
-              <w:end w:w="110" w:type="dxa"/>
-            </w:tcMar>
-            <w:vAlign w:val="center"/>
-          </w:tcPr>
-          <w:p>
-            <w:pPr>
-              <w:spacing w:after="0"/>
-              <w:jc w:val="center"/>
-            </w:pPr>
-            <w:r>
-              <w:rPr>
-                <w:sz w:val="16"/>
-              </w:rPr>
-              <w:t>0.438</w:t>
-            </w:r>
-          </w:p>
-        </w:tc>
-        <w:tc>
-          <w:tcPr>
-            <w:tcW w:type="dxa" w:w="3960"/>
-            <w:tcMar>
-              <w:top w:w="90" w:type="dxa"/>
-              <w:start w:w="110" w:type="dxa"/>
-              <w:bottom w:w="90" w:type="dxa"/>
-              <w:end w:w="110" w:type="dxa"/>
-            </w:tcMar>
-            <w:vAlign w:val="center"/>
-          </w:tcPr>
-          <w:p>
-            <w:pPr>
-              <w:spacing w:after="0"/>
-            </w:pPr>
-            <w:r>
-              <w:rPr>
-                <w:sz w:val="16"/>
-              </w:rPr>
-              <w:t>Frozen probing underperforms fine-tuning.</w:t>
-            </w:r>
-          </w:p>
-        </w:tc>
-      </w:tr>
-      <w:tr>
-        <w:tc>
-          <w:tcPr>
-            <w:tcW w:type="dxa" w:w="1450"/>
-            <w:tcMar>
-              <w:top w:w="90" w:type="dxa"/>
-              <w:start w:w="110" w:type="dxa"/>
-              <w:bottom w:w="90" w:type="dxa"/>
-              <w:end w:w="110" w:type="dxa"/>
-            </w:tcMar>
-            <w:vAlign w:val="center"/>
-          </w:tcPr>
-          <w:p>
-            <w:pPr>
-              <w:spacing w:after="0"/>
-            </w:pPr>
-            <w:r>
-              <w:rPr>
-                <w:sz w:val="16"/>
-              </w:rPr>
-              <w:t>HBN+EMS MEM</w:t>
-            </w:r>
-          </w:p>
-        </w:tc>
-        <w:tc>
-          <w:tcPr>
-            <w:tcW w:type="dxa" w:w="1000"/>
-            <w:tcMar>
-              <w:top w:w="90" w:type="dxa"/>
-              <w:start w:w="110" w:type="dxa"/>
-              <w:bottom w:w="90" w:type="dxa"/>
-              <w:end w:w="110" w:type="dxa"/>
-            </w:tcMar>
-            <w:vAlign w:val="center"/>
-          </w:tcPr>
-          <w:p>
-            <w:pPr>
-              <w:spacing w:after="0"/>
-              <w:jc w:val="center"/>
-            </w:pPr>
-            <w:r>
-              <w:rPr>
-                <w:sz w:val="16"/>
-              </w:rPr>
-              <w:t>fine-tune</w:t>
-            </w:r>
-          </w:p>
-        </w:tc>
-        <w:tc>
-          <w:tcPr>
-            <w:tcW w:type="dxa" w:w="700"/>
-            <w:tcMar>
-              <w:top w:w="90" w:type="dxa"/>
-              <w:start w:w="110" w:type="dxa"/>
-              <w:bottom w:w="90" w:type="dxa"/>
-              <w:end w:w="110" w:type="dxa"/>
-            </w:tcMar>
-            <w:vAlign w:val="center"/>
-          </w:tcPr>
-          <w:p>
-            <w:pPr>
-              <w:spacing w:after="0"/>
-              <w:jc w:val="center"/>
-            </w:pPr>
-            <w:r>
-              <w:rPr>
-                <w:sz w:val="16"/>
-              </w:rPr>
-              <w:t>0.859</w:t>
-            </w:r>
-          </w:p>
-        </w:tc>
-        <w:tc>
-          <w:tcPr>
-            <w:tcW w:type="dxa" w:w="850"/>
-            <w:tcMar>
-              <w:top w:w="90" w:type="dxa"/>
-              <w:start w:w="110" w:type="dxa"/>
-              <w:bottom w:w="90" w:type="dxa"/>
-              <w:end w:w="110" w:type="dxa"/>
-            </w:tcMar>
-            <w:vAlign w:val="center"/>
-          </w:tcPr>
-          <w:p>
-            <w:pPr>
-              <w:spacing w:after="0"/>
-              <w:jc w:val="center"/>
-            </w:pPr>
-            <w:r>
-              <w:rPr>
-                <w:sz w:val="16"/>
-              </w:rPr>
-              <w:t>0.719</w:t>
-            </w:r>
-          </w:p>
-        </w:tc>
-        <w:tc>
-          <w:tcPr>
-            <w:tcW w:type="dxa" w:w="700"/>
-            <w:tcMar>
-              <w:top w:w="90" w:type="dxa"/>
-              <w:start w:w="110" w:type="dxa"/>
-              <w:bottom w:w="90" w:type="dxa"/>
-              <w:end w:w="110" w:type="dxa"/>
-            </w:tcMar>
-            <w:vAlign w:val="center"/>
-          </w:tcPr>
-          <w:p>
-            <w:pPr>
-              <w:spacing w:after="0"/>
-              <w:jc w:val="center"/>
-            </w:pPr>
-            <w:r>
-              <w:rPr>
-                <w:sz w:val="16"/>
-              </w:rPr>
-              <w:t>0.875</w:t>
-            </w:r>
-          </w:p>
-        </w:tc>
-        <w:tc>
-          <w:tcPr>
-            <w:tcW w:type="dxa" w:w="700"/>
-            <w:tcMar>
-              <w:top w:w="90" w:type="dxa"/>
-              <w:start w:w="110" w:type="dxa"/>
-              <w:bottom w:w="90" w:type="dxa"/>
-              <w:end w:w="110" w:type="dxa"/>
-            </w:tcMar>
-            <w:vAlign w:val="center"/>
-          </w:tcPr>
-          <w:p>
-            <w:pPr>
-              <w:spacing w:after="0"/>
-              <w:jc w:val="center"/>
-            </w:pPr>
-            <w:r>
-              <w:rPr>
-                <w:sz w:val="16"/>
-              </w:rPr>
-              <w:t>0.563</w:t>
-            </w:r>
-          </w:p>
-        </w:tc>
-        <w:tc>
-          <w:tcPr>
-            <w:tcW w:type="dxa" w:w="3960"/>
-            <w:tcMar>
-              <w:top w:w="90" w:type="dxa"/>
-              <w:start w:w="110" w:type="dxa"/>
-              <w:bottom w:w="90" w:type="dxa"/>
-              <w:end w:w="110" w:type="dxa"/>
-            </w:tcMar>
-            <w:vAlign w:val="center"/>
-          </w:tcPr>
-          <w:p>
-            <w:pPr>
-              <w:spacing w:after="0"/>
-            </w:pPr>
-            <w:r>
-              <w:rPr>
-                <w:sz w:val="16"/>
-              </w:rPr>
-              <w:t>Pipeline works, but no gain over EMS-only.</w:t>
-            </w:r>
-          </w:p>
-        </w:tc>
-      </w:tr>
-      <w:tr>
-        <w:tc>
-          <w:tcPr>
-            <w:tcW w:type="dxa" w:w="1450"/>
-            <w:tcMar>
-              <w:top w:w="90" w:type="dxa"/>
-              <w:start w:w="110" w:type="dxa"/>
-              <w:bottom w:w="90" w:type="dxa"/>
-              <w:end w:w="110" w:type="dxa"/>
-            </w:tcMar>
-            <w:vAlign w:val="center"/>
-          </w:tcPr>
-          <w:p>
-            <w:pPr>
-              <w:spacing w:after="0"/>
-            </w:pPr>
-            <w:r>
-              <w:rPr>
-                <w:sz w:val="16"/>
-              </w:rPr>
-              <w:t>HBN+EMS MEM</w:t>
-            </w:r>
-          </w:p>
-        </w:tc>
-        <w:tc>
-          <w:tcPr>
-            <w:tcW w:type="dxa" w:w="1000"/>
-            <w:tcMar>
-              <w:top w:w="90" w:type="dxa"/>
-              <w:start w:w="110" w:type="dxa"/>
-              <w:bottom w:w="90" w:type="dxa"/>
-              <w:end w:w="110" w:type="dxa"/>
-            </w:tcMar>
-            <w:vAlign w:val="center"/>
-          </w:tcPr>
-          <w:p>
-            <w:pPr>
-              <w:spacing w:after="0"/>
-              <w:jc w:val="center"/>
-            </w:pPr>
-            <w:r>
-              <w:rPr>
-                <w:sz w:val="16"/>
-              </w:rPr>
-              <w:t>frozen</w:t>
-            </w:r>
-          </w:p>
-        </w:tc>
-        <w:tc>
-          <w:tcPr>
-            <w:tcW w:type="dxa" w:w="700"/>
-            <w:tcMar>
-              <w:top w:w="90" w:type="dxa"/>
-              <w:start w:w="110" w:type="dxa"/>
-              <w:bottom w:w="90" w:type="dxa"/>
-              <w:end w:w="110" w:type="dxa"/>
-            </w:tcMar>
-            <w:vAlign w:val="center"/>
-          </w:tcPr>
-          <w:p>
-            <w:pPr>
-              <w:spacing w:after="0"/>
-              <w:jc w:val="center"/>
-            </w:pPr>
-            <w:r>
-              <w:rPr>
-                <w:sz w:val="16"/>
-              </w:rPr>
-              <w:t>0.824</w:t>
-            </w:r>
-          </w:p>
-        </w:tc>
-        <w:tc>
-          <w:tcPr>
-            <w:tcW w:type="dxa" w:w="850"/>
-            <w:tcMar>
-              <w:top w:w="90" w:type="dxa"/>
-              <w:start w:w="110" w:type="dxa"/>
-              <w:bottom w:w="90" w:type="dxa"/>
-              <w:end w:w="110" w:type="dxa"/>
-            </w:tcMar>
-            <w:vAlign w:val="center"/>
-          </w:tcPr>
-          <w:p>
-            <w:pPr>
-              <w:spacing w:after="0"/>
-              <w:jc w:val="center"/>
-            </w:pPr>
-            <w:r>
-              <w:rPr>
-                <w:sz w:val="16"/>
-              </w:rPr>
-              <w:t>0.719</w:t>
-            </w:r>
-          </w:p>
-        </w:tc>
-        <w:tc>
-          <w:tcPr>
-            <w:tcW w:type="dxa" w:w="700"/>
-            <w:tcMar>
-              <w:top w:w="90" w:type="dxa"/>
-              <w:start w:w="110" w:type="dxa"/>
-              <w:bottom w:w="90" w:type="dxa"/>
-              <w:end w:w="110" w:type="dxa"/>
-            </w:tcMar>
-            <w:vAlign w:val="center"/>
-          </w:tcPr>
-          <w:p>
-            <w:pPr>
-              <w:spacing w:after="0"/>
-              <w:jc w:val="center"/>
-            </w:pPr>
-            <w:r>
-              <w:rPr>
-                <w:sz w:val="16"/>
-              </w:rPr>
-              <w:t>0.938</w:t>
-            </w:r>
-          </w:p>
-        </w:tc>
-        <w:tc>
-          <w:tcPr>
-            <w:tcW w:type="dxa" w:w="700"/>
-            <w:tcMar>
-              <w:top w:w="90" w:type="dxa"/>
-              <w:start w:w="110" w:type="dxa"/>
-              <w:bottom w:w="90" w:type="dxa"/>
-              <w:end w:w="110" w:type="dxa"/>
-            </w:tcMar>
-            <w:vAlign w:val="center"/>
-          </w:tcPr>
-          <w:p>
-            <w:pPr>
-              <w:spacing w:after="0"/>
-              <w:jc w:val="center"/>
-            </w:pPr>
-            <w:r>
-              <w:rPr>
+                <w:b w:val="0"/>
                 <w:sz w:val="16"/>
               </w:rPr>
               <w:t>0.500</w:t>
@@ -2895,14 +3273,7 @@
         </w:tc>
         <w:tc>
           <w:tcPr>
-            <w:tcW w:type="dxa" w:w="3960"/>
-            <w:tcMar>
-              <w:top w:w="90" w:type="dxa"/>
-              <w:start w:w="110" w:type="dxa"/>
-              <w:bottom w:w="90" w:type="dxa"/>
-              <w:end w:w="110" w:type="dxa"/>
-            </w:tcMar>
-            <w:vAlign w:val="center"/>
+            <w:tcW w:type="dxa" w:w="1710"/>
           </w:tcPr>
           <w:p>
             <w:pPr>
@@ -2910,345 +3281,10 @@
             </w:pPr>
             <w:r>
               <w:rPr>
+                <w:b w:val="0"/>
                 <w:sz w:val="16"/>
               </w:rPr>
-              <w:t>Some ranking transfer, weak specificity.</w:t>
-            </w:r>
-          </w:p>
-        </w:tc>
-      </w:tr>
-      <w:tr>
-        <w:tc>
-          <w:tcPr>
-            <w:tcW w:type="dxa" w:w="1450"/>
-            <w:tcMar>
-              <w:top w:w="90" w:type="dxa"/>
-              <w:start w:w="110" w:type="dxa"/>
-              <w:bottom w:w="90" w:type="dxa"/>
-              <w:end w:w="110" w:type="dxa"/>
-            </w:tcMar>
-            <w:vAlign w:val="center"/>
-          </w:tcPr>
-          <w:p>
-            <w:pPr>
-              <w:spacing w:after="0"/>
-            </w:pPr>
-            <w:r>
-              <w:rPr>
-                <w:sz w:val="16"/>
-              </w:rPr>
-              <w:t>GazeBase+EMS MEM</w:t>
-            </w:r>
-          </w:p>
-        </w:tc>
-        <w:tc>
-          <w:tcPr>
-            <w:tcW w:type="dxa" w:w="1000"/>
-            <w:tcMar>
-              <w:top w:w="90" w:type="dxa"/>
-              <w:start w:w="110" w:type="dxa"/>
-              <w:bottom w:w="90" w:type="dxa"/>
-              <w:end w:w="110" w:type="dxa"/>
-            </w:tcMar>
-            <w:vAlign w:val="center"/>
-          </w:tcPr>
-          <w:p>
-            <w:pPr>
-              <w:spacing w:after="0"/>
-              <w:jc w:val="center"/>
-            </w:pPr>
-            <w:r>
-              <w:rPr>
-                <w:sz w:val="16"/>
-              </w:rPr>
-              <w:t>fine-tune</w:t>
-            </w:r>
-          </w:p>
-        </w:tc>
-        <w:tc>
-          <w:tcPr>
-            <w:tcW w:type="dxa" w:w="700"/>
-            <w:tcMar>
-              <w:top w:w="90" w:type="dxa"/>
-              <w:start w:w="110" w:type="dxa"/>
-              <w:bottom w:w="90" w:type="dxa"/>
-              <w:end w:w="110" w:type="dxa"/>
-            </w:tcMar>
-            <w:vAlign w:val="center"/>
-          </w:tcPr>
-          <w:p>
-            <w:pPr>
-              <w:spacing w:after="0"/>
-              <w:jc w:val="center"/>
-            </w:pPr>
-            <w:r>
-              <w:rPr>
-                <w:sz w:val="16"/>
-              </w:rPr>
-              <w:t>0.863</w:t>
-            </w:r>
-          </w:p>
-        </w:tc>
-        <w:tc>
-          <w:tcPr>
-            <w:tcW w:type="dxa" w:w="850"/>
-            <w:tcMar>
-              <w:top w:w="90" w:type="dxa"/>
-              <w:start w:w="110" w:type="dxa"/>
-              <w:bottom w:w="90" w:type="dxa"/>
-              <w:end w:w="110" w:type="dxa"/>
-            </w:tcMar>
-            <w:vAlign w:val="center"/>
-          </w:tcPr>
-          <w:p>
-            <w:pPr>
-              <w:spacing w:after="0"/>
-              <w:jc w:val="center"/>
-            </w:pPr>
-            <w:r>
-              <w:rPr>
-                <w:sz w:val="16"/>
-              </w:rPr>
-              <w:t>0.813</w:t>
-            </w:r>
-          </w:p>
-        </w:tc>
-        <w:tc>
-          <w:tcPr>
-            <w:tcW w:type="dxa" w:w="700"/>
-            <w:tcMar>
-              <w:top w:w="90" w:type="dxa"/>
-              <w:start w:w="110" w:type="dxa"/>
-              <w:bottom w:w="90" w:type="dxa"/>
-              <w:end w:w="110" w:type="dxa"/>
-            </w:tcMar>
-            <w:vAlign w:val="center"/>
-          </w:tcPr>
-          <w:p>
-            <w:pPr>
-              <w:spacing w:after="0"/>
-              <w:jc w:val="center"/>
-            </w:pPr>
-            <w:r>
-              <w:rPr>
-                <w:sz w:val="16"/>
-              </w:rPr>
-              <w:t>0.750</w:t>
-            </w:r>
-          </w:p>
-        </w:tc>
-        <w:tc>
-          <w:tcPr>
-            <w:tcW w:type="dxa" w:w="700"/>
-            <w:tcMar>
-              <w:top w:w="90" w:type="dxa"/>
-              <w:start w:w="110" w:type="dxa"/>
-              <w:bottom w:w="90" w:type="dxa"/>
-              <w:end w:w="110" w:type="dxa"/>
-            </w:tcMar>
-            <w:vAlign w:val="center"/>
-          </w:tcPr>
-          <w:p>
-            <w:pPr>
-              <w:spacing w:after="0"/>
-              <w:jc w:val="center"/>
-            </w:pPr>
-            <w:r>
-              <w:rPr>
-                <w:sz w:val="16"/>
-              </w:rPr>
-              <w:t>0.875</w:t>
-            </w:r>
-          </w:p>
-        </w:tc>
-        <w:tc>
-          <w:tcPr>
-            <w:tcW w:type="dxa" w:w="3960"/>
-            <w:tcMar>
-              <w:top w:w="90" w:type="dxa"/>
-              <w:start w:w="110" w:type="dxa"/>
-              <w:bottom w:w="90" w:type="dxa"/>
-              <w:end w:w="110" w:type="dxa"/>
-            </w:tcMar>
-            <w:vAlign w:val="center"/>
-          </w:tcPr>
-          <w:p>
-            <w:pPr>
-              <w:spacing w:after="0"/>
-            </w:pPr>
-            <w:r>
-              <w:rPr>
-                <w:sz w:val="16"/>
-              </w:rPr>
-              <w:t>More conservative, high specificity.</w:t>
-            </w:r>
-          </w:p>
-        </w:tc>
-      </w:tr>
-      <w:tr>
-        <w:tc>
-          <w:tcPr>
-            <w:tcW w:type="dxa" w:w="1450"/>
-            <w:tcMar>
-              <w:top w:w="90" w:type="dxa"/>
-              <w:start w:w="110" w:type="dxa"/>
-              <w:bottom w:w="90" w:type="dxa"/>
-              <w:end w:w="110" w:type="dxa"/>
-            </w:tcMar>
-            <w:vAlign w:val="center"/>
-          </w:tcPr>
-          <w:p>
-            <w:pPr>
-              <w:spacing w:after="0"/>
-            </w:pPr>
-            <w:r>
-              <w:rPr>
-                <w:sz w:val="16"/>
-              </w:rPr>
-              <w:t>GazeBase+EMS MEM</w:t>
-            </w:r>
-          </w:p>
-        </w:tc>
-        <w:tc>
-          <w:tcPr>
-            <w:tcW w:type="dxa" w:w="1000"/>
-            <w:tcMar>
-              <w:top w:w="90" w:type="dxa"/>
-              <w:start w:w="110" w:type="dxa"/>
-              <w:bottom w:w="90" w:type="dxa"/>
-              <w:end w:w="110" w:type="dxa"/>
-            </w:tcMar>
-            <w:vAlign w:val="center"/>
-          </w:tcPr>
-          <w:p>
-            <w:pPr>
-              <w:spacing w:after="0"/>
-              <w:jc w:val="center"/>
-            </w:pPr>
-            <w:r>
-              <w:rPr>
-                <w:sz w:val="16"/>
-              </w:rPr>
-              <w:t>frozen</w:t>
-            </w:r>
-          </w:p>
-        </w:tc>
-        <w:tc>
-          <w:tcPr>
-            <w:tcW w:type="dxa" w:w="700"/>
-            <w:tcMar>
-              <w:top w:w="90" w:type="dxa"/>
-              <w:start w:w="110" w:type="dxa"/>
-              <w:bottom w:w="90" w:type="dxa"/>
-              <w:end w:w="110" w:type="dxa"/>
-            </w:tcMar>
-            <w:vAlign w:val="center"/>
-          </w:tcPr>
-          <w:p>
-            <w:pPr>
-              <w:spacing w:after="0"/>
-              <w:jc w:val="center"/>
-            </w:pPr>
-            <w:r>
-              <w:rPr>
-                <w:sz w:val="16"/>
-              </w:rPr>
-              <w:t>0.863</w:t>
-            </w:r>
-          </w:p>
-        </w:tc>
-        <w:tc>
-          <w:tcPr>
-            <w:tcW w:type="dxa" w:w="850"/>
-            <w:tcMar>
-              <w:top w:w="90" w:type="dxa"/>
-              <w:start w:w="110" w:type="dxa"/>
-              <w:bottom w:w="90" w:type="dxa"/>
-              <w:end w:w="110" w:type="dxa"/>
-            </w:tcMar>
-            <w:vAlign w:val="center"/>
-          </w:tcPr>
-          <w:p>
-            <w:pPr>
-              <w:spacing w:after="0"/>
-              <w:jc w:val="center"/>
-            </w:pPr>
-            <w:r>
-              <w:rPr>
-                <w:sz w:val="16"/>
-              </w:rPr>
-              <w:t>0.688</w:t>
-            </w:r>
-          </w:p>
-        </w:tc>
-        <w:tc>
-          <w:tcPr>
-            <w:tcW w:type="dxa" w:w="700"/>
-            <w:tcMar>
-              <w:top w:w="90" w:type="dxa"/>
-              <w:start w:w="110" w:type="dxa"/>
-              <w:bottom w:w="90" w:type="dxa"/>
-              <w:end w:w="110" w:type="dxa"/>
-            </w:tcMar>
-            <w:vAlign w:val="center"/>
-          </w:tcPr>
-          <w:p>
-            <w:pPr>
-              <w:spacing w:after="0"/>
-              <w:jc w:val="center"/>
-            </w:pPr>
-            <w:r>
-              <w:rPr>
-                <w:sz w:val="16"/>
-              </w:rPr>
-              <w:t>0.938</w:t>
-            </w:r>
-          </w:p>
-        </w:tc>
-        <w:tc>
-          <w:tcPr>
-            <w:tcW w:type="dxa" w:w="700"/>
-            <w:tcMar>
-              <w:top w:w="90" w:type="dxa"/>
-              <w:start w:w="110" w:type="dxa"/>
-              <w:bottom w:w="90" w:type="dxa"/>
-              <w:end w:w="110" w:type="dxa"/>
-            </w:tcMar>
-            <w:vAlign w:val="center"/>
-          </w:tcPr>
-          <w:p>
-            <w:pPr>
-              <w:spacing w:after="0"/>
-              <w:jc w:val="center"/>
-            </w:pPr>
-            <w:r>
-              <w:rPr>
-                <w:sz w:val="16"/>
-              </w:rPr>
-              <w:t>0.438</w:t>
-            </w:r>
-          </w:p>
-        </w:tc>
-        <w:tc>
-          <w:tcPr>
-            <w:tcW w:type="dxa" w:w="3960"/>
-            <w:tcMar>
-              <w:top w:w="90" w:type="dxa"/>
-              <w:start w:w="110" w:type="dxa"/>
-              <w:bottom w:w="90" w:type="dxa"/>
-              <w:end w:w="110" w:type="dxa"/>
-            </w:tcMar>
-            <w:vAlign w:val="center"/>
-          </w:tcPr>
-          <w:p>
-            <w:pPr>
-              <w:spacing w:after="0"/>
-            </w:pPr>
-            <w:r>
-              <w:rPr>
-                <w:sz w:val="16"/>
-              </w:rPr>
-              <w:t>Ranking transfers; threshold boundary needs adaptation.</w:t>
+              <w:t>Frozen probing remains secondary.</w:t>
             </w:r>
           </w:p>
         </w:tc>
@@ -3260,7 +3296,61 @@
         <w:pStyle w:val="Heading1"/>
       </w:pPr>
       <w:r>
-        <w:t>6. 阶段性判断</w:t>
+        <w:t>7. Current Decision</w:t>
+      </w:r>
+    </w:p>
+    <w:p>
+      <w:r>
+        <w:t>The current primary model is bigru64_ems_crcns_mask045_aligned: BiGRU64, span masking probability 0.45, dropout 0.3, batch size 8, max sequence length 1500, EMS-anchor aligned split, and supervised fine-tuning. Dropout 0.4 is retained as a secondary high-specificity candidate but is not the primary model.</w:t>
+      </w:r>
+    </w:p>
+    <w:p>
+      <w:pPr>
+        <w:pStyle w:val="ListBullet"/>
+        <w:spacing w:after="60"/>
+      </w:pPr>
+      <w:r>
+        <w:t>Do not use frozen probing as the main downstream method.</w:t>
+      </w:r>
+    </w:p>
+    <w:p>
+      <w:pPr>
+        <w:pStyle w:val="ListBullet"/>
+        <w:spacing w:after="60"/>
+      </w:pPr>
+      <w:r>
+        <w:t>Do not include single-seed mask0.30 or batch16 runs in the final comparison.</w:t>
+      </w:r>
+    </w:p>
+    <w:p>
+      <w:pPr>
+        <w:pStyle w:val="ListBullet"/>
+        <w:spacing w:after="60"/>
+      </w:pPr>
+      <w:r>
+        <w:t>Report multi-seed mean and standard deviation rather than the best single split.</w:t>
+      </w:r>
+    </w:p>
+    <w:p>
+      <w:pPr>
+        <w:pStyle w:val="ListBullet"/>
+        <w:spacing w:after="60"/>
+      </w:pPr>
+      <w:r>
+        <w:t>Treat all current EMS results as preliminary because the labeled cohort is small.</w:t>
+      </w:r>
+    </w:p>
+    <w:p>
+      <w:pPr>
+        <w:pStyle w:val="Heading1"/>
+      </w:pPr>
+      <w:r>
+        <w:t>8. Next Work</w:t>
+      </w:r>
+    </w:p>
+    <w:p>
+      <w:r>
+        <w:t>The next stage should pause broad architecture search and focus on documentation, protocol cleanup, and one targeted confirmation experiment only if needed.</w:t>
       </w:r>
     </w:p>
     <w:p>
@@ -3269,7 +3359,7 @@
         <w:spacing w:after="60"/>
       </w:pPr>
       <w:r>
-        <w:t>内容解耦 fixation-event pipeline 已经成立，EMS、HBN、GazeBase 可以进入同一 encoder-ready schema。</w:t>
+        <w:t>Finalize the combined result table comparing from-scratch, EMS-only MEM, and aligned CRCNS+EMS MEM.</w:t>
       </w:r>
     </w:p>
     <w:p>
@@ -3278,7 +3368,7 @@
         <w:spacing w:after="60"/>
       </w:pPr>
       <w:r>
-        <w:t>当前最稳的 encoder 证据来自 EMS-only MEM fine-tune，多 seed 下平均 AUC 和 balanced accuracy 均优于 from scratch。</w:t>
+        <w:t>Document the aligned split protocol as the main no-leakage model-selection protocol.</w:t>
       </w:r>
     </w:p>
     <w:p>
@@ -3287,7 +3377,7 @@
         <w:spacing w:after="60"/>
       </w:pPr>
       <w:r>
-        <w:t>HBN 技术链路已完成，但目前不作为优先优化路线。</w:t>
+        <w:t>Optionally test max_seq_len=3000 for the selected dropout 0.3 model while keeping batch size fixed at 8.</w:t>
       </w:r>
     </w:p>
     <w:p>
@@ -3296,195 +3386,13 @@
         <w:spacing w:after="60"/>
       </w:pPr>
       <w:r>
-        <w:t>GazeBase 值得保留，因为它提供了与 EMS-only 不同的错误模式：更高 specificity、更低 sensitivity。</w:t>
-      </w:r>
-    </w:p>
-    <w:p>
-      <w:pPr>
-        <w:pStyle w:val="ListNumber"/>
-        <w:spacing w:after="60"/>
-      </w:pPr>
-      <w:r>
-        <w:t>正式超参数消融应推迟到 Saliency4ASD 和 CRCNS 至少完成基础数据源筛选之后。</w:t>
-      </w:r>
-    </w:p>
-    <w:p>
-      <w:pPr>
-        <w:pStyle w:val="Heading1"/>
-      </w:pPr>
-      <w:r>
-        <w:t>7. 下一阶段计划</w:t>
-      </w:r>
-    </w:p>
-    <w:p>
-      <w:r>
-        <w:t>下一阶段不应直接进入大规模刷分，而应先完成剩余数据源筛选，再选择一到两条最有希望的预训练路线做受控消融。建议顺序如下：</w:t>
-      </w:r>
-    </w:p>
-    <w:p>
-      <w:pPr>
-        <w:pStyle w:val="ListNumber"/>
-        <w:spacing w:after="60"/>
-      </w:pPr>
-      <w:r>
-        <w:t>接入 Saliency4ASD：确认文件结构，解析 fixation/scanpath，统一到 EyeNet fixation-event schema。ASD 标签只可作为辅助任务候选，不能与 EMS SZ/HC 混合。</w:t>
-      </w:r>
-    </w:p>
-    <w:p>
-      <w:pPr>
-        <w:pStyle w:val="ListNumber"/>
-        <w:spacing w:after="60"/>
-      </w:pPr>
-      <w:r>
-        <w:t>核查 CRCNS eye-1：确认本地数据是否完整，再决定是否实现 adapter。</w:t>
-      </w:r>
-    </w:p>
-    <w:p>
-      <w:pPr>
-        <w:pStyle w:val="ListNumber"/>
-        <w:spacing w:after="60"/>
-      </w:pPr>
-      <w:r>
-        <w:t>对每个新数据源只使用固定 baseline 超参数，不做调参，先跑 source+EMS MEM fine-tune/frozen。</w:t>
-      </w:r>
-    </w:p>
-    <w:p>
-      <w:pPr>
-        <w:pStyle w:val="ListNumber"/>
-        <w:spacing w:after="60"/>
-      </w:pPr>
-      <w:r>
-        <w:t>完成数据源筛选后再做小范围消融：hidden_dim 32/64/128，dropout 0.1/0.3/0.5，max_seq_len 1000/1500/2500。</w:t>
-      </w:r>
-    </w:p>
-    <w:p>
-      <w:pPr>
-        <w:pStyle w:val="ListNumber"/>
-        <w:spacing w:after="60"/>
-      </w:pPr>
-      <w:r>
-        <w:t>最终模型选择必须基于 multi-seed mean/std，而不是某一个 split 的最高 AUC。</w:t>
-      </w:r>
-    </w:p>
-    <w:p>
-      <w:pPr>
-        <w:pStyle w:val="Heading1"/>
-      </w:pPr>
-      <w:r>
-        <w:t>8. 当前论文表述限制</w:t>
-      </w:r>
-    </w:p>
-    <w:p>
-      <w:pPr>
-        <w:pStyle w:val="ListBullet"/>
-        <w:spacing w:after="60"/>
-      </w:pPr>
-      <w:r>
-        <w:t>不能声称模型已经达到临床诊断水平；当前只支持初步筛查和风险排序表述。</w:t>
-      </w:r>
-    </w:p>
-    <w:p>
-      <w:pPr>
-        <w:pStyle w:val="ListBullet"/>
-        <w:spacing w:after="60"/>
-      </w:pPr>
-      <w:r>
-        <w:t>不能声称公共数据必然提升；HBN 已经显示公共数据可能无增益。</w:t>
-      </w:r>
-    </w:p>
-    <w:p>
-      <w:pPr>
-        <w:pStyle w:val="ListBullet"/>
-        <w:spacing w:after="60"/>
-      </w:pPr>
-      <w:r>
-        <w:t>不能只报告最高单 split；EMS 样本小，必须报告 multi-seed 统计。</w:t>
-      </w:r>
-    </w:p>
-    <w:p>
-      <w:pPr>
-        <w:pStyle w:val="ListBullet"/>
-        <w:spacing w:after="60"/>
-      </w:pPr>
-      <w:r>
-        <w:t>不能混合不同疾病标签形成统一二分类标签。</w:t>
-      </w:r>
-    </w:p>
-    <w:p>
-      <w:pPr>
-        <w:pStyle w:val="ListBullet"/>
-        <w:spacing w:after="60"/>
-      </w:pPr>
-      <w:r>
-        <w:t>不能把 task_id、video_id、image_id 或刺激语义作为 universal encoder 输入。</w:t>
-      </w:r>
-    </w:p>
-    <w:p>
-      <w:pPr>
-        <w:pStyle w:val="Heading1"/>
-      </w:pPr>
-      <w:r>
-        <w:t>参考文献草稿</w:t>
-      </w:r>
-    </w:p>
-    <w:p>
-      <w:pPr>
-        <w:pStyle w:val="ListBullet"/>
-        <w:spacing w:after="60"/>
-      </w:pPr>
-      <w:r>
-        <w:t>Song et al., 2024. EMS: A Large-Scale Eye Movement Dataset, Benchmark and New Model for Schizophrenia Recognition. IEEE Transactions on Neural Networks and Learning Systems.</w:t>
-      </w:r>
-    </w:p>
-    <w:p>
-      <w:pPr>
-        <w:pStyle w:val="ListBullet"/>
-        <w:spacing w:after="60"/>
-      </w:pPr>
-      <w:r>
-        <w:t>Holmqvist et al., 2011. Eye Tracking: A Comprehensive Guide to Methods and Measures. Oxford University Press.</w:t>
-      </w:r>
-    </w:p>
-    <w:p>
-      <w:pPr>
-        <w:pStyle w:val="ListBullet"/>
-        <w:spacing w:after="60"/>
-      </w:pPr>
-      <w:r>
-        <w:t>Liu &amp; Deubel, 2018. An elaborate algorithm for automatic processing of eye movement data and identifying fixations in eye-tracking experiments. Biomedical Engineering Online.</w:t>
-      </w:r>
-    </w:p>
-    <w:p>
-      <w:pPr>
-        <w:pStyle w:val="ListBullet"/>
-        <w:spacing w:after="60"/>
-      </w:pPr>
-      <w:r>
-        <w:t>Bengio, Courville &amp; Vincent, 2013. Representation learning: A review and new perspectives. IEEE TPAMI.</w:t>
-      </w:r>
-    </w:p>
-    <w:p>
-      <w:pPr>
-        <w:pStyle w:val="ListBullet"/>
-        <w:spacing w:after="60"/>
-      </w:pPr>
-      <w:r>
-        <w:t>Srivastava et al., 2014. Dropout: A simple way to prevent neural networks from overfitting. JMLR.</w:t>
-      </w:r>
-    </w:p>
-    <w:p>
-      <w:pPr>
-        <w:pStyle w:val="ListBullet"/>
-        <w:spacing w:after="60"/>
-      </w:pPr>
-      <w:r>
-        <w:t>Kornblith et al., 2019. Do Better ImageNet Models Transfer Better? CVPR.</w:t>
+        <w:t>Move to additional dataset work only after the current result is cleanly documented.</w:t>
       </w:r>
     </w:p>
     <w:sectPr>
       <w:footerReference w:type="default" r:id="rId9"/>
       <w:pgSz w:w="12240" w:h="15840"/>
-      <w:pgMar w:top="1181" w:right="1181" w:bottom="1181" w:left="1181" w:header="720" w:footer="720" w:gutter="0"/>
+      <w:pgMar w:top="1224" w:right="1224" w:bottom="1224" w:left="1224" w:header="720" w:footer="720" w:gutter="0"/>
       <w:cols w:space="720"/>
       <w:docGrid w:linePitch="360"/>
     </w:sectPr>
@@ -3504,7 +3412,7 @@
         <w:color w:val="666666"/>
         <w:sz w:val="17"/>
       </w:rPr>
-      <w:t>EyeNet content-agnostic screening model | working draft | 2026-05-23</w:t>
+      <w:t>EyeNet working draft | 2026-05-25</w:t>
     </w:r>
   </w:p>
 </w:ftr>
@@ -3877,8 +3785,8 @@
       <w:spacing w:line="269" w:lineRule="auto" w:after="100"/>
     </w:pPr>
     <w:rPr>
-      <w:rFonts w:ascii="Calibri" w:hAnsi="Calibri" w:eastAsia="Microsoft YaHei"/>
-      <w:sz w:val="20"/>
+      <w:rFonts w:ascii="Calibri" w:hAnsi="Calibri"/>
+      <w:sz w:val="21"/>
     </w:rPr>
   </w:style>
   <w:style w:type="paragraph" w:styleId="Header">
@@ -3936,14 +3844,14 @@
     <w:pPr>
       <w:keepNext/>
       <w:keepLines/>
-      <w:spacing w:before="240" w:after="100"/>
+      <w:spacing w:before="180" w:after="80"/>
       <w:outlineLvl w:val="0"/>
     </w:pPr>
     <w:rPr>
-      <w:rFonts w:asciiTheme="majorHAnsi" w:eastAsiaTheme="majorEastAsia" w:hAnsiTheme="majorHAnsi" w:cstheme="majorBidi" w:ascii="Calibri" w:hAnsi="Calibri" w:eastAsia="Microsoft YaHei"/>
+      <w:rFonts w:asciiTheme="majorHAnsi" w:eastAsiaTheme="majorEastAsia" w:hAnsiTheme="majorHAnsi" w:cstheme="majorBidi" w:ascii="Calibri" w:hAnsi="Calibri"/>
       <w:b/>
       <w:bCs/>
-      <w:color w:val="1F4D78"/>
+      <w:color w:val="2E74B5"/>
       <w:sz w:val="30"/>
       <w:szCs w:val="28"/>
     </w:rPr>
@@ -3960,11 +3868,11 @@
     <w:pPr>
       <w:keepNext/>
       <w:keepLines/>
-      <w:spacing w:before="160" w:after="60"/>
+      <w:spacing w:before="180" w:after="80"/>
       <w:outlineLvl w:val="1"/>
     </w:pPr>
     <w:rPr>
-      <w:rFonts w:asciiTheme="majorHAnsi" w:eastAsiaTheme="majorEastAsia" w:hAnsiTheme="majorHAnsi" w:cstheme="majorBidi" w:ascii="Calibri" w:hAnsi="Calibri" w:eastAsia="Microsoft YaHei"/>
+      <w:rFonts w:asciiTheme="majorHAnsi" w:eastAsiaTheme="majorEastAsia" w:hAnsiTheme="majorHAnsi" w:cstheme="majorBidi" w:ascii="Calibri" w:hAnsi="Calibri"/>
       <w:b/>
       <w:bCs/>
       <w:color w:val="2E74B5"/>
@@ -3984,11 +3892,11 @@
     <w:pPr>
       <w:keepNext/>
       <w:keepLines/>
-      <w:spacing w:before="120" w:after="40"/>
+      <w:spacing w:before="180" w:after="80"/>
       <w:outlineLvl w:val="2"/>
     </w:pPr>
     <w:rPr>
-      <w:rFonts w:asciiTheme="majorHAnsi" w:eastAsiaTheme="majorEastAsia" w:hAnsiTheme="majorHAnsi" w:cstheme="majorBidi" w:ascii="Calibri" w:hAnsi="Calibri" w:eastAsia="Microsoft YaHei"/>
+      <w:rFonts w:asciiTheme="majorHAnsi" w:eastAsiaTheme="majorEastAsia" w:hAnsiTheme="majorHAnsi" w:cstheme="majorBidi" w:ascii="Calibri" w:hAnsi="Calibri"/>
       <w:b/>
       <w:bCs/>
       <w:color w:val="1F4D78"/>
@@ -4226,11 +4134,11 @@
       <w:pBdr>
         <w:bottom w:val="single" w:sz="8" w:space="4" w:color="4F81BD" w:themeColor="accent1"/>
       </w:pBdr>
-      <w:spacing w:after="160" w:line="240" w:lineRule="auto"/>
+      <w:spacing w:after="300" w:line="240" w:lineRule="auto"/>
       <w:contextualSpacing/>
     </w:pPr>
     <w:rPr>
-      <w:rFonts w:asciiTheme="majorHAnsi" w:eastAsiaTheme="majorEastAsia" w:hAnsiTheme="majorHAnsi" w:cstheme="majorBidi" w:ascii="Calibri" w:hAnsi="Calibri" w:eastAsia="Microsoft YaHei"/>
+      <w:rFonts w:asciiTheme="majorHAnsi" w:eastAsiaTheme="majorEastAsia" w:hAnsiTheme="majorHAnsi" w:cstheme="majorBidi" w:ascii="Calibri" w:hAnsi="Calibri"/>
       <w:b/>
       <w:color w:val="0B2545"/>
       <w:spacing w:val="5"/>
